--- a/docs/product/WardPay - what it does.docx
+++ b/docs/product/WardPay - what it does.docx
@@ -42,7 +42,7 @@
           <w:sz w:val="20"/>
           <w:szCs w:val="20"/>
         </w:rPr>
-        <w:t xml:space="preserve">Updated 20 October 2026. Everything listed here is built and tested unless it’s under “Coming next”.</w:t>
+        <w:t xml:space="preserve">Updated 25 October 2026. Everything listed here is built and tested unless it’s under “Coming next”.</w:t>
       </w:r>
     </w:p>
     <w:p>
@@ -1948,6 +1948,65 @@
                 <w:sz w:val="20"/>
                 <w:szCs w:val="20"/>
               </w:rPr>
+              <w:t xml:space="preserve">The school’s own instalment plans (“Pay in 3”) that parents choose themselves on their phone, with an optional plan charge</w:t>
+            </w:r>
+          </w:p>
+        </w:tc>
+        <w:tc>
+          <w:tcPr>
+            <w:tcW w:type="dxa" w:w="4238"/>
+            <w:tcBorders>
+              <w:top w:val="single" w:color="D0D7D3" w:sz="4"/>
+              <w:left w:val="single" w:color="D0D7D3" w:sz="4"/>
+              <w:bottom w:val="single" w:color="D0D7D3" w:sz="4"/>
+              <w:right w:val="single" w:color="D0D7D3" w:sz="4"/>
+            </w:tcBorders>
+            <w:tcMar>
+              <w:top w:type="dxa" w:w="80"/>
+              <w:left w:type="dxa" w:w="120"/>
+              <w:bottom w:type="dxa" w:w="80"/>
+              <w:right w:type="dxa" w:w="120"/>
+            </w:tcMar>
+          </w:tcPr>
+          <w:p>
+            <w:r>
+              <w:rPr>
+                <w:b w:val="false"/>
+                <w:bCs w:val="false"/>
+                <w:sz w:val="20"/>
+                <w:szCs w:val="20"/>
+              </w:rPr>
+              <w:t xml:space="preserve">Parents spread fees without phoning the bursary, and the school decides who may and what it costs</w:t>
+            </w:r>
+          </w:p>
+        </w:tc>
+      </w:tr>
+      <w:tr>
+        <w:tc>
+          <w:tcPr>
+            <w:tcW w:type="dxa" w:w="5400"/>
+            <w:tcBorders>
+              <w:top w:val="single" w:color="D0D7D3" w:sz="4"/>
+              <w:left w:val="single" w:color="D0D7D3" w:sz="4"/>
+              <w:bottom w:val="single" w:color="D0D7D3" w:sz="4"/>
+              <w:right w:val="single" w:color="D0D7D3" w:sz="4"/>
+            </w:tcBorders>
+            <w:shd w:fill="F6F8F7" w:color="auto" w:val="clear"/>
+            <w:tcMar>
+              <w:top w:type="dxa" w:w="80"/>
+              <w:left w:type="dxa" w:w="120"/>
+              <w:bottom w:type="dxa" w:w="80"/>
+              <w:right w:type="dxa" w:w="120"/>
+            </w:tcMar>
+          </w:tcPr>
+          <w:p>
+            <w:r>
+              <w:rPr>
+                <w:b w:val="false"/>
+                <w:bCs w:val="false"/>
+                <w:sz w:val="20"/>
+                <w:szCs w:val="20"/>
+              </w:rPr>
               <w:t xml:space="preserve">Agree with a parent to pay a bill in instalments (2 to 12 dated amounts)</w:t>
             </w:r>
           </w:p>
@@ -1961,6 +2020,7 @@
               <w:bottom w:val="single" w:color="D0D7D3" w:sz="4"/>
               <w:right w:val="single" w:color="D0D7D3" w:sz="4"/>
             </w:tcBorders>
+            <w:shd w:fill="F6F8F7" w:color="auto" w:val="clear"/>
             <w:tcMar>
               <w:top w:type="dxa" w:w="80"/>
               <w:left w:type="dxa" w:w="120"/>
@@ -1991,7 +2051,6 @@
               <w:bottom w:val="single" w:color="D0D7D3" w:sz="4"/>
               <w:right w:val="single" w:color="D0D7D3" w:sz="4"/>
             </w:tcBorders>
-            <w:shd w:fill="F6F8F7" w:color="auto" w:val="clear"/>
             <w:tcMar>
               <w:top w:type="dxa" w:w="80"/>
               <w:left w:type="dxa" w:w="120"/>
@@ -2020,7 +2079,6 @@
               <w:bottom w:val="single" w:color="D0D7D3" w:sz="4"/>
               <w:right w:val="single" w:color="D0D7D3" w:sz="4"/>
             </w:tcBorders>
-            <w:shd w:fill="F6F8F7" w:color="auto" w:val="clear"/>
             <w:tcMar>
               <w:top w:type="dxa" w:w="80"/>
               <w:left w:type="dxa" w:w="120"/>
@@ -2051,6 +2109,7 @@
               <w:bottom w:val="single" w:color="D0D7D3" w:sz="4"/>
               <w:right w:val="single" w:color="D0D7D3" w:sz="4"/>
             </w:tcBorders>
+            <w:shd w:fill="F6F8F7" w:color="auto" w:val="clear"/>
             <w:tcMar>
               <w:top w:type="dxa" w:w="80"/>
               <w:left w:type="dxa" w:w="120"/>
@@ -2079,6 +2138,7 @@
               <w:bottom w:val="single" w:color="D0D7D3" w:sz="4"/>
               <w:right w:val="single" w:color="D0D7D3" w:sz="4"/>
             </w:tcBorders>
+            <w:shd w:fill="F6F8F7" w:color="auto" w:val="clear"/>
             <w:tcMar>
               <w:top w:type="dxa" w:w="80"/>
               <w:left w:type="dxa" w:w="120"/>
@@ -4820,6 +4880,65 @@
                 <w:sz w:val="20"/>
                 <w:szCs w:val="20"/>
               </w:rPr>
+              <w:t xml:space="preserve">25 Oct 2026</w:t>
+            </w:r>
+          </w:p>
+        </w:tc>
+        <w:tc>
+          <w:tcPr>
+            <w:tcW w:type="dxa" w:w="7838"/>
+            <w:tcBorders>
+              <w:top w:val="single" w:color="D0D7D3" w:sz="4"/>
+              <w:left w:val="single" w:color="D0D7D3" w:sz="4"/>
+              <w:bottom w:val="single" w:color="D0D7D3" w:sz="4"/>
+              <w:right w:val="single" w:color="D0D7D3" w:sz="4"/>
+            </w:tcBorders>
+            <w:tcMar>
+              <w:top w:type="dxa" w:w="80"/>
+              <w:left w:type="dxa" w:w="120"/>
+              <w:bottom w:type="dxa" w:w="80"/>
+              <w:right w:type="dxa" w:w="120"/>
+            </w:tcMar>
+          </w:tcPr>
+          <w:p>
+            <w:r>
+              <w:rPr>
+                <w:b w:val="false"/>
+                <w:bCs w:val="false"/>
+                <w:sz w:val="20"/>
+                <w:szCs w:val="20"/>
+              </w:rPr>
+              <w:t xml:space="preserve">Schools set their own instalment plans (“Pay in 3”), and parents choose them on their phone</w:t>
+            </w:r>
+          </w:p>
+        </w:tc>
+      </w:tr>
+      <w:tr>
+        <w:tc>
+          <w:tcPr>
+            <w:tcW w:type="dxa" w:w="1800"/>
+            <w:tcBorders>
+              <w:top w:val="single" w:color="D0D7D3" w:sz="4"/>
+              <w:left w:val="single" w:color="D0D7D3" w:sz="4"/>
+              <w:bottom w:val="single" w:color="D0D7D3" w:sz="4"/>
+              <w:right w:val="single" w:color="D0D7D3" w:sz="4"/>
+            </w:tcBorders>
+            <w:shd w:fill="F6F8F7" w:color="auto" w:val="clear"/>
+            <w:tcMar>
+              <w:top w:type="dxa" w:w="80"/>
+              <w:left w:type="dxa" w:w="120"/>
+              <w:bottom w:type="dxa" w:w="80"/>
+              <w:right w:type="dxa" w:w="120"/>
+            </w:tcMar>
+          </w:tcPr>
+          <w:p>
+            <w:r>
+              <w:rPr>
+                <w:b w:val="false"/>
+                <w:bCs w:val="false"/>
+                <w:sz w:val="20"/>
+                <w:szCs w:val="20"/>
+              </w:rPr>
               <w:t xml:space="preserve">24 Oct 2026</w:t>
             </w:r>
           </w:p>
@@ -4833,6 +4952,7 @@
               <w:bottom w:val="single" w:color="D0D7D3" w:sz="4"/>
               <w:right w:val="single" w:color="D0D7D3" w:sz="4"/>
             </w:tcBorders>
+            <w:shd w:fill="F6F8F7" w:color="auto" w:val="clear"/>
             <w:tcMar>
               <w:top w:type="dxa" w:w="80"/>
               <w:left w:type="dxa" w:w="120"/>
@@ -4863,7 +4983,6 @@
               <w:bottom w:val="single" w:color="D0D7D3" w:sz="4"/>
               <w:right w:val="single" w:color="D0D7D3" w:sz="4"/>
             </w:tcBorders>
-            <w:shd w:fill="F6F8F7" w:color="auto" w:val="clear"/>
             <w:tcMar>
               <w:top w:type="dxa" w:w="80"/>
               <w:left w:type="dxa" w:w="120"/>
@@ -4892,7 +5011,6 @@
               <w:bottom w:val="single" w:color="D0D7D3" w:sz="4"/>
               <w:right w:val="single" w:color="D0D7D3" w:sz="4"/>
             </w:tcBorders>
-            <w:shd w:fill="F6F8F7" w:color="auto" w:val="clear"/>
             <w:tcMar>
               <w:top w:type="dxa" w:w="80"/>
               <w:left w:type="dxa" w:w="120"/>
@@ -4923,6 +5041,7 @@
               <w:bottom w:val="single" w:color="D0D7D3" w:sz="4"/>
               <w:right w:val="single" w:color="D0D7D3" w:sz="4"/>
             </w:tcBorders>
+            <w:shd w:fill="F6F8F7" w:color="auto" w:val="clear"/>
             <w:tcMar>
               <w:top w:type="dxa" w:w="80"/>
               <w:left w:type="dxa" w:w="120"/>
@@ -4951,6 +5070,7 @@
               <w:bottom w:val="single" w:color="D0D7D3" w:sz="4"/>
               <w:right w:val="single" w:color="D0D7D3" w:sz="4"/>
             </w:tcBorders>
+            <w:shd w:fill="F6F8F7" w:color="auto" w:val="clear"/>
             <w:tcMar>
               <w:top w:type="dxa" w:w="80"/>
               <w:left w:type="dxa" w:w="120"/>
@@ -4981,7 +5101,6 @@
               <w:bottom w:val="single" w:color="D0D7D3" w:sz="4"/>
               <w:right w:val="single" w:color="D0D7D3" w:sz="4"/>
             </w:tcBorders>
-            <w:shd w:fill="F6F8F7" w:color="auto" w:val="clear"/>
             <w:tcMar>
               <w:top w:type="dxa" w:w="80"/>
               <w:left w:type="dxa" w:w="120"/>
@@ -5010,7 +5129,6 @@
               <w:bottom w:val="single" w:color="D0D7D3" w:sz="4"/>
               <w:right w:val="single" w:color="D0D7D3" w:sz="4"/>
             </w:tcBorders>
-            <w:shd w:fill="F6F8F7" w:color="auto" w:val="clear"/>
             <w:tcMar>
               <w:top w:type="dxa" w:w="80"/>
               <w:left w:type="dxa" w:w="120"/>
@@ -5041,6 +5159,7 @@
               <w:bottom w:val="single" w:color="D0D7D3" w:sz="4"/>
               <w:right w:val="single" w:color="D0D7D3" w:sz="4"/>
             </w:tcBorders>
+            <w:shd w:fill="F6F8F7" w:color="auto" w:val="clear"/>
             <w:tcMar>
               <w:top w:type="dxa" w:w="80"/>
               <w:left w:type="dxa" w:w="120"/>
@@ -5069,6 +5188,7 @@
               <w:bottom w:val="single" w:color="D0D7D3" w:sz="4"/>
               <w:right w:val="single" w:color="D0D7D3" w:sz="4"/>
             </w:tcBorders>
+            <w:shd w:fill="F6F8F7" w:color="auto" w:val="clear"/>
             <w:tcMar>
               <w:top w:type="dxa" w:w="80"/>
               <w:left w:type="dxa" w:w="120"/>
@@ -5099,7 +5219,6 @@
               <w:bottom w:val="single" w:color="D0D7D3" w:sz="4"/>
               <w:right w:val="single" w:color="D0D7D3" w:sz="4"/>
             </w:tcBorders>
-            <w:shd w:fill="F6F8F7" w:color="auto" w:val="clear"/>
             <w:tcMar>
               <w:top w:type="dxa" w:w="80"/>
               <w:left w:type="dxa" w:w="120"/>
@@ -5128,7 +5247,6 @@
               <w:bottom w:val="single" w:color="D0D7D3" w:sz="4"/>
               <w:right w:val="single" w:color="D0D7D3" w:sz="4"/>
             </w:tcBorders>
-            <w:shd w:fill="F6F8F7" w:color="auto" w:val="clear"/>
             <w:tcMar>
               <w:top w:type="dxa" w:w="80"/>
               <w:left w:type="dxa" w:w="120"/>
@@ -5159,6 +5277,7 @@
               <w:bottom w:val="single" w:color="D0D7D3" w:sz="4"/>
               <w:right w:val="single" w:color="D0D7D3" w:sz="4"/>
             </w:tcBorders>
+            <w:shd w:fill="F6F8F7" w:color="auto" w:val="clear"/>
             <w:tcMar>
               <w:top w:type="dxa" w:w="80"/>
               <w:left w:type="dxa" w:w="120"/>
@@ -5187,6 +5306,7 @@
               <w:bottom w:val="single" w:color="D0D7D3" w:sz="4"/>
               <w:right w:val="single" w:color="D0D7D3" w:sz="4"/>
             </w:tcBorders>
+            <w:shd w:fill="F6F8F7" w:color="auto" w:val="clear"/>
             <w:tcMar>
               <w:top w:type="dxa" w:w="80"/>
               <w:left w:type="dxa" w:w="120"/>
@@ -5217,7 +5337,6 @@
               <w:bottom w:val="single" w:color="D0D7D3" w:sz="4"/>
               <w:right w:val="single" w:color="D0D7D3" w:sz="4"/>
             </w:tcBorders>
-            <w:shd w:fill="F6F8F7" w:color="auto" w:val="clear"/>
             <w:tcMar>
               <w:top w:type="dxa" w:w="80"/>
               <w:left w:type="dxa" w:w="120"/>
@@ -5246,7 +5365,6 @@
               <w:bottom w:val="single" w:color="D0D7D3" w:sz="4"/>
               <w:right w:val="single" w:color="D0D7D3" w:sz="4"/>
             </w:tcBorders>
-            <w:shd w:fill="F6F8F7" w:color="auto" w:val="clear"/>
             <w:tcMar>
               <w:top w:type="dxa" w:w="80"/>
               <w:left w:type="dxa" w:w="120"/>
@@ -5277,6 +5395,7 @@
               <w:bottom w:val="single" w:color="D0D7D3" w:sz="4"/>
               <w:right w:val="single" w:color="D0D7D3" w:sz="4"/>
             </w:tcBorders>
+            <w:shd w:fill="F6F8F7" w:color="auto" w:val="clear"/>
             <w:tcMar>
               <w:top w:type="dxa" w:w="80"/>
               <w:left w:type="dxa" w:w="120"/>
@@ -5305,6 +5424,7 @@
               <w:bottom w:val="single" w:color="D0D7D3" w:sz="4"/>
               <w:right w:val="single" w:color="D0D7D3" w:sz="4"/>
             </w:tcBorders>
+            <w:shd w:fill="F6F8F7" w:color="auto" w:val="clear"/>
             <w:tcMar>
               <w:top w:type="dxa" w:w="80"/>
               <w:left w:type="dxa" w:w="120"/>
@@ -5335,7 +5455,6 @@
               <w:bottom w:val="single" w:color="D0D7D3" w:sz="4"/>
               <w:right w:val="single" w:color="D0D7D3" w:sz="4"/>
             </w:tcBorders>
-            <w:shd w:fill="F6F8F7" w:color="auto" w:val="clear"/>
             <w:tcMar>
               <w:top w:type="dxa" w:w="80"/>
               <w:left w:type="dxa" w:w="120"/>
@@ -5364,7 +5483,6 @@
               <w:bottom w:val="single" w:color="D0D7D3" w:sz="4"/>
               <w:right w:val="single" w:color="D0D7D3" w:sz="4"/>
             </w:tcBorders>
-            <w:shd w:fill="F6F8F7" w:color="auto" w:val="clear"/>
             <w:tcMar>
               <w:top w:type="dxa" w:w="80"/>
               <w:left w:type="dxa" w:w="120"/>
@@ -5395,6 +5513,7 @@
               <w:bottom w:val="single" w:color="D0D7D3" w:sz="4"/>
               <w:right w:val="single" w:color="D0D7D3" w:sz="4"/>
             </w:tcBorders>
+            <w:shd w:fill="F6F8F7" w:color="auto" w:val="clear"/>
             <w:tcMar>
               <w:top w:type="dxa" w:w="80"/>
               <w:left w:type="dxa" w:w="120"/>
@@ -5423,6 +5542,7 @@
               <w:bottom w:val="single" w:color="D0D7D3" w:sz="4"/>
               <w:right w:val="single" w:color="D0D7D3" w:sz="4"/>
             </w:tcBorders>
+            <w:shd w:fill="F6F8F7" w:color="auto" w:val="clear"/>
             <w:tcMar>
               <w:top w:type="dxa" w:w="80"/>
               <w:left w:type="dxa" w:w="120"/>
@@ -5453,7 +5573,6 @@
               <w:bottom w:val="single" w:color="D0D7D3" w:sz="4"/>
               <w:right w:val="single" w:color="D0D7D3" w:sz="4"/>
             </w:tcBorders>
-            <w:shd w:fill="F6F8F7" w:color="auto" w:val="clear"/>
             <w:tcMar>
               <w:top w:type="dxa" w:w="80"/>
               <w:left w:type="dxa" w:w="120"/>
@@ -5482,7 +5601,6 @@
               <w:bottom w:val="single" w:color="D0D7D3" w:sz="4"/>
               <w:right w:val="single" w:color="D0D7D3" w:sz="4"/>
             </w:tcBorders>
-            <w:shd w:fill="F6F8F7" w:color="auto" w:val="clear"/>
             <w:tcMar>
               <w:top w:type="dxa" w:w="80"/>
               <w:left w:type="dxa" w:w="120"/>
@@ -5513,6 +5631,7 @@
               <w:bottom w:val="single" w:color="D0D7D3" w:sz="4"/>
               <w:right w:val="single" w:color="D0D7D3" w:sz="4"/>
             </w:tcBorders>
+            <w:shd w:fill="F6F8F7" w:color="auto" w:val="clear"/>
             <w:tcMar>
               <w:top w:type="dxa" w:w="80"/>
               <w:left w:type="dxa" w:w="120"/>
@@ -5541,6 +5660,7 @@
               <w:bottom w:val="single" w:color="D0D7D3" w:sz="4"/>
               <w:right w:val="single" w:color="D0D7D3" w:sz="4"/>
             </w:tcBorders>
+            <w:shd w:fill="F6F8F7" w:color="auto" w:val="clear"/>
             <w:tcMar>
               <w:top w:type="dxa" w:w="80"/>
               <w:left w:type="dxa" w:w="120"/>
@@ -5571,7 +5691,6 @@
               <w:bottom w:val="single" w:color="D0D7D3" w:sz="4"/>
               <w:right w:val="single" w:color="D0D7D3" w:sz="4"/>
             </w:tcBorders>
-            <w:shd w:fill="F6F8F7" w:color="auto" w:val="clear"/>
             <w:tcMar>
               <w:top w:type="dxa" w:w="80"/>
               <w:left w:type="dxa" w:w="120"/>
@@ -5600,7 +5719,6 @@
               <w:bottom w:val="single" w:color="D0D7D3" w:sz="4"/>
               <w:right w:val="single" w:color="D0D7D3" w:sz="4"/>
             </w:tcBorders>
-            <w:shd w:fill="F6F8F7" w:color="auto" w:val="clear"/>
             <w:tcMar>
               <w:top w:type="dxa" w:w="80"/>
               <w:left w:type="dxa" w:w="120"/>
@@ -5631,6 +5749,7 @@
               <w:bottom w:val="single" w:color="D0D7D3" w:sz="4"/>
               <w:right w:val="single" w:color="D0D7D3" w:sz="4"/>
             </w:tcBorders>
+            <w:shd w:fill="F6F8F7" w:color="auto" w:val="clear"/>
             <w:tcMar>
               <w:top w:type="dxa" w:w="80"/>
               <w:left w:type="dxa" w:w="120"/>
@@ -5659,6 +5778,7 @@
               <w:bottom w:val="single" w:color="D0D7D3" w:sz="4"/>
               <w:right w:val="single" w:color="D0D7D3" w:sz="4"/>
             </w:tcBorders>
+            <w:shd w:fill="F6F8F7" w:color="auto" w:val="clear"/>
             <w:tcMar>
               <w:top w:type="dxa" w:w="80"/>
               <w:left w:type="dxa" w:w="120"/>
@@ -5689,7 +5809,6 @@
               <w:bottom w:val="single" w:color="D0D7D3" w:sz="4"/>
               <w:right w:val="single" w:color="D0D7D3" w:sz="4"/>
             </w:tcBorders>
-            <w:shd w:fill="F6F8F7" w:color="auto" w:val="clear"/>
             <w:tcMar>
               <w:top w:type="dxa" w:w="80"/>
               <w:left w:type="dxa" w:w="120"/>
@@ -5718,7 +5837,6 @@
               <w:bottom w:val="single" w:color="D0D7D3" w:sz="4"/>
               <w:right w:val="single" w:color="D0D7D3" w:sz="4"/>
             </w:tcBorders>
-            <w:shd w:fill="F6F8F7" w:color="auto" w:val="clear"/>
             <w:tcMar>
               <w:top w:type="dxa" w:w="80"/>
               <w:left w:type="dxa" w:w="120"/>
@@ -5749,6 +5867,7 @@
               <w:bottom w:val="single" w:color="D0D7D3" w:sz="4"/>
               <w:right w:val="single" w:color="D0D7D3" w:sz="4"/>
             </w:tcBorders>
+            <w:shd w:fill="F6F8F7" w:color="auto" w:val="clear"/>
             <w:tcMar>
               <w:top w:type="dxa" w:w="80"/>
               <w:left w:type="dxa" w:w="120"/>
@@ -5777,6 +5896,7 @@
               <w:bottom w:val="single" w:color="D0D7D3" w:sz="4"/>
               <w:right w:val="single" w:color="D0D7D3" w:sz="4"/>
             </w:tcBorders>
+            <w:shd w:fill="F6F8F7" w:color="auto" w:val="clear"/>
             <w:tcMar>
               <w:top w:type="dxa" w:w="80"/>
               <w:left w:type="dxa" w:w="120"/>
@@ -5807,7 +5927,6 @@
               <w:bottom w:val="single" w:color="D0D7D3" w:sz="4"/>
               <w:right w:val="single" w:color="D0D7D3" w:sz="4"/>
             </w:tcBorders>
-            <w:shd w:fill="F6F8F7" w:color="auto" w:val="clear"/>
             <w:tcMar>
               <w:top w:type="dxa" w:w="80"/>
               <w:left w:type="dxa" w:w="120"/>
@@ -5836,7 +5955,6 @@
               <w:bottom w:val="single" w:color="D0D7D3" w:sz="4"/>
               <w:right w:val="single" w:color="D0D7D3" w:sz="4"/>
             </w:tcBorders>
-            <w:shd w:fill="F6F8F7" w:color="auto" w:val="clear"/>
             <w:tcMar>
               <w:top w:type="dxa" w:w="80"/>
               <w:left w:type="dxa" w:w="120"/>
@@ -5867,6 +5985,7 @@
               <w:bottom w:val="single" w:color="D0D7D3" w:sz="4"/>
               <w:right w:val="single" w:color="D0D7D3" w:sz="4"/>
             </w:tcBorders>
+            <w:shd w:fill="F6F8F7" w:color="auto" w:val="clear"/>
             <w:tcMar>
               <w:top w:type="dxa" w:w="80"/>
               <w:left w:type="dxa" w:w="120"/>
@@ -5895,6 +6014,7 @@
               <w:bottom w:val="single" w:color="D0D7D3" w:sz="4"/>
               <w:right w:val="single" w:color="D0D7D3" w:sz="4"/>
             </w:tcBorders>
+            <w:shd w:fill="F6F8F7" w:color="auto" w:val="clear"/>
             <w:tcMar>
               <w:top w:type="dxa" w:w="80"/>
               <w:left w:type="dxa" w:w="120"/>
@@ -5925,7 +6045,6 @@
               <w:bottom w:val="single" w:color="D0D7D3" w:sz="4"/>
               <w:right w:val="single" w:color="D0D7D3" w:sz="4"/>
             </w:tcBorders>
-            <w:shd w:fill="F6F8F7" w:color="auto" w:val="clear"/>
             <w:tcMar>
               <w:top w:type="dxa" w:w="80"/>
               <w:left w:type="dxa" w:w="120"/>
@@ -5954,7 +6073,6 @@
               <w:bottom w:val="single" w:color="D0D7D3" w:sz="4"/>
               <w:right w:val="single" w:color="D0D7D3" w:sz="4"/>
             </w:tcBorders>
-            <w:shd w:fill="F6F8F7" w:color="auto" w:val="clear"/>
             <w:tcMar>
               <w:top w:type="dxa" w:w="80"/>
               <w:left w:type="dxa" w:w="120"/>
@@ -5985,6 +6103,7 @@
               <w:bottom w:val="single" w:color="D0D7D3" w:sz="4"/>
               <w:right w:val="single" w:color="D0D7D3" w:sz="4"/>
             </w:tcBorders>
+            <w:shd w:fill="F6F8F7" w:color="auto" w:val="clear"/>
             <w:tcMar>
               <w:top w:type="dxa" w:w="80"/>
               <w:left w:type="dxa" w:w="120"/>
@@ -6013,6 +6132,7 @@
               <w:bottom w:val="single" w:color="D0D7D3" w:sz="4"/>
               <w:right w:val="single" w:color="D0D7D3" w:sz="4"/>
             </w:tcBorders>
+            <w:shd w:fill="F6F8F7" w:color="auto" w:val="clear"/>
             <w:tcMar>
               <w:top w:type="dxa" w:w="80"/>
               <w:left w:type="dxa" w:w="120"/>
@@ -6043,7 +6163,6 @@
               <w:bottom w:val="single" w:color="D0D7D3" w:sz="4"/>
               <w:right w:val="single" w:color="D0D7D3" w:sz="4"/>
             </w:tcBorders>
-            <w:shd w:fill="F6F8F7" w:color="auto" w:val="clear"/>
             <w:tcMar>
               <w:top w:type="dxa" w:w="80"/>
               <w:left w:type="dxa" w:w="120"/>
@@ -6072,7 +6191,6 @@
               <w:bottom w:val="single" w:color="D0D7D3" w:sz="4"/>
               <w:right w:val="single" w:color="D0D7D3" w:sz="4"/>
             </w:tcBorders>
-            <w:shd w:fill="F6F8F7" w:color="auto" w:val="clear"/>
             <w:tcMar>
               <w:top w:type="dxa" w:w="80"/>
               <w:left w:type="dxa" w:w="120"/>
@@ -6103,6 +6221,7 @@
               <w:bottom w:val="single" w:color="D0D7D3" w:sz="4"/>
               <w:right w:val="single" w:color="D0D7D3" w:sz="4"/>
             </w:tcBorders>
+            <w:shd w:fill="F6F8F7" w:color="auto" w:val="clear"/>
             <w:tcMar>
               <w:top w:type="dxa" w:w="80"/>
               <w:left w:type="dxa" w:w="120"/>
@@ -6131,6 +6250,7 @@
               <w:bottom w:val="single" w:color="D0D7D3" w:sz="4"/>
               <w:right w:val="single" w:color="D0D7D3" w:sz="4"/>
             </w:tcBorders>
+            <w:shd w:fill="F6F8F7" w:color="auto" w:val="clear"/>
             <w:tcMar>
               <w:top w:type="dxa" w:w="80"/>
               <w:left w:type="dxa" w:w="120"/>
@@ -6161,7 +6281,6 @@
               <w:bottom w:val="single" w:color="D0D7D3" w:sz="4"/>
               <w:right w:val="single" w:color="D0D7D3" w:sz="4"/>
             </w:tcBorders>
-            <w:shd w:fill="F6F8F7" w:color="auto" w:val="clear"/>
             <w:tcMar>
               <w:top w:type="dxa" w:w="80"/>
               <w:left w:type="dxa" w:w="120"/>
@@ -6190,7 +6309,6 @@
               <w:bottom w:val="single" w:color="D0D7D3" w:sz="4"/>
               <w:right w:val="single" w:color="D0D7D3" w:sz="4"/>
             </w:tcBorders>
-            <w:shd w:fill="F6F8F7" w:color="auto" w:val="clear"/>
             <w:tcMar>
               <w:top w:type="dxa" w:w="80"/>
               <w:left w:type="dxa" w:w="120"/>
@@ -6221,6 +6339,7 @@
               <w:bottom w:val="single" w:color="D0D7D3" w:sz="4"/>
               <w:right w:val="single" w:color="D0D7D3" w:sz="4"/>
             </w:tcBorders>
+            <w:shd w:fill="F6F8F7" w:color="auto" w:val="clear"/>
             <w:tcMar>
               <w:top w:type="dxa" w:w="80"/>
               <w:left w:type="dxa" w:w="120"/>
@@ -6249,6 +6368,7 @@
               <w:bottom w:val="single" w:color="D0D7D3" w:sz="4"/>
               <w:right w:val="single" w:color="D0D7D3" w:sz="4"/>
             </w:tcBorders>
+            <w:shd w:fill="F6F8F7" w:color="auto" w:val="clear"/>
             <w:tcMar>
               <w:top w:type="dxa" w:w="80"/>
               <w:left w:type="dxa" w:w="120"/>
@@ -6279,7 +6399,6 @@
               <w:bottom w:val="single" w:color="D0D7D3" w:sz="4"/>
               <w:right w:val="single" w:color="D0D7D3" w:sz="4"/>
             </w:tcBorders>
-            <w:shd w:fill="F6F8F7" w:color="auto" w:val="clear"/>
             <w:tcMar>
               <w:top w:type="dxa" w:w="80"/>
               <w:left w:type="dxa" w:w="120"/>
@@ -6308,7 +6427,6 @@
               <w:bottom w:val="single" w:color="D0D7D3" w:sz="4"/>
               <w:right w:val="single" w:color="D0D7D3" w:sz="4"/>
             </w:tcBorders>
-            <w:shd w:fill="F6F8F7" w:color="auto" w:val="clear"/>
             <w:tcMar>
               <w:top w:type="dxa" w:w="80"/>
               <w:left w:type="dxa" w:w="120"/>
@@ -6339,6 +6457,7 @@
               <w:bottom w:val="single" w:color="D0D7D3" w:sz="4"/>
               <w:right w:val="single" w:color="D0D7D3" w:sz="4"/>
             </w:tcBorders>
+            <w:shd w:fill="F6F8F7" w:color="auto" w:val="clear"/>
             <w:tcMar>
               <w:top w:type="dxa" w:w="80"/>
               <w:left w:type="dxa" w:w="120"/>
@@ -6367,6 +6486,7 @@
               <w:bottom w:val="single" w:color="D0D7D3" w:sz="4"/>
               <w:right w:val="single" w:color="D0D7D3" w:sz="4"/>
             </w:tcBorders>
+            <w:shd w:fill="F6F8F7" w:color="auto" w:val="clear"/>
             <w:tcMar>
               <w:top w:type="dxa" w:w="80"/>
               <w:left w:type="dxa" w:w="120"/>
@@ -6397,7 +6517,6 @@
               <w:bottom w:val="single" w:color="D0D7D3" w:sz="4"/>
               <w:right w:val="single" w:color="D0D7D3" w:sz="4"/>
             </w:tcBorders>
-            <w:shd w:fill="F6F8F7" w:color="auto" w:val="clear"/>
             <w:tcMar>
               <w:top w:type="dxa" w:w="80"/>
               <w:left w:type="dxa" w:w="120"/>
@@ -6426,7 +6545,6 @@
               <w:bottom w:val="single" w:color="D0D7D3" w:sz="4"/>
               <w:right w:val="single" w:color="D0D7D3" w:sz="4"/>
             </w:tcBorders>
-            <w:shd w:fill="F6F8F7" w:color="auto" w:val="clear"/>
             <w:tcMar>
               <w:top w:type="dxa" w:w="80"/>
               <w:left w:type="dxa" w:w="120"/>
@@ -6457,6 +6575,7 @@
               <w:bottom w:val="single" w:color="D0D7D3" w:sz="4"/>
               <w:right w:val="single" w:color="D0D7D3" w:sz="4"/>
             </w:tcBorders>
+            <w:shd w:fill="F6F8F7" w:color="auto" w:val="clear"/>
             <w:tcMar>
               <w:top w:type="dxa" w:w="80"/>
               <w:left w:type="dxa" w:w="120"/>
@@ -6485,6 +6604,7 @@
               <w:bottom w:val="single" w:color="D0D7D3" w:sz="4"/>
               <w:right w:val="single" w:color="D0D7D3" w:sz="4"/>
             </w:tcBorders>
+            <w:shd w:fill="F6F8F7" w:color="auto" w:val="clear"/>
             <w:tcMar>
               <w:top w:type="dxa" w:w="80"/>
               <w:left w:type="dxa" w:w="120"/>
@@ -6515,7 +6635,6 @@
               <w:bottom w:val="single" w:color="D0D7D3" w:sz="4"/>
               <w:right w:val="single" w:color="D0D7D3" w:sz="4"/>
             </w:tcBorders>
-            <w:shd w:fill="F6F8F7" w:color="auto" w:val="clear"/>
             <w:tcMar>
               <w:top w:type="dxa" w:w="80"/>
               <w:left w:type="dxa" w:w="120"/>
@@ -6544,7 +6663,6 @@
               <w:bottom w:val="single" w:color="D0D7D3" w:sz="4"/>
               <w:right w:val="single" w:color="D0D7D3" w:sz="4"/>
             </w:tcBorders>
-            <w:shd w:fill="F6F8F7" w:color="auto" w:val="clear"/>
             <w:tcMar>
               <w:top w:type="dxa" w:w="80"/>
               <w:left w:type="dxa" w:w="120"/>
@@ -6575,6 +6693,7 @@
               <w:bottom w:val="single" w:color="D0D7D3" w:sz="4"/>
               <w:right w:val="single" w:color="D0D7D3" w:sz="4"/>
             </w:tcBorders>
+            <w:shd w:fill="F6F8F7" w:color="auto" w:val="clear"/>
             <w:tcMar>
               <w:top w:type="dxa" w:w="80"/>
               <w:left w:type="dxa" w:w="120"/>
@@ -6603,6 +6722,7 @@
               <w:bottom w:val="single" w:color="D0D7D3" w:sz="4"/>
               <w:right w:val="single" w:color="D0D7D3" w:sz="4"/>
             </w:tcBorders>
+            <w:shd w:fill="F6F8F7" w:color="auto" w:val="clear"/>
             <w:tcMar>
               <w:top w:type="dxa" w:w="80"/>
               <w:left w:type="dxa" w:w="120"/>
@@ -6633,7 +6753,6 @@
               <w:bottom w:val="single" w:color="D0D7D3" w:sz="4"/>
               <w:right w:val="single" w:color="D0D7D3" w:sz="4"/>
             </w:tcBorders>
-            <w:shd w:fill="F6F8F7" w:color="auto" w:val="clear"/>
             <w:tcMar>
               <w:top w:type="dxa" w:w="80"/>
               <w:left w:type="dxa" w:w="120"/>
@@ -6662,7 +6781,6 @@
               <w:bottom w:val="single" w:color="D0D7D3" w:sz="4"/>
               <w:right w:val="single" w:color="D0D7D3" w:sz="4"/>
             </w:tcBorders>
-            <w:shd w:fill="F6F8F7" w:color="auto" w:val="clear"/>
             <w:tcMar>
               <w:top w:type="dxa" w:w="80"/>
               <w:left w:type="dxa" w:w="120"/>
@@ -6693,6 +6811,7 @@
               <w:bottom w:val="single" w:color="D0D7D3" w:sz="4"/>
               <w:right w:val="single" w:color="D0D7D3" w:sz="4"/>
             </w:tcBorders>
+            <w:shd w:fill="F6F8F7" w:color="auto" w:val="clear"/>
             <w:tcMar>
               <w:top w:type="dxa" w:w="80"/>
               <w:left w:type="dxa" w:w="120"/>
@@ -6721,6 +6840,7 @@
               <w:bottom w:val="single" w:color="D0D7D3" w:sz="4"/>
               <w:right w:val="single" w:color="D0D7D3" w:sz="4"/>
             </w:tcBorders>
+            <w:shd w:fill="F6F8F7" w:color="auto" w:val="clear"/>
             <w:tcMar>
               <w:top w:type="dxa" w:w="80"/>
               <w:left w:type="dxa" w:w="120"/>
@@ -6751,7 +6871,6 @@
               <w:bottom w:val="single" w:color="D0D7D3" w:sz="4"/>
               <w:right w:val="single" w:color="D0D7D3" w:sz="4"/>
             </w:tcBorders>
-            <w:shd w:fill="F6F8F7" w:color="auto" w:val="clear"/>
             <w:tcMar>
               <w:top w:type="dxa" w:w="80"/>
               <w:left w:type="dxa" w:w="120"/>
@@ -6780,7 +6899,6 @@
               <w:bottom w:val="single" w:color="D0D7D3" w:sz="4"/>
               <w:right w:val="single" w:color="D0D7D3" w:sz="4"/>
             </w:tcBorders>
-            <w:shd w:fill="F6F8F7" w:color="auto" w:val="clear"/>
             <w:tcMar>
               <w:top w:type="dxa" w:w="80"/>
               <w:left w:type="dxa" w:w="120"/>
@@ -6811,6 +6929,7 @@
               <w:bottom w:val="single" w:color="D0D7D3" w:sz="4"/>
               <w:right w:val="single" w:color="D0D7D3" w:sz="4"/>
             </w:tcBorders>
+            <w:shd w:fill="F6F8F7" w:color="auto" w:val="clear"/>
             <w:tcMar>
               <w:top w:type="dxa" w:w="80"/>
               <w:left w:type="dxa" w:w="120"/>
@@ -6839,6 +6958,7 @@
               <w:bottom w:val="single" w:color="D0D7D3" w:sz="4"/>
               <w:right w:val="single" w:color="D0D7D3" w:sz="4"/>
             </w:tcBorders>
+            <w:shd w:fill="F6F8F7" w:color="auto" w:val="clear"/>
             <w:tcMar>
               <w:top w:type="dxa" w:w="80"/>
               <w:left w:type="dxa" w:w="120"/>
@@ -6869,7 +6989,6 @@
               <w:bottom w:val="single" w:color="D0D7D3" w:sz="4"/>
               <w:right w:val="single" w:color="D0D7D3" w:sz="4"/>
             </w:tcBorders>
-            <w:shd w:fill="F6F8F7" w:color="auto" w:val="clear"/>
             <w:tcMar>
               <w:top w:type="dxa" w:w="80"/>
               <w:left w:type="dxa" w:w="120"/>
@@ -6898,7 +7017,6 @@
               <w:bottom w:val="single" w:color="D0D7D3" w:sz="4"/>
               <w:right w:val="single" w:color="D0D7D3" w:sz="4"/>
             </w:tcBorders>
-            <w:shd w:fill="F6F8F7" w:color="auto" w:val="clear"/>
             <w:tcMar>
               <w:top w:type="dxa" w:w="80"/>
               <w:left w:type="dxa" w:w="120"/>
@@ -6929,6 +7047,7 @@
               <w:bottom w:val="single" w:color="D0D7D3" w:sz="4"/>
               <w:right w:val="single" w:color="D0D7D3" w:sz="4"/>
             </w:tcBorders>
+            <w:shd w:fill="F6F8F7" w:color="auto" w:val="clear"/>
             <w:tcMar>
               <w:top w:type="dxa" w:w="80"/>
               <w:left w:type="dxa" w:w="120"/>
@@ -6957,6 +7076,7 @@
               <w:bottom w:val="single" w:color="D0D7D3" w:sz="4"/>
               <w:right w:val="single" w:color="D0D7D3" w:sz="4"/>
             </w:tcBorders>
+            <w:shd w:fill="F6F8F7" w:color="auto" w:val="clear"/>
             <w:tcMar>
               <w:top w:type="dxa" w:w="80"/>
               <w:left w:type="dxa" w:w="120"/>
@@ -6987,7 +7107,6 @@
               <w:bottom w:val="single" w:color="D0D7D3" w:sz="4"/>
               <w:right w:val="single" w:color="D0D7D3" w:sz="4"/>
             </w:tcBorders>
-            <w:shd w:fill="F6F8F7" w:color="auto" w:val="clear"/>
             <w:tcMar>
               <w:top w:type="dxa" w:w="80"/>
               <w:left w:type="dxa" w:w="120"/>
@@ -7016,7 +7135,6 @@
               <w:bottom w:val="single" w:color="D0D7D3" w:sz="4"/>
               <w:right w:val="single" w:color="D0D7D3" w:sz="4"/>
             </w:tcBorders>
-            <w:shd w:fill="F6F8F7" w:color="auto" w:val="clear"/>
             <w:tcMar>
               <w:top w:type="dxa" w:w="80"/>
               <w:left w:type="dxa" w:w="120"/>
@@ -7047,6 +7165,7 @@
               <w:bottom w:val="single" w:color="D0D7D3" w:sz="4"/>
               <w:right w:val="single" w:color="D0D7D3" w:sz="4"/>
             </w:tcBorders>
+            <w:shd w:fill="F6F8F7" w:color="auto" w:val="clear"/>
             <w:tcMar>
               <w:top w:type="dxa" w:w="80"/>
               <w:left w:type="dxa" w:w="120"/>
@@ -7075,6 +7194,7 @@
               <w:bottom w:val="single" w:color="D0D7D3" w:sz="4"/>
               <w:right w:val="single" w:color="D0D7D3" w:sz="4"/>
             </w:tcBorders>
+            <w:shd w:fill="F6F8F7" w:color="auto" w:val="clear"/>
             <w:tcMar>
               <w:top w:type="dxa" w:w="80"/>
               <w:left w:type="dxa" w:w="120"/>
@@ -7105,7 +7225,6 @@
               <w:bottom w:val="single" w:color="D0D7D3" w:sz="4"/>
               <w:right w:val="single" w:color="D0D7D3" w:sz="4"/>
             </w:tcBorders>
-            <w:shd w:fill="F6F8F7" w:color="auto" w:val="clear"/>
             <w:tcMar>
               <w:top w:type="dxa" w:w="80"/>
               <w:left w:type="dxa" w:w="120"/>
@@ -7134,7 +7253,6 @@
               <w:bottom w:val="single" w:color="D0D7D3" w:sz="4"/>
               <w:right w:val="single" w:color="D0D7D3" w:sz="4"/>
             </w:tcBorders>
-            <w:shd w:fill="F6F8F7" w:color="auto" w:val="clear"/>
             <w:tcMar>
               <w:top w:type="dxa" w:w="80"/>
               <w:left w:type="dxa" w:w="120"/>
@@ -7165,6 +7283,7 @@
               <w:bottom w:val="single" w:color="D0D7D3" w:sz="4"/>
               <w:right w:val="single" w:color="D0D7D3" w:sz="4"/>
             </w:tcBorders>
+            <w:shd w:fill="F6F8F7" w:color="auto" w:val="clear"/>
             <w:tcMar>
               <w:top w:type="dxa" w:w="80"/>
               <w:left w:type="dxa" w:w="120"/>
@@ -7193,6 +7312,7 @@
               <w:bottom w:val="single" w:color="D0D7D3" w:sz="4"/>
               <w:right w:val="single" w:color="D0D7D3" w:sz="4"/>
             </w:tcBorders>
+            <w:shd w:fill="F6F8F7" w:color="auto" w:val="clear"/>
             <w:tcMar>
               <w:top w:type="dxa" w:w="80"/>
               <w:left w:type="dxa" w:w="120"/>
@@ -7223,7 +7343,6 @@
               <w:bottom w:val="single" w:color="D0D7D3" w:sz="4"/>
               <w:right w:val="single" w:color="D0D7D3" w:sz="4"/>
             </w:tcBorders>
-            <w:shd w:fill="F6F8F7" w:color="auto" w:val="clear"/>
             <w:tcMar>
               <w:top w:type="dxa" w:w="80"/>
               <w:left w:type="dxa" w:w="120"/>
@@ -7252,7 +7371,6 @@
               <w:bottom w:val="single" w:color="D0D7D3" w:sz="4"/>
               <w:right w:val="single" w:color="D0D7D3" w:sz="4"/>
             </w:tcBorders>
-            <w:shd w:fill="F6F8F7" w:color="auto" w:val="clear"/>
             <w:tcMar>
               <w:top w:type="dxa" w:w="80"/>
               <w:left w:type="dxa" w:w="120"/>
@@ -7283,6 +7401,7 @@
               <w:bottom w:val="single" w:color="D0D7D3" w:sz="4"/>
               <w:right w:val="single" w:color="D0D7D3" w:sz="4"/>
             </w:tcBorders>
+            <w:shd w:fill="F6F8F7" w:color="auto" w:val="clear"/>
             <w:tcMar>
               <w:top w:type="dxa" w:w="80"/>
               <w:left w:type="dxa" w:w="120"/>
@@ -7311,6 +7430,7 @@
               <w:bottom w:val="single" w:color="D0D7D3" w:sz="4"/>
               <w:right w:val="single" w:color="D0D7D3" w:sz="4"/>
             </w:tcBorders>
+            <w:shd w:fill="F6F8F7" w:color="auto" w:val="clear"/>
             <w:tcMar>
               <w:top w:type="dxa" w:w="80"/>
               <w:left w:type="dxa" w:w="120"/>
@@ -7341,7 +7461,6 @@
               <w:bottom w:val="single" w:color="D0D7D3" w:sz="4"/>
               <w:right w:val="single" w:color="D0D7D3" w:sz="4"/>
             </w:tcBorders>
-            <w:shd w:fill="F6F8F7" w:color="auto" w:val="clear"/>
             <w:tcMar>
               <w:top w:type="dxa" w:w="80"/>
               <w:left w:type="dxa" w:w="120"/>
@@ -7370,7 +7489,6 @@
               <w:bottom w:val="single" w:color="D0D7D3" w:sz="4"/>
               <w:right w:val="single" w:color="D0D7D3" w:sz="4"/>
             </w:tcBorders>
-            <w:shd w:fill="F6F8F7" w:color="auto" w:val="clear"/>
             <w:tcMar>
               <w:top w:type="dxa" w:w="80"/>
               <w:left w:type="dxa" w:w="120"/>
@@ -7401,6 +7519,7 @@
               <w:bottom w:val="single" w:color="D0D7D3" w:sz="4"/>
               <w:right w:val="single" w:color="D0D7D3" w:sz="4"/>
             </w:tcBorders>
+            <w:shd w:fill="F6F8F7" w:color="auto" w:val="clear"/>
             <w:tcMar>
               <w:top w:type="dxa" w:w="80"/>
               <w:left w:type="dxa" w:w="120"/>
@@ -7429,6 +7548,7 @@
               <w:bottom w:val="single" w:color="D0D7D3" w:sz="4"/>
               <w:right w:val="single" w:color="D0D7D3" w:sz="4"/>
             </w:tcBorders>
+            <w:shd w:fill="F6F8F7" w:color="auto" w:val="clear"/>
             <w:tcMar>
               <w:top w:type="dxa" w:w="80"/>
               <w:left w:type="dxa" w:w="120"/>
@@ -7459,7 +7579,6 @@
               <w:bottom w:val="single" w:color="D0D7D3" w:sz="4"/>
               <w:right w:val="single" w:color="D0D7D3" w:sz="4"/>
             </w:tcBorders>
-            <w:shd w:fill="F6F8F7" w:color="auto" w:val="clear"/>
             <w:tcMar>
               <w:top w:type="dxa" w:w="80"/>
               <w:left w:type="dxa" w:w="120"/>
@@ -7488,7 +7607,6 @@
               <w:bottom w:val="single" w:color="D0D7D3" w:sz="4"/>
               <w:right w:val="single" w:color="D0D7D3" w:sz="4"/>
             </w:tcBorders>
-            <w:shd w:fill="F6F8F7" w:color="auto" w:val="clear"/>
             <w:tcMar>
               <w:top w:type="dxa" w:w="80"/>
               <w:left w:type="dxa" w:w="120"/>
@@ -7519,6 +7637,7 @@
               <w:bottom w:val="single" w:color="D0D7D3" w:sz="4"/>
               <w:right w:val="single" w:color="D0D7D3" w:sz="4"/>
             </w:tcBorders>
+            <w:shd w:fill="F6F8F7" w:color="auto" w:val="clear"/>
             <w:tcMar>
               <w:top w:type="dxa" w:w="80"/>
               <w:left w:type="dxa" w:w="120"/>
@@ -7547,6 +7666,7 @@
               <w:bottom w:val="single" w:color="D0D7D3" w:sz="4"/>
               <w:right w:val="single" w:color="D0D7D3" w:sz="4"/>
             </w:tcBorders>
+            <w:shd w:fill="F6F8F7" w:color="auto" w:val="clear"/>
             <w:tcMar>
               <w:top w:type="dxa" w:w="80"/>
               <w:left w:type="dxa" w:w="120"/>
@@ -7577,7 +7697,6 @@
               <w:bottom w:val="single" w:color="D0D7D3" w:sz="4"/>
               <w:right w:val="single" w:color="D0D7D3" w:sz="4"/>
             </w:tcBorders>
-            <w:shd w:fill="F6F8F7" w:color="auto" w:val="clear"/>
             <w:tcMar>
               <w:top w:type="dxa" w:w="80"/>
               <w:left w:type="dxa" w:w="120"/>
@@ -7606,7 +7725,6 @@
               <w:bottom w:val="single" w:color="D0D7D3" w:sz="4"/>
               <w:right w:val="single" w:color="D0D7D3" w:sz="4"/>
             </w:tcBorders>
-            <w:shd w:fill="F6F8F7" w:color="auto" w:val="clear"/>
             <w:tcMar>
               <w:top w:type="dxa" w:w="80"/>
               <w:left w:type="dxa" w:w="120"/>
@@ -7637,6 +7755,7 @@
               <w:bottom w:val="single" w:color="D0D7D3" w:sz="4"/>
               <w:right w:val="single" w:color="D0D7D3" w:sz="4"/>
             </w:tcBorders>
+            <w:shd w:fill="F6F8F7" w:color="auto" w:val="clear"/>
             <w:tcMar>
               <w:top w:type="dxa" w:w="80"/>
               <w:left w:type="dxa" w:w="120"/>
@@ -7665,6 +7784,7 @@
               <w:bottom w:val="single" w:color="D0D7D3" w:sz="4"/>
               <w:right w:val="single" w:color="D0D7D3" w:sz="4"/>
             </w:tcBorders>
+            <w:shd w:fill="F6F8F7" w:color="auto" w:val="clear"/>
             <w:tcMar>
               <w:top w:type="dxa" w:w="80"/>
               <w:left w:type="dxa" w:w="120"/>
@@ -7695,7 +7815,6 @@
               <w:bottom w:val="single" w:color="D0D7D3" w:sz="4"/>
               <w:right w:val="single" w:color="D0D7D3" w:sz="4"/>
             </w:tcBorders>
-            <w:shd w:fill="F6F8F7" w:color="auto" w:val="clear"/>
             <w:tcMar>
               <w:top w:type="dxa" w:w="80"/>
               <w:left w:type="dxa" w:w="120"/>
@@ -7724,7 +7843,6 @@
               <w:bottom w:val="single" w:color="D0D7D3" w:sz="4"/>
               <w:right w:val="single" w:color="D0D7D3" w:sz="4"/>
             </w:tcBorders>
-            <w:shd w:fill="F6F8F7" w:color="auto" w:val="clear"/>
             <w:tcMar>
               <w:top w:type="dxa" w:w="80"/>
               <w:left w:type="dxa" w:w="120"/>

--- a/docs/product/WardPay - what it does.docx
+++ b/docs/product/WardPay - what it does.docx
@@ -1976,7 +1976,7 @@
                 <w:sz w:val="20"/>
                 <w:szCs w:val="20"/>
               </w:rPr>
-              <w:t xml:space="preserve">Parents spread fees without phoning the bursary, and the school decides who may and what it costs</w:t>
+              <w:t xml:space="preserve">The bursar puts parents who ask on a plan in two clicks and they’re told by WhatsApp; parents who like phones can choose one themselves</w:t>
             </w:r>
           </w:p>
         </w:tc>

--- a/docs/product/WardPay - what it does.docx
+++ b/docs/product/WardPay - what it does.docx
@@ -1948,7 +1948,7 @@
                 <w:sz w:val="20"/>
                 <w:szCs w:val="20"/>
               </w:rPr>
-              <w:t xml:space="preserve">The school’s own instalment plans (“Pay in 3”) that parents choose themselves on their phone, with an optional plan charge</w:t>
+              <w:t xml:space="preserve">The school’s own instalment plans (“Pay in 3”), with a sensible plan charge set by WardPay (₦300 a payment + ₦200) that the school can raise</w:t>
             </w:r>
           </w:p>
         </w:tc>

--- a/docs/product/WardPay - what it does.docx
+++ b/docs/product/WardPay - what it does.docx
@@ -4290,6 +4290,65 @@
                 <w:sz w:val="20"/>
                 <w:szCs w:val="20"/>
               </w:rPr>
+              <w:t xml:space="preserve">School groups: an owner with several branches (and a central bursar) signs in once and switches branch from a menu; each branch keeps its own pupils, bills and bank account, and branch staff see only their branch</w:t>
+            </w:r>
+          </w:p>
+        </w:tc>
+        <w:tc>
+          <w:tcPr>
+            <w:tcW w:type="dxa" w:w="4238"/>
+            <w:tcBorders>
+              <w:top w:val="single" w:color="D0D7D3" w:sz="4"/>
+              <w:left w:val="single" w:color="D0D7D3" w:sz="4"/>
+              <w:bottom w:val="single" w:color="D0D7D3" w:sz="4"/>
+              <w:right w:val="single" w:color="D0D7D3" w:sz="4"/>
+            </w:tcBorders>
+            <w:shd w:fill="F6F8F7" w:color="auto" w:val="clear"/>
+            <w:tcMar>
+              <w:top w:type="dxa" w:w="80"/>
+              <w:left w:type="dxa" w:w="120"/>
+              <w:bottom w:type="dxa" w:w="80"/>
+              <w:right w:type="dxa" w:w="120"/>
+            </w:tcMar>
+          </w:tcPr>
+          <w:p>
+            <w:r>
+              <w:rPr>
+                <w:b w:val="false"/>
+                <w:bCs w:val="false"/>
+                <w:sz w:val="20"/>
+                <w:szCs w:val="20"/>
+              </w:rPr>
+              <w:t xml:space="preserve">Chains of schools can use one sign-in without mixing their branches up</w:t>
+            </w:r>
+          </w:p>
+        </w:tc>
+      </w:tr>
+      <w:tr>
+        <w:tc>
+          <w:tcPr>
+            <w:tcW w:type="dxa" w:w="5400"/>
+            <w:tcBorders>
+              <w:top w:val="single" w:color="D0D7D3" w:sz="4"/>
+              <w:left w:val="single" w:color="D0D7D3" w:sz="4"/>
+              <w:bottom w:val="single" w:color="D0D7D3" w:sz="4"/>
+              <w:right w:val="single" w:color="D0D7D3" w:sz="4"/>
+            </w:tcBorders>
+            <w:tcMar>
+              <w:top w:type="dxa" w:w="80"/>
+              <w:left w:type="dxa" w:w="120"/>
+              <w:bottom w:type="dxa" w:w="80"/>
+              <w:right w:type="dxa" w:w="120"/>
+            </w:tcMar>
+          </w:tcPr>
+          <w:p>
+            <w:r>
+              <w:rPr>
+                <w:b w:val="false"/>
+                <w:bCs w:val="false"/>
+                <w:sz w:val="20"/>
+                <w:szCs w:val="20"/>
+              </w:rPr>
               <w:t xml:space="preserve">Help a locked-out school: send a staff member their password link again or reset their two-factor sign-in</w:t>
             </w:r>
           </w:p>
@@ -4303,7 +4362,6 @@
               <w:bottom w:val="single" w:color="D0D7D3" w:sz="4"/>
               <w:right w:val="single" w:color="D0D7D3" w:sz="4"/>
             </w:tcBorders>
-            <w:shd w:fill="F6F8F7" w:color="auto" w:val="clear"/>
             <w:tcMar>
               <w:top w:type="dxa" w:w="80"/>
               <w:left w:type="dxa" w:w="120"/>
@@ -4334,6 +4392,7 @@
               <w:bottom w:val="single" w:color="D0D7D3" w:sz="4"/>
               <w:right w:val="single" w:color="D0D7D3" w:sz="4"/>
             </w:tcBorders>
+            <w:shd w:fill="F6F8F7" w:color="auto" w:val="clear"/>
             <w:tcMar>
               <w:top w:type="dxa" w:w="80"/>
               <w:left w:type="dxa" w:w="120"/>
@@ -4362,6 +4421,7 @@
               <w:bottom w:val="single" w:color="D0D7D3" w:sz="4"/>
               <w:right w:val="single" w:color="D0D7D3" w:sz="4"/>
             </w:tcBorders>
+            <w:shd w:fill="F6F8F7" w:color="auto" w:val="clear"/>
             <w:tcMar>
               <w:top w:type="dxa" w:w="80"/>
               <w:left w:type="dxa" w:w="120"/>
@@ -4392,7 +4452,6 @@
               <w:bottom w:val="single" w:color="D0D7D3" w:sz="4"/>
               <w:right w:val="single" w:color="D0D7D3" w:sz="4"/>
             </w:tcBorders>
-            <w:shd w:fill="F6F8F7" w:color="auto" w:val="clear"/>
             <w:tcMar>
               <w:top w:type="dxa" w:w="80"/>
               <w:left w:type="dxa" w:w="120"/>
@@ -4421,7 +4480,6 @@
               <w:bottom w:val="single" w:color="D0D7D3" w:sz="4"/>
               <w:right w:val="single" w:color="D0D7D3" w:sz="4"/>
             </w:tcBorders>
-            <w:shd w:fill="F6F8F7" w:color="auto" w:val="clear"/>
             <w:tcMar>
               <w:top w:type="dxa" w:w="80"/>
               <w:left w:type="dxa" w:w="120"/>

--- a/docs/product/WardPay - what it does.docx
+++ b/docs/product/WardPay - what it does.docx
@@ -4349,6 +4349,65 @@
                 <w:sz w:val="20"/>
                 <w:szCs w:val="20"/>
               </w:rPr>
+              <w:t xml:space="preserve">All branches: the owner sees every branch’s billed, collected, owed and received money side by side with the group’s totals, and downloads it as Excel</w:t>
+            </w:r>
+          </w:p>
+        </w:tc>
+        <w:tc>
+          <w:tcPr>
+            <w:tcW w:type="dxa" w:w="4238"/>
+            <w:tcBorders>
+              <w:top w:val="single" w:color="D0D7D3" w:sz="4"/>
+              <w:left w:val="single" w:color="D0D7D3" w:sz="4"/>
+              <w:bottom w:val="single" w:color="D0D7D3" w:sz="4"/>
+              <w:right w:val="single" w:color="D0D7D3" w:sz="4"/>
+            </w:tcBorders>
+            <w:tcMar>
+              <w:top w:type="dxa" w:w="80"/>
+              <w:left w:type="dxa" w:w="120"/>
+              <w:bottom w:type="dxa" w:w="80"/>
+              <w:right w:type="dxa" w:w="120"/>
+            </w:tcMar>
+          </w:tcPr>
+          <w:p>
+            <w:r>
+              <w:rPr>
+                <w:b w:val="false"/>
+                <w:bCs w:val="false"/>
+                <w:sz w:val="20"/>
+                <w:szCs w:val="20"/>
+              </w:rPr>
+              <w:t xml:space="preserve">One screen for the whole group’s money</w:t>
+            </w:r>
+          </w:p>
+        </w:tc>
+      </w:tr>
+      <w:tr>
+        <w:tc>
+          <w:tcPr>
+            <w:tcW w:type="dxa" w:w="5400"/>
+            <w:tcBorders>
+              <w:top w:val="single" w:color="D0D7D3" w:sz="4"/>
+              <w:left w:val="single" w:color="D0D7D3" w:sz="4"/>
+              <w:bottom w:val="single" w:color="D0D7D3" w:sz="4"/>
+              <w:right w:val="single" w:color="D0D7D3" w:sz="4"/>
+            </w:tcBorders>
+            <w:shd w:fill="F6F8F7" w:color="auto" w:val="clear"/>
+            <w:tcMar>
+              <w:top w:type="dxa" w:w="80"/>
+              <w:left w:type="dxa" w:w="120"/>
+              <w:bottom w:type="dxa" w:w="80"/>
+              <w:right w:type="dxa" w:w="120"/>
+            </w:tcMar>
+          </w:tcPr>
+          <w:p>
+            <w:r>
+              <w:rPr>
+                <w:b w:val="false"/>
+                <w:bCs w:val="false"/>
+                <w:sz w:val="20"/>
+                <w:szCs w:val="20"/>
+              </w:rPr>
               <w:t xml:space="preserve">Help a locked-out school: send a staff member their password link again or reset their two-factor sign-in</w:t>
             </w:r>
           </w:p>
@@ -4362,6 +4421,7 @@
               <w:bottom w:val="single" w:color="D0D7D3" w:sz="4"/>
               <w:right w:val="single" w:color="D0D7D3" w:sz="4"/>
             </w:tcBorders>
+            <w:shd w:fill="F6F8F7" w:color="auto" w:val="clear"/>
             <w:tcMar>
               <w:top w:type="dxa" w:w="80"/>
               <w:left w:type="dxa" w:w="120"/>
@@ -4392,7 +4452,6 @@
               <w:bottom w:val="single" w:color="D0D7D3" w:sz="4"/>
               <w:right w:val="single" w:color="D0D7D3" w:sz="4"/>
             </w:tcBorders>
-            <w:shd w:fill="F6F8F7" w:color="auto" w:val="clear"/>
             <w:tcMar>
               <w:top w:type="dxa" w:w="80"/>
               <w:left w:type="dxa" w:w="120"/>
@@ -4421,7 +4480,6 @@
               <w:bottom w:val="single" w:color="D0D7D3" w:sz="4"/>
               <w:right w:val="single" w:color="D0D7D3" w:sz="4"/>
             </w:tcBorders>
-            <w:shd w:fill="F6F8F7" w:color="auto" w:val="clear"/>
             <w:tcMar>
               <w:top w:type="dxa" w:w="80"/>
               <w:left w:type="dxa" w:w="120"/>
@@ -4452,6 +4510,7 @@
               <w:bottom w:val="single" w:color="D0D7D3" w:sz="4"/>
               <w:right w:val="single" w:color="D0D7D3" w:sz="4"/>
             </w:tcBorders>
+            <w:shd w:fill="F6F8F7" w:color="auto" w:val="clear"/>
             <w:tcMar>
               <w:top w:type="dxa" w:w="80"/>
               <w:left w:type="dxa" w:w="120"/>
@@ -4480,6 +4539,7 @@
               <w:bottom w:val="single" w:color="D0D7D3" w:sz="4"/>
               <w:right w:val="single" w:color="D0D7D3" w:sz="4"/>
             </w:tcBorders>
+            <w:shd w:fill="F6F8F7" w:color="auto" w:val="clear"/>
             <w:tcMar>
               <w:top w:type="dxa" w:w="80"/>
               <w:left w:type="dxa" w:w="120"/>
@@ -4938,6 +4998,65 @@
                 <w:sz w:val="20"/>
                 <w:szCs w:val="20"/>
               </w:rPr>
+              <w:t xml:space="preserve">27 Oct 2026</w:t>
+            </w:r>
+          </w:p>
+        </w:tc>
+        <w:tc>
+          <w:tcPr>
+            <w:tcW w:type="dxa" w:w="7838"/>
+            <w:tcBorders>
+              <w:top w:val="single" w:color="D0D7D3" w:sz="4"/>
+              <w:left w:val="single" w:color="D0D7D3" w:sz="4"/>
+              <w:bottom w:val="single" w:color="D0D7D3" w:sz="4"/>
+              <w:right w:val="single" w:color="D0D7D3" w:sz="4"/>
+            </w:tcBorders>
+            <w:tcMar>
+              <w:top w:type="dxa" w:w="80"/>
+              <w:left w:type="dxa" w:w="120"/>
+              <w:bottom w:type="dxa" w:w="80"/>
+              <w:right w:type="dxa" w:w="120"/>
+            </w:tcMar>
+          </w:tcPr>
+          <w:p>
+            <w:r>
+              <w:rPr>
+                <w:b w:val="false"/>
+                <w:bCs w:val="false"/>
+                <w:sz w:val="20"/>
+                <w:szCs w:val="20"/>
+              </w:rPr>
+              <w:t xml:space="preserve">School groups: an owner with several branches signs in once, switches branch, and sees every branch’s money side by side</w:t>
+            </w:r>
+          </w:p>
+        </w:tc>
+      </w:tr>
+      <w:tr>
+        <w:tc>
+          <w:tcPr>
+            <w:tcW w:type="dxa" w:w="1800"/>
+            <w:tcBorders>
+              <w:top w:val="single" w:color="D0D7D3" w:sz="4"/>
+              <w:left w:val="single" w:color="D0D7D3" w:sz="4"/>
+              <w:bottom w:val="single" w:color="D0D7D3" w:sz="4"/>
+              <w:right w:val="single" w:color="D0D7D3" w:sz="4"/>
+            </w:tcBorders>
+            <w:shd w:fill="F6F8F7" w:color="auto" w:val="clear"/>
+            <w:tcMar>
+              <w:top w:type="dxa" w:w="80"/>
+              <w:left w:type="dxa" w:w="120"/>
+              <w:bottom w:type="dxa" w:w="80"/>
+              <w:right w:type="dxa" w:w="120"/>
+            </w:tcMar>
+          </w:tcPr>
+          <w:p>
+            <w:r>
+              <w:rPr>
+                <w:b w:val="false"/>
+                <w:bCs w:val="false"/>
+                <w:sz w:val="20"/>
+                <w:szCs w:val="20"/>
+              </w:rPr>
               <w:t xml:space="preserve">25 Oct 2026</w:t>
             </w:r>
           </w:p>
@@ -4951,6 +5070,7 @@
               <w:bottom w:val="single" w:color="D0D7D3" w:sz="4"/>
               <w:right w:val="single" w:color="D0D7D3" w:sz="4"/>
             </w:tcBorders>
+            <w:shd w:fill="F6F8F7" w:color="auto" w:val="clear"/>
             <w:tcMar>
               <w:top w:type="dxa" w:w="80"/>
               <w:left w:type="dxa" w:w="120"/>
@@ -4981,7 +5101,6 @@
               <w:bottom w:val="single" w:color="D0D7D3" w:sz="4"/>
               <w:right w:val="single" w:color="D0D7D3" w:sz="4"/>
             </w:tcBorders>
-            <w:shd w:fill="F6F8F7" w:color="auto" w:val="clear"/>
             <w:tcMar>
               <w:top w:type="dxa" w:w="80"/>
               <w:left w:type="dxa" w:w="120"/>
@@ -5010,7 +5129,6 @@
               <w:bottom w:val="single" w:color="D0D7D3" w:sz="4"/>
               <w:right w:val="single" w:color="D0D7D3" w:sz="4"/>
             </w:tcBorders>
-            <w:shd w:fill="F6F8F7" w:color="auto" w:val="clear"/>
             <w:tcMar>
               <w:top w:type="dxa" w:w="80"/>
               <w:left w:type="dxa" w:w="120"/>
@@ -5041,6 +5159,7 @@
               <w:bottom w:val="single" w:color="D0D7D3" w:sz="4"/>
               <w:right w:val="single" w:color="D0D7D3" w:sz="4"/>
             </w:tcBorders>
+            <w:shd w:fill="F6F8F7" w:color="auto" w:val="clear"/>
             <w:tcMar>
               <w:top w:type="dxa" w:w="80"/>
               <w:left w:type="dxa" w:w="120"/>
@@ -5069,6 +5188,7 @@
               <w:bottom w:val="single" w:color="D0D7D3" w:sz="4"/>
               <w:right w:val="single" w:color="D0D7D3" w:sz="4"/>
             </w:tcBorders>
+            <w:shd w:fill="F6F8F7" w:color="auto" w:val="clear"/>
             <w:tcMar>
               <w:top w:type="dxa" w:w="80"/>
               <w:left w:type="dxa" w:w="120"/>
@@ -5099,7 +5219,6 @@
               <w:bottom w:val="single" w:color="D0D7D3" w:sz="4"/>
               <w:right w:val="single" w:color="D0D7D3" w:sz="4"/>
             </w:tcBorders>
-            <w:shd w:fill="F6F8F7" w:color="auto" w:val="clear"/>
             <w:tcMar>
               <w:top w:type="dxa" w:w="80"/>
               <w:left w:type="dxa" w:w="120"/>
@@ -5128,7 +5247,6 @@
               <w:bottom w:val="single" w:color="D0D7D3" w:sz="4"/>
               <w:right w:val="single" w:color="D0D7D3" w:sz="4"/>
             </w:tcBorders>
-            <w:shd w:fill="F6F8F7" w:color="auto" w:val="clear"/>
             <w:tcMar>
               <w:top w:type="dxa" w:w="80"/>
               <w:left w:type="dxa" w:w="120"/>
@@ -5159,6 +5277,7 @@
               <w:bottom w:val="single" w:color="D0D7D3" w:sz="4"/>
               <w:right w:val="single" w:color="D0D7D3" w:sz="4"/>
             </w:tcBorders>
+            <w:shd w:fill="F6F8F7" w:color="auto" w:val="clear"/>
             <w:tcMar>
               <w:top w:type="dxa" w:w="80"/>
               <w:left w:type="dxa" w:w="120"/>
@@ -5187,6 +5306,7 @@
               <w:bottom w:val="single" w:color="D0D7D3" w:sz="4"/>
               <w:right w:val="single" w:color="D0D7D3" w:sz="4"/>
             </w:tcBorders>
+            <w:shd w:fill="F6F8F7" w:color="auto" w:val="clear"/>
             <w:tcMar>
               <w:top w:type="dxa" w:w="80"/>
               <w:left w:type="dxa" w:w="120"/>
@@ -5217,7 +5337,6 @@
               <w:bottom w:val="single" w:color="D0D7D3" w:sz="4"/>
               <w:right w:val="single" w:color="D0D7D3" w:sz="4"/>
             </w:tcBorders>
-            <w:shd w:fill="F6F8F7" w:color="auto" w:val="clear"/>
             <w:tcMar>
               <w:top w:type="dxa" w:w="80"/>
               <w:left w:type="dxa" w:w="120"/>
@@ -5246,7 +5365,6 @@
               <w:bottom w:val="single" w:color="D0D7D3" w:sz="4"/>
               <w:right w:val="single" w:color="D0D7D3" w:sz="4"/>
             </w:tcBorders>
-            <w:shd w:fill="F6F8F7" w:color="auto" w:val="clear"/>
             <w:tcMar>
               <w:top w:type="dxa" w:w="80"/>
               <w:left w:type="dxa" w:w="120"/>
@@ -5277,6 +5395,7 @@
               <w:bottom w:val="single" w:color="D0D7D3" w:sz="4"/>
               <w:right w:val="single" w:color="D0D7D3" w:sz="4"/>
             </w:tcBorders>
+            <w:shd w:fill="F6F8F7" w:color="auto" w:val="clear"/>
             <w:tcMar>
               <w:top w:type="dxa" w:w="80"/>
               <w:left w:type="dxa" w:w="120"/>
@@ -5305,6 +5424,7 @@
               <w:bottom w:val="single" w:color="D0D7D3" w:sz="4"/>
               <w:right w:val="single" w:color="D0D7D3" w:sz="4"/>
             </w:tcBorders>
+            <w:shd w:fill="F6F8F7" w:color="auto" w:val="clear"/>
             <w:tcMar>
               <w:top w:type="dxa" w:w="80"/>
               <w:left w:type="dxa" w:w="120"/>
@@ -5335,7 +5455,6 @@
               <w:bottom w:val="single" w:color="D0D7D3" w:sz="4"/>
               <w:right w:val="single" w:color="D0D7D3" w:sz="4"/>
             </w:tcBorders>
-            <w:shd w:fill="F6F8F7" w:color="auto" w:val="clear"/>
             <w:tcMar>
               <w:top w:type="dxa" w:w="80"/>
               <w:left w:type="dxa" w:w="120"/>
@@ -5364,7 +5483,6 @@
               <w:bottom w:val="single" w:color="D0D7D3" w:sz="4"/>
               <w:right w:val="single" w:color="D0D7D3" w:sz="4"/>
             </w:tcBorders>
-            <w:shd w:fill="F6F8F7" w:color="auto" w:val="clear"/>
             <w:tcMar>
               <w:top w:type="dxa" w:w="80"/>
               <w:left w:type="dxa" w:w="120"/>
@@ -5395,6 +5513,7 @@
               <w:bottom w:val="single" w:color="D0D7D3" w:sz="4"/>
               <w:right w:val="single" w:color="D0D7D3" w:sz="4"/>
             </w:tcBorders>
+            <w:shd w:fill="F6F8F7" w:color="auto" w:val="clear"/>
             <w:tcMar>
               <w:top w:type="dxa" w:w="80"/>
               <w:left w:type="dxa" w:w="120"/>
@@ -5423,6 +5542,7 @@
               <w:bottom w:val="single" w:color="D0D7D3" w:sz="4"/>
               <w:right w:val="single" w:color="D0D7D3" w:sz="4"/>
             </w:tcBorders>
+            <w:shd w:fill="F6F8F7" w:color="auto" w:val="clear"/>
             <w:tcMar>
               <w:top w:type="dxa" w:w="80"/>
               <w:left w:type="dxa" w:w="120"/>
@@ -5453,7 +5573,6 @@
               <w:bottom w:val="single" w:color="D0D7D3" w:sz="4"/>
               <w:right w:val="single" w:color="D0D7D3" w:sz="4"/>
             </w:tcBorders>
-            <w:shd w:fill="F6F8F7" w:color="auto" w:val="clear"/>
             <w:tcMar>
               <w:top w:type="dxa" w:w="80"/>
               <w:left w:type="dxa" w:w="120"/>
@@ -5482,7 +5601,6 @@
               <w:bottom w:val="single" w:color="D0D7D3" w:sz="4"/>
               <w:right w:val="single" w:color="D0D7D3" w:sz="4"/>
             </w:tcBorders>
-            <w:shd w:fill="F6F8F7" w:color="auto" w:val="clear"/>
             <w:tcMar>
               <w:top w:type="dxa" w:w="80"/>
               <w:left w:type="dxa" w:w="120"/>
@@ -5513,6 +5631,7 @@
               <w:bottom w:val="single" w:color="D0D7D3" w:sz="4"/>
               <w:right w:val="single" w:color="D0D7D3" w:sz="4"/>
             </w:tcBorders>
+            <w:shd w:fill="F6F8F7" w:color="auto" w:val="clear"/>
             <w:tcMar>
               <w:top w:type="dxa" w:w="80"/>
               <w:left w:type="dxa" w:w="120"/>
@@ -5541,6 +5660,7 @@
               <w:bottom w:val="single" w:color="D0D7D3" w:sz="4"/>
               <w:right w:val="single" w:color="D0D7D3" w:sz="4"/>
             </w:tcBorders>
+            <w:shd w:fill="F6F8F7" w:color="auto" w:val="clear"/>
             <w:tcMar>
               <w:top w:type="dxa" w:w="80"/>
               <w:left w:type="dxa" w:w="120"/>
@@ -5571,7 +5691,6 @@
               <w:bottom w:val="single" w:color="D0D7D3" w:sz="4"/>
               <w:right w:val="single" w:color="D0D7D3" w:sz="4"/>
             </w:tcBorders>
-            <w:shd w:fill="F6F8F7" w:color="auto" w:val="clear"/>
             <w:tcMar>
               <w:top w:type="dxa" w:w="80"/>
               <w:left w:type="dxa" w:w="120"/>
@@ -5600,7 +5719,6 @@
               <w:bottom w:val="single" w:color="D0D7D3" w:sz="4"/>
               <w:right w:val="single" w:color="D0D7D3" w:sz="4"/>
             </w:tcBorders>
-            <w:shd w:fill="F6F8F7" w:color="auto" w:val="clear"/>
             <w:tcMar>
               <w:top w:type="dxa" w:w="80"/>
               <w:left w:type="dxa" w:w="120"/>
@@ -5631,6 +5749,7 @@
               <w:bottom w:val="single" w:color="D0D7D3" w:sz="4"/>
               <w:right w:val="single" w:color="D0D7D3" w:sz="4"/>
             </w:tcBorders>
+            <w:shd w:fill="F6F8F7" w:color="auto" w:val="clear"/>
             <w:tcMar>
               <w:top w:type="dxa" w:w="80"/>
               <w:left w:type="dxa" w:w="120"/>
@@ -5659,6 +5778,7 @@
               <w:bottom w:val="single" w:color="D0D7D3" w:sz="4"/>
               <w:right w:val="single" w:color="D0D7D3" w:sz="4"/>
             </w:tcBorders>
+            <w:shd w:fill="F6F8F7" w:color="auto" w:val="clear"/>
             <w:tcMar>
               <w:top w:type="dxa" w:w="80"/>
               <w:left w:type="dxa" w:w="120"/>
@@ -5689,7 +5809,6 @@
               <w:bottom w:val="single" w:color="D0D7D3" w:sz="4"/>
               <w:right w:val="single" w:color="D0D7D3" w:sz="4"/>
             </w:tcBorders>
-            <w:shd w:fill="F6F8F7" w:color="auto" w:val="clear"/>
             <w:tcMar>
               <w:top w:type="dxa" w:w="80"/>
               <w:left w:type="dxa" w:w="120"/>
@@ -5718,7 +5837,6 @@
               <w:bottom w:val="single" w:color="D0D7D3" w:sz="4"/>
               <w:right w:val="single" w:color="D0D7D3" w:sz="4"/>
             </w:tcBorders>
-            <w:shd w:fill="F6F8F7" w:color="auto" w:val="clear"/>
             <w:tcMar>
               <w:top w:type="dxa" w:w="80"/>
               <w:left w:type="dxa" w:w="120"/>
@@ -5749,6 +5867,7 @@
               <w:bottom w:val="single" w:color="D0D7D3" w:sz="4"/>
               <w:right w:val="single" w:color="D0D7D3" w:sz="4"/>
             </w:tcBorders>
+            <w:shd w:fill="F6F8F7" w:color="auto" w:val="clear"/>
             <w:tcMar>
               <w:top w:type="dxa" w:w="80"/>
               <w:left w:type="dxa" w:w="120"/>
@@ -5777,6 +5896,7 @@
               <w:bottom w:val="single" w:color="D0D7D3" w:sz="4"/>
               <w:right w:val="single" w:color="D0D7D3" w:sz="4"/>
             </w:tcBorders>
+            <w:shd w:fill="F6F8F7" w:color="auto" w:val="clear"/>
             <w:tcMar>
               <w:top w:type="dxa" w:w="80"/>
               <w:left w:type="dxa" w:w="120"/>
@@ -5807,7 +5927,6 @@
               <w:bottom w:val="single" w:color="D0D7D3" w:sz="4"/>
               <w:right w:val="single" w:color="D0D7D3" w:sz="4"/>
             </w:tcBorders>
-            <w:shd w:fill="F6F8F7" w:color="auto" w:val="clear"/>
             <w:tcMar>
               <w:top w:type="dxa" w:w="80"/>
               <w:left w:type="dxa" w:w="120"/>
@@ -5836,7 +5955,6 @@
               <w:bottom w:val="single" w:color="D0D7D3" w:sz="4"/>
               <w:right w:val="single" w:color="D0D7D3" w:sz="4"/>
             </w:tcBorders>
-            <w:shd w:fill="F6F8F7" w:color="auto" w:val="clear"/>
             <w:tcMar>
               <w:top w:type="dxa" w:w="80"/>
               <w:left w:type="dxa" w:w="120"/>
@@ -5867,6 +5985,7 @@
               <w:bottom w:val="single" w:color="D0D7D3" w:sz="4"/>
               <w:right w:val="single" w:color="D0D7D3" w:sz="4"/>
             </w:tcBorders>
+            <w:shd w:fill="F6F8F7" w:color="auto" w:val="clear"/>
             <w:tcMar>
               <w:top w:type="dxa" w:w="80"/>
               <w:left w:type="dxa" w:w="120"/>
@@ -5895,6 +6014,7 @@
               <w:bottom w:val="single" w:color="D0D7D3" w:sz="4"/>
               <w:right w:val="single" w:color="D0D7D3" w:sz="4"/>
             </w:tcBorders>
+            <w:shd w:fill="F6F8F7" w:color="auto" w:val="clear"/>
             <w:tcMar>
               <w:top w:type="dxa" w:w="80"/>
               <w:left w:type="dxa" w:w="120"/>
@@ -5925,7 +6045,6 @@
               <w:bottom w:val="single" w:color="D0D7D3" w:sz="4"/>
               <w:right w:val="single" w:color="D0D7D3" w:sz="4"/>
             </w:tcBorders>
-            <w:shd w:fill="F6F8F7" w:color="auto" w:val="clear"/>
             <w:tcMar>
               <w:top w:type="dxa" w:w="80"/>
               <w:left w:type="dxa" w:w="120"/>
@@ -5954,7 +6073,6 @@
               <w:bottom w:val="single" w:color="D0D7D3" w:sz="4"/>
               <w:right w:val="single" w:color="D0D7D3" w:sz="4"/>
             </w:tcBorders>
-            <w:shd w:fill="F6F8F7" w:color="auto" w:val="clear"/>
             <w:tcMar>
               <w:top w:type="dxa" w:w="80"/>
               <w:left w:type="dxa" w:w="120"/>
@@ -5985,6 +6103,7 @@
               <w:bottom w:val="single" w:color="D0D7D3" w:sz="4"/>
               <w:right w:val="single" w:color="D0D7D3" w:sz="4"/>
             </w:tcBorders>
+            <w:shd w:fill="F6F8F7" w:color="auto" w:val="clear"/>
             <w:tcMar>
               <w:top w:type="dxa" w:w="80"/>
               <w:left w:type="dxa" w:w="120"/>
@@ -6013,6 +6132,7 @@
               <w:bottom w:val="single" w:color="D0D7D3" w:sz="4"/>
               <w:right w:val="single" w:color="D0D7D3" w:sz="4"/>
             </w:tcBorders>
+            <w:shd w:fill="F6F8F7" w:color="auto" w:val="clear"/>
             <w:tcMar>
               <w:top w:type="dxa" w:w="80"/>
               <w:left w:type="dxa" w:w="120"/>
@@ -6043,7 +6163,6 @@
               <w:bottom w:val="single" w:color="D0D7D3" w:sz="4"/>
               <w:right w:val="single" w:color="D0D7D3" w:sz="4"/>
             </w:tcBorders>
-            <w:shd w:fill="F6F8F7" w:color="auto" w:val="clear"/>
             <w:tcMar>
               <w:top w:type="dxa" w:w="80"/>
               <w:left w:type="dxa" w:w="120"/>
@@ -6072,7 +6191,6 @@
               <w:bottom w:val="single" w:color="D0D7D3" w:sz="4"/>
               <w:right w:val="single" w:color="D0D7D3" w:sz="4"/>
             </w:tcBorders>
-            <w:shd w:fill="F6F8F7" w:color="auto" w:val="clear"/>
             <w:tcMar>
               <w:top w:type="dxa" w:w="80"/>
               <w:left w:type="dxa" w:w="120"/>
@@ -6103,6 +6221,7 @@
               <w:bottom w:val="single" w:color="D0D7D3" w:sz="4"/>
               <w:right w:val="single" w:color="D0D7D3" w:sz="4"/>
             </w:tcBorders>
+            <w:shd w:fill="F6F8F7" w:color="auto" w:val="clear"/>
             <w:tcMar>
               <w:top w:type="dxa" w:w="80"/>
               <w:left w:type="dxa" w:w="120"/>
@@ -6131,6 +6250,7 @@
               <w:bottom w:val="single" w:color="D0D7D3" w:sz="4"/>
               <w:right w:val="single" w:color="D0D7D3" w:sz="4"/>
             </w:tcBorders>
+            <w:shd w:fill="F6F8F7" w:color="auto" w:val="clear"/>
             <w:tcMar>
               <w:top w:type="dxa" w:w="80"/>
               <w:left w:type="dxa" w:w="120"/>
@@ -6161,7 +6281,6 @@
               <w:bottom w:val="single" w:color="D0D7D3" w:sz="4"/>
               <w:right w:val="single" w:color="D0D7D3" w:sz="4"/>
             </w:tcBorders>
-            <w:shd w:fill="F6F8F7" w:color="auto" w:val="clear"/>
             <w:tcMar>
               <w:top w:type="dxa" w:w="80"/>
               <w:left w:type="dxa" w:w="120"/>
@@ -6190,7 +6309,6 @@
               <w:bottom w:val="single" w:color="D0D7D3" w:sz="4"/>
               <w:right w:val="single" w:color="D0D7D3" w:sz="4"/>
             </w:tcBorders>
-            <w:shd w:fill="F6F8F7" w:color="auto" w:val="clear"/>
             <w:tcMar>
               <w:top w:type="dxa" w:w="80"/>
               <w:left w:type="dxa" w:w="120"/>
@@ -6221,6 +6339,7 @@
               <w:bottom w:val="single" w:color="D0D7D3" w:sz="4"/>
               <w:right w:val="single" w:color="D0D7D3" w:sz="4"/>
             </w:tcBorders>
+            <w:shd w:fill="F6F8F7" w:color="auto" w:val="clear"/>
             <w:tcMar>
               <w:top w:type="dxa" w:w="80"/>
               <w:left w:type="dxa" w:w="120"/>
@@ -6249,6 +6368,7 @@
               <w:bottom w:val="single" w:color="D0D7D3" w:sz="4"/>
               <w:right w:val="single" w:color="D0D7D3" w:sz="4"/>
             </w:tcBorders>
+            <w:shd w:fill="F6F8F7" w:color="auto" w:val="clear"/>
             <w:tcMar>
               <w:top w:type="dxa" w:w="80"/>
               <w:left w:type="dxa" w:w="120"/>
@@ -6279,7 +6399,6 @@
               <w:bottom w:val="single" w:color="D0D7D3" w:sz="4"/>
               <w:right w:val="single" w:color="D0D7D3" w:sz="4"/>
             </w:tcBorders>
-            <w:shd w:fill="F6F8F7" w:color="auto" w:val="clear"/>
             <w:tcMar>
               <w:top w:type="dxa" w:w="80"/>
               <w:left w:type="dxa" w:w="120"/>
@@ -6308,7 +6427,6 @@
               <w:bottom w:val="single" w:color="D0D7D3" w:sz="4"/>
               <w:right w:val="single" w:color="D0D7D3" w:sz="4"/>
             </w:tcBorders>
-            <w:shd w:fill="F6F8F7" w:color="auto" w:val="clear"/>
             <w:tcMar>
               <w:top w:type="dxa" w:w="80"/>
               <w:left w:type="dxa" w:w="120"/>
@@ -6339,6 +6457,7 @@
               <w:bottom w:val="single" w:color="D0D7D3" w:sz="4"/>
               <w:right w:val="single" w:color="D0D7D3" w:sz="4"/>
             </w:tcBorders>
+            <w:shd w:fill="F6F8F7" w:color="auto" w:val="clear"/>
             <w:tcMar>
               <w:top w:type="dxa" w:w="80"/>
               <w:left w:type="dxa" w:w="120"/>
@@ -6367,6 +6486,7 @@
               <w:bottom w:val="single" w:color="D0D7D3" w:sz="4"/>
               <w:right w:val="single" w:color="D0D7D3" w:sz="4"/>
             </w:tcBorders>
+            <w:shd w:fill="F6F8F7" w:color="auto" w:val="clear"/>
             <w:tcMar>
               <w:top w:type="dxa" w:w="80"/>
               <w:left w:type="dxa" w:w="120"/>
@@ -6397,7 +6517,6 @@
               <w:bottom w:val="single" w:color="D0D7D3" w:sz="4"/>
               <w:right w:val="single" w:color="D0D7D3" w:sz="4"/>
             </w:tcBorders>
-            <w:shd w:fill="F6F8F7" w:color="auto" w:val="clear"/>
             <w:tcMar>
               <w:top w:type="dxa" w:w="80"/>
               <w:left w:type="dxa" w:w="120"/>
@@ -6426,7 +6545,6 @@
               <w:bottom w:val="single" w:color="D0D7D3" w:sz="4"/>
               <w:right w:val="single" w:color="D0D7D3" w:sz="4"/>
             </w:tcBorders>
-            <w:shd w:fill="F6F8F7" w:color="auto" w:val="clear"/>
             <w:tcMar>
               <w:top w:type="dxa" w:w="80"/>
               <w:left w:type="dxa" w:w="120"/>
@@ -6457,6 +6575,7 @@
               <w:bottom w:val="single" w:color="D0D7D3" w:sz="4"/>
               <w:right w:val="single" w:color="D0D7D3" w:sz="4"/>
             </w:tcBorders>
+            <w:shd w:fill="F6F8F7" w:color="auto" w:val="clear"/>
             <w:tcMar>
               <w:top w:type="dxa" w:w="80"/>
               <w:left w:type="dxa" w:w="120"/>
@@ -6485,6 +6604,7 @@
               <w:bottom w:val="single" w:color="D0D7D3" w:sz="4"/>
               <w:right w:val="single" w:color="D0D7D3" w:sz="4"/>
             </w:tcBorders>
+            <w:shd w:fill="F6F8F7" w:color="auto" w:val="clear"/>
             <w:tcMar>
               <w:top w:type="dxa" w:w="80"/>
               <w:left w:type="dxa" w:w="120"/>
@@ -6515,7 +6635,6 @@
               <w:bottom w:val="single" w:color="D0D7D3" w:sz="4"/>
               <w:right w:val="single" w:color="D0D7D3" w:sz="4"/>
             </w:tcBorders>
-            <w:shd w:fill="F6F8F7" w:color="auto" w:val="clear"/>
             <w:tcMar>
               <w:top w:type="dxa" w:w="80"/>
               <w:left w:type="dxa" w:w="120"/>
@@ -6544,7 +6663,6 @@
               <w:bottom w:val="single" w:color="D0D7D3" w:sz="4"/>
               <w:right w:val="single" w:color="D0D7D3" w:sz="4"/>
             </w:tcBorders>
-            <w:shd w:fill="F6F8F7" w:color="auto" w:val="clear"/>
             <w:tcMar>
               <w:top w:type="dxa" w:w="80"/>
               <w:left w:type="dxa" w:w="120"/>
@@ -6575,6 +6693,7 @@
               <w:bottom w:val="single" w:color="D0D7D3" w:sz="4"/>
               <w:right w:val="single" w:color="D0D7D3" w:sz="4"/>
             </w:tcBorders>
+            <w:shd w:fill="F6F8F7" w:color="auto" w:val="clear"/>
             <w:tcMar>
               <w:top w:type="dxa" w:w="80"/>
               <w:left w:type="dxa" w:w="120"/>
@@ -6603,6 +6722,7 @@
               <w:bottom w:val="single" w:color="D0D7D3" w:sz="4"/>
               <w:right w:val="single" w:color="D0D7D3" w:sz="4"/>
             </w:tcBorders>
+            <w:shd w:fill="F6F8F7" w:color="auto" w:val="clear"/>
             <w:tcMar>
               <w:top w:type="dxa" w:w="80"/>
               <w:left w:type="dxa" w:w="120"/>
@@ -6633,7 +6753,6 @@
               <w:bottom w:val="single" w:color="D0D7D3" w:sz="4"/>
               <w:right w:val="single" w:color="D0D7D3" w:sz="4"/>
             </w:tcBorders>
-            <w:shd w:fill="F6F8F7" w:color="auto" w:val="clear"/>
             <w:tcMar>
               <w:top w:type="dxa" w:w="80"/>
               <w:left w:type="dxa" w:w="120"/>
@@ -6662,7 +6781,6 @@
               <w:bottom w:val="single" w:color="D0D7D3" w:sz="4"/>
               <w:right w:val="single" w:color="D0D7D3" w:sz="4"/>
             </w:tcBorders>
-            <w:shd w:fill="F6F8F7" w:color="auto" w:val="clear"/>
             <w:tcMar>
               <w:top w:type="dxa" w:w="80"/>
               <w:left w:type="dxa" w:w="120"/>
@@ -6693,6 +6811,7 @@
               <w:bottom w:val="single" w:color="D0D7D3" w:sz="4"/>
               <w:right w:val="single" w:color="D0D7D3" w:sz="4"/>
             </w:tcBorders>
+            <w:shd w:fill="F6F8F7" w:color="auto" w:val="clear"/>
             <w:tcMar>
               <w:top w:type="dxa" w:w="80"/>
               <w:left w:type="dxa" w:w="120"/>
@@ -6721,6 +6840,7 @@
               <w:bottom w:val="single" w:color="D0D7D3" w:sz="4"/>
               <w:right w:val="single" w:color="D0D7D3" w:sz="4"/>
             </w:tcBorders>
+            <w:shd w:fill="F6F8F7" w:color="auto" w:val="clear"/>
             <w:tcMar>
               <w:top w:type="dxa" w:w="80"/>
               <w:left w:type="dxa" w:w="120"/>
@@ -6751,7 +6871,6 @@
               <w:bottom w:val="single" w:color="D0D7D3" w:sz="4"/>
               <w:right w:val="single" w:color="D0D7D3" w:sz="4"/>
             </w:tcBorders>
-            <w:shd w:fill="F6F8F7" w:color="auto" w:val="clear"/>
             <w:tcMar>
               <w:top w:type="dxa" w:w="80"/>
               <w:left w:type="dxa" w:w="120"/>
@@ -6780,7 +6899,6 @@
               <w:bottom w:val="single" w:color="D0D7D3" w:sz="4"/>
               <w:right w:val="single" w:color="D0D7D3" w:sz="4"/>
             </w:tcBorders>
-            <w:shd w:fill="F6F8F7" w:color="auto" w:val="clear"/>
             <w:tcMar>
               <w:top w:type="dxa" w:w="80"/>
               <w:left w:type="dxa" w:w="120"/>
@@ -6811,6 +6929,7 @@
               <w:bottom w:val="single" w:color="D0D7D3" w:sz="4"/>
               <w:right w:val="single" w:color="D0D7D3" w:sz="4"/>
             </w:tcBorders>
+            <w:shd w:fill="F6F8F7" w:color="auto" w:val="clear"/>
             <w:tcMar>
               <w:top w:type="dxa" w:w="80"/>
               <w:left w:type="dxa" w:w="120"/>
@@ -6839,6 +6958,7 @@
               <w:bottom w:val="single" w:color="D0D7D3" w:sz="4"/>
               <w:right w:val="single" w:color="D0D7D3" w:sz="4"/>
             </w:tcBorders>
+            <w:shd w:fill="F6F8F7" w:color="auto" w:val="clear"/>
             <w:tcMar>
               <w:top w:type="dxa" w:w="80"/>
               <w:left w:type="dxa" w:w="120"/>
@@ -6869,7 +6989,6 @@
               <w:bottom w:val="single" w:color="D0D7D3" w:sz="4"/>
               <w:right w:val="single" w:color="D0D7D3" w:sz="4"/>
             </w:tcBorders>
-            <w:shd w:fill="F6F8F7" w:color="auto" w:val="clear"/>
             <w:tcMar>
               <w:top w:type="dxa" w:w="80"/>
               <w:left w:type="dxa" w:w="120"/>
@@ -6898,7 +7017,6 @@
               <w:bottom w:val="single" w:color="D0D7D3" w:sz="4"/>
               <w:right w:val="single" w:color="D0D7D3" w:sz="4"/>
             </w:tcBorders>
-            <w:shd w:fill="F6F8F7" w:color="auto" w:val="clear"/>
             <w:tcMar>
               <w:top w:type="dxa" w:w="80"/>
               <w:left w:type="dxa" w:w="120"/>
@@ -6929,6 +7047,7 @@
               <w:bottom w:val="single" w:color="D0D7D3" w:sz="4"/>
               <w:right w:val="single" w:color="D0D7D3" w:sz="4"/>
             </w:tcBorders>
+            <w:shd w:fill="F6F8F7" w:color="auto" w:val="clear"/>
             <w:tcMar>
               <w:top w:type="dxa" w:w="80"/>
               <w:left w:type="dxa" w:w="120"/>
@@ -6957,6 +7076,7 @@
               <w:bottom w:val="single" w:color="D0D7D3" w:sz="4"/>
               <w:right w:val="single" w:color="D0D7D3" w:sz="4"/>
             </w:tcBorders>
+            <w:shd w:fill="F6F8F7" w:color="auto" w:val="clear"/>
             <w:tcMar>
               <w:top w:type="dxa" w:w="80"/>
               <w:left w:type="dxa" w:w="120"/>
@@ -6987,7 +7107,6 @@
               <w:bottom w:val="single" w:color="D0D7D3" w:sz="4"/>
               <w:right w:val="single" w:color="D0D7D3" w:sz="4"/>
             </w:tcBorders>
-            <w:shd w:fill="F6F8F7" w:color="auto" w:val="clear"/>
             <w:tcMar>
               <w:top w:type="dxa" w:w="80"/>
               <w:left w:type="dxa" w:w="120"/>
@@ -7016,7 +7135,6 @@
               <w:bottom w:val="single" w:color="D0D7D3" w:sz="4"/>
               <w:right w:val="single" w:color="D0D7D3" w:sz="4"/>
             </w:tcBorders>
-            <w:shd w:fill="F6F8F7" w:color="auto" w:val="clear"/>
             <w:tcMar>
               <w:top w:type="dxa" w:w="80"/>
               <w:left w:type="dxa" w:w="120"/>
@@ -7047,6 +7165,7 @@
               <w:bottom w:val="single" w:color="D0D7D3" w:sz="4"/>
               <w:right w:val="single" w:color="D0D7D3" w:sz="4"/>
             </w:tcBorders>
+            <w:shd w:fill="F6F8F7" w:color="auto" w:val="clear"/>
             <w:tcMar>
               <w:top w:type="dxa" w:w="80"/>
               <w:left w:type="dxa" w:w="120"/>
@@ -7075,6 +7194,7 @@
               <w:bottom w:val="single" w:color="D0D7D3" w:sz="4"/>
               <w:right w:val="single" w:color="D0D7D3" w:sz="4"/>
             </w:tcBorders>
+            <w:shd w:fill="F6F8F7" w:color="auto" w:val="clear"/>
             <w:tcMar>
               <w:top w:type="dxa" w:w="80"/>
               <w:left w:type="dxa" w:w="120"/>
@@ -7105,7 +7225,6 @@
               <w:bottom w:val="single" w:color="D0D7D3" w:sz="4"/>
               <w:right w:val="single" w:color="D0D7D3" w:sz="4"/>
             </w:tcBorders>
-            <w:shd w:fill="F6F8F7" w:color="auto" w:val="clear"/>
             <w:tcMar>
               <w:top w:type="dxa" w:w="80"/>
               <w:left w:type="dxa" w:w="120"/>
@@ -7134,7 +7253,6 @@
               <w:bottom w:val="single" w:color="D0D7D3" w:sz="4"/>
               <w:right w:val="single" w:color="D0D7D3" w:sz="4"/>
             </w:tcBorders>
-            <w:shd w:fill="F6F8F7" w:color="auto" w:val="clear"/>
             <w:tcMar>
               <w:top w:type="dxa" w:w="80"/>
               <w:left w:type="dxa" w:w="120"/>
@@ -7165,6 +7283,7 @@
               <w:bottom w:val="single" w:color="D0D7D3" w:sz="4"/>
               <w:right w:val="single" w:color="D0D7D3" w:sz="4"/>
             </w:tcBorders>
+            <w:shd w:fill="F6F8F7" w:color="auto" w:val="clear"/>
             <w:tcMar>
               <w:top w:type="dxa" w:w="80"/>
               <w:left w:type="dxa" w:w="120"/>
@@ -7193,6 +7312,7 @@
               <w:bottom w:val="single" w:color="D0D7D3" w:sz="4"/>
               <w:right w:val="single" w:color="D0D7D3" w:sz="4"/>
             </w:tcBorders>
+            <w:shd w:fill="F6F8F7" w:color="auto" w:val="clear"/>
             <w:tcMar>
               <w:top w:type="dxa" w:w="80"/>
               <w:left w:type="dxa" w:w="120"/>
@@ -7223,7 +7343,6 @@
               <w:bottom w:val="single" w:color="D0D7D3" w:sz="4"/>
               <w:right w:val="single" w:color="D0D7D3" w:sz="4"/>
             </w:tcBorders>
-            <w:shd w:fill="F6F8F7" w:color="auto" w:val="clear"/>
             <w:tcMar>
               <w:top w:type="dxa" w:w="80"/>
               <w:left w:type="dxa" w:w="120"/>
@@ -7252,7 +7371,6 @@
               <w:bottom w:val="single" w:color="D0D7D3" w:sz="4"/>
               <w:right w:val="single" w:color="D0D7D3" w:sz="4"/>
             </w:tcBorders>
-            <w:shd w:fill="F6F8F7" w:color="auto" w:val="clear"/>
             <w:tcMar>
               <w:top w:type="dxa" w:w="80"/>
               <w:left w:type="dxa" w:w="120"/>
@@ -7283,6 +7401,7 @@
               <w:bottom w:val="single" w:color="D0D7D3" w:sz="4"/>
               <w:right w:val="single" w:color="D0D7D3" w:sz="4"/>
             </w:tcBorders>
+            <w:shd w:fill="F6F8F7" w:color="auto" w:val="clear"/>
             <w:tcMar>
               <w:top w:type="dxa" w:w="80"/>
               <w:left w:type="dxa" w:w="120"/>
@@ -7311,6 +7430,7 @@
               <w:bottom w:val="single" w:color="D0D7D3" w:sz="4"/>
               <w:right w:val="single" w:color="D0D7D3" w:sz="4"/>
             </w:tcBorders>
+            <w:shd w:fill="F6F8F7" w:color="auto" w:val="clear"/>
             <w:tcMar>
               <w:top w:type="dxa" w:w="80"/>
               <w:left w:type="dxa" w:w="120"/>
@@ -7341,7 +7461,6 @@
               <w:bottom w:val="single" w:color="D0D7D3" w:sz="4"/>
               <w:right w:val="single" w:color="D0D7D3" w:sz="4"/>
             </w:tcBorders>
-            <w:shd w:fill="F6F8F7" w:color="auto" w:val="clear"/>
             <w:tcMar>
               <w:top w:type="dxa" w:w="80"/>
               <w:left w:type="dxa" w:w="120"/>
@@ -7370,7 +7489,6 @@
               <w:bottom w:val="single" w:color="D0D7D3" w:sz="4"/>
               <w:right w:val="single" w:color="D0D7D3" w:sz="4"/>
             </w:tcBorders>
-            <w:shd w:fill="F6F8F7" w:color="auto" w:val="clear"/>
             <w:tcMar>
               <w:top w:type="dxa" w:w="80"/>
               <w:left w:type="dxa" w:w="120"/>
@@ -7401,6 +7519,7 @@
               <w:bottom w:val="single" w:color="D0D7D3" w:sz="4"/>
               <w:right w:val="single" w:color="D0D7D3" w:sz="4"/>
             </w:tcBorders>
+            <w:shd w:fill="F6F8F7" w:color="auto" w:val="clear"/>
             <w:tcMar>
               <w:top w:type="dxa" w:w="80"/>
               <w:left w:type="dxa" w:w="120"/>
@@ -7429,6 +7548,7 @@
               <w:bottom w:val="single" w:color="D0D7D3" w:sz="4"/>
               <w:right w:val="single" w:color="D0D7D3" w:sz="4"/>
             </w:tcBorders>
+            <w:shd w:fill="F6F8F7" w:color="auto" w:val="clear"/>
             <w:tcMar>
               <w:top w:type="dxa" w:w="80"/>
               <w:left w:type="dxa" w:w="120"/>
@@ -7459,7 +7579,6 @@
               <w:bottom w:val="single" w:color="D0D7D3" w:sz="4"/>
               <w:right w:val="single" w:color="D0D7D3" w:sz="4"/>
             </w:tcBorders>
-            <w:shd w:fill="F6F8F7" w:color="auto" w:val="clear"/>
             <w:tcMar>
               <w:top w:type="dxa" w:w="80"/>
               <w:left w:type="dxa" w:w="120"/>
@@ -7488,7 +7607,6 @@
               <w:bottom w:val="single" w:color="D0D7D3" w:sz="4"/>
               <w:right w:val="single" w:color="D0D7D3" w:sz="4"/>
             </w:tcBorders>
-            <w:shd w:fill="F6F8F7" w:color="auto" w:val="clear"/>
             <w:tcMar>
               <w:top w:type="dxa" w:w="80"/>
               <w:left w:type="dxa" w:w="120"/>
@@ -7519,6 +7637,7 @@
               <w:bottom w:val="single" w:color="D0D7D3" w:sz="4"/>
               <w:right w:val="single" w:color="D0D7D3" w:sz="4"/>
             </w:tcBorders>
+            <w:shd w:fill="F6F8F7" w:color="auto" w:val="clear"/>
             <w:tcMar>
               <w:top w:type="dxa" w:w="80"/>
               <w:left w:type="dxa" w:w="120"/>
@@ -7547,6 +7666,7 @@
               <w:bottom w:val="single" w:color="D0D7D3" w:sz="4"/>
               <w:right w:val="single" w:color="D0D7D3" w:sz="4"/>
             </w:tcBorders>
+            <w:shd w:fill="F6F8F7" w:color="auto" w:val="clear"/>
             <w:tcMar>
               <w:top w:type="dxa" w:w="80"/>
               <w:left w:type="dxa" w:w="120"/>
@@ -7577,7 +7697,6 @@
               <w:bottom w:val="single" w:color="D0D7D3" w:sz="4"/>
               <w:right w:val="single" w:color="D0D7D3" w:sz="4"/>
             </w:tcBorders>
-            <w:shd w:fill="F6F8F7" w:color="auto" w:val="clear"/>
             <w:tcMar>
               <w:top w:type="dxa" w:w="80"/>
               <w:left w:type="dxa" w:w="120"/>
@@ -7606,7 +7725,6 @@
               <w:bottom w:val="single" w:color="D0D7D3" w:sz="4"/>
               <w:right w:val="single" w:color="D0D7D3" w:sz="4"/>
             </w:tcBorders>
-            <w:shd w:fill="F6F8F7" w:color="auto" w:val="clear"/>
             <w:tcMar>
               <w:top w:type="dxa" w:w="80"/>
               <w:left w:type="dxa" w:w="120"/>
@@ -7637,6 +7755,7 @@
               <w:bottom w:val="single" w:color="D0D7D3" w:sz="4"/>
               <w:right w:val="single" w:color="D0D7D3" w:sz="4"/>
             </w:tcBorders>
+            <w:shd w:fill="F6F8F7" w:color="auto" w:val="clear"/>
             <w:tcMar>
               <w:top w:type="dxa" w:w="80"/>
               <w:left w:type="dxa" w:w="120"/>
@@ -7665,6 +7784,7 @@
               <w:bottom w:val="single" w:color="D0D7D3" w:sz="4"/>
               <w:right w:val="single" w:color="D0D7D3" w:sz="4"/>
             </w:tcBorders>
+            <w:shd w:fill="F6F8F7" w:color="auto" w:val="clear"/>
             <w:tcMar>
               <w:top w:type="dxa" w:w="80"/>
               <w:left w:type="dxa" w:w="120"/>
@@ -7695,7 +7815,6 @@
               <w:bottom w:val="single" w:color="D0D7D3" w:sz="4"/>
               <w:right w:val="single" w:color="D0D7D3" w:sz="4"/>
             </w:tcBorders>
-            <w:shd w:fill="F6F8F7" w:color="auto" w:val="clear"/>
             <w:tcMar>
               <w:top w:type="dxa" w:w="80"/>
               <w:left w:type="dxa" w:w="120"/>
@@ -7724,7 +7843,6 @@
               <w:bottom w:val="single" w:color="D0D7D3" w:sz="4"/>
               <w:right w:val="single" w:color="D0D7D3" w:sz="4"/>
             </w:tcBorders>
-            <w:shd w:fill="F6F8F7" w:color="auto" w:val="clear"/>
             <w:tcMar>
               <w:top w:type="dxa" w:w="80"/>
               <w:left w:type="dxa" w:w="120"/>
@@ -7755,6 +7873,7 @@
               <w:bottom w:val="single" w:color="D0D7D3" w:sz="4"/>
               <w:right w:val="single" w:color="D0D7D3" w:sz="4"/>
             </w:tcBorders>
+            <w:shd w:fill="F6F8F7" w:color="auto" w:val="clear"/>
             <w:tcMar>
               <w:top w:type="dxa" w:w="80"/>
               <w:left w:type="dxa" w:w="120"/>
@@ -7783,6 +7902,7 @@
               <w:bottom w:val="single" w:color="D0D7D3" w:sz="4"/>
               <w:right w:val="single" w:color="D0D7D3" w:sz="4"/>
             </w:tcBorders>
+            <w:shd w:fill="F6F8F7" w:color="auto" w:val="clear"/>
             <w:tcMar>
               <w:top w:type="dxa" w:w="80"/>
               <w:left w:type="dxa" w:w="120"/>
@@ -7813,7 +7933,6 @@
               <w:bottom w:val="single" w:color="D0D7D3" w:sz="4"/>
               <w:right w:val="single" w:color="D0D7D3" w:sz="4"/>
             </w:tcBorders>
-            <w:shd w:fill="F6F8F7" w:color="auto" w:val="clear"/>
             <w:tcMar>
               <w:top w:type="dxa" w:w="80"/>
               <w:left w:type="dxa" w:w="120"/>
@@ -7842,7 +7961,6 @@
               <w:bottom w:val="single" w:color="D0D7D3" w:sz="4"/>
               <w:right w:val="single" w:color="D0D7D3" w:sz="4"/>
             </w:tcBorders>
-            <w:shd w:fill="F6F8F7" w:color="auto" w:val="clear"/>
             <w:tcMar>
               <w:top w:type="dxa" w:w="80"/>
               <w:left w:type="dxa" w:w="120"/>
@@ -7873,6 +7991,7 @@
               <w:bottom w:val="single" w:color="D0D7D3" w:sz="4"/>
               <w:right w:val="single" w:color="D0D7D3" w:sz="4"/>
             </w:tcBorders>
+            <w:shd w:fill="F6F8F7" w:color="auto" w:val="clear"/>
             <w:tcMar>
               <w:top w:type="dxa" w:w="80"/>
               <w:left w:type="dxa" w:w="120"/>
@@ -7901,6 +8020,7 @@
               <w:bottom w:val="single" w:color="D0D7D3" w:sz="4"/>
               <w:right w:val="single" w:color="D0D7D3" w:sz="4"/>
             </w:tcBorders>
+            <w:shd w:fill="F6F8F7" w:color="auto" w:val="clear"/>
             <w:tcMar>
               <w:top w:type="dxa" w:w="80"/>
               <w:left w:type="dxa" w:w="120"/>

--- a/docs/product/WardPay - what it does.docx
+++ b/docs/product/WardPay - what it does.docx
@@ -4408,6 +4408,65 @@
                 <w:sz w:val="20"/>
                 <w:szCs w:val="20"/>
               </w:rPr>
+              <w:t xml:space="preserve">Parents with children at several branches sign in once, see what is owed at each branch and open any of them; each branch is paid into its own account (or a shared one)</w:t>
+            </w:r>
+          </w:p>
+        </w:tc>
+        <w:tc>
+          <w:tcPr>
+            <w:tcW w:type="dxa" w:w="4238"/>
+            <w:tcBorders>
+              <w:top w:val="single" w:color="D0D7D3" w:sz="4"/>
+              <w:left w:val="single" w:color="D0D7D3" w:sz="4"/>
+              <w:bottom w:val="single" w:color="D0D7D3" w:sz="4"/>
+              <w:right w:val="single" w:color="D0D7D3" w:sz="4"/>
+            </w:tcBorders>
+            <w:shd w:fill="F6F8F7" w:color="auto" w:val="clear"/>
+            <w:tcMar>
+              <w:top w:type="dxa" w:w="80"/>
+              <w:left w:type="dxa" w:w="120"/>
+              <w:bottom w:type="dxa" w:w="80"/>
+              <w:right w:type="dxa" w:w="120"/>
+            </w:tcMar>
+          </w:tcPr>
+          <w:p>
+            <w:r>
+              <w:rPr>
+                <w:b w:val="false"/>
+                <w:bCs w:val="false"/>
+                <w:sz w:val="20"/>
+                <w:szCs w:val="20"/>
+              </w:rPr>
+              <w:t xml:space="preserve">Families with children on two campuses aren’t confused</w:t>
+            </w:r>
+          </w:p>
+        </w:tc>
+      </w:tr>
+      <w:tr>
+        <w:tc>
+          <w:tcPr>
+            <w:tcW w:type="dxa" w:w="5400"/>
+            <w:tcBorders>
+              <w:top w:val="single" w:color="D0D7D3" w:sz="4"/>
+              <w:left w:val="single" w:color="D0D7D3" w:sz="4"/>
+              <w:bottom w:val="single" w:color="D0D7D3" w:sz="4"/>
+              <w:right w:val="single" w:color="D0D7D3" w:sz="4"/>
+            </w:tcBorders>
+            <w:tcMar>
+              <w:top w:type="dxa" w:w="80"/>
+              <w:left w:type="dxa" w:w="120"/>
+              <w:bottom w:type="dxa" w:w="80"/>
+              <w:right w:type="dxa" w:w="120"/>
+            </w:tcMar>
+          </w:tcPr>
+          <w:p>
+            <w:r>
+              <w:rPr>
+                <w:b w:val="false"/>
+                <w:bCs w:val="false"/>
+                <w:sz w:val="20"/>
+                <w:szCs w:val="20"/>
+              </w:rPr>
               <w:t xml:space="preserve">Help a locked-out school: send a staff member their password link again or reset their two-factor sign-in</w:t>
             </w:r>
           </w:p>
@@ -4421,7 +4480,6 @@
               <w:bottom w:val="single" w:color="D0D7D3" w:sz="4"/>
               <w:right w:val="single" w:color="D0D7D3" w:sz="4"/>
             </w:tcBorders>
-            <w:shd w:fill="F6F8F7" w:color="auto" w:val="clear"/>
             <w:tcMar>
               <w:top w:type="dxa" w:w="80"/>
               <w:left w:type="dxa" w:w="120"/>
@@ -4452,6 +4510,7 @@
               <w:bottom w:val="single" w:color="D0D7D3" w:sz="4"/>
               <w:right w:val="single" w:color="D0D7D3" w:sz="4"/>
             </w:tcBorders>
+            <w:shd w:fill="F6F8F7" w:color="auto" w:val="clear"/>
             <w:tcMar>
               <w:top w:type="dxa" w:w="80"/>
               <w:left w:type="dxa" w:w="120"/>
@@ -4480,6 +4539,7 @@
               <w:bottom w:val="single" w:color="D0D7D3" w:sz="4"/>
               <w:right w:val="single" w:color="D0D7D3" w:sz="4"/>
             </w:tcBorders>
+            <w:shd w:fill="F6F8F7" w:color="auto" w:val="clear"/>
             <w:tcMar>
               <w:top w:type="dxa" w:w="80"/>
               <w:left w:type="dxa" w:w="120"/>
@@ -4510,7 +4570,6 @@
               <w:bottom w:val="single" w:color="D0D7D3" w:sz="4"/>
               <w:right w:val="single" w:color="D0D7D3" w:sz="4"/>
             </w:tcBorders>
-            <w:shd w:fill="F6F8F7" w:color="auto" w:val="clear"/>
             <w:tcMar>
               <w:top w:type="dxa" w:w="80"/>
               <w:left w:type="dxa" w:w="120"/>
@@ -4539,7 +4598,6 @@
               <w:bottom w:val="single" w:color="D0D7D3" w:sz="4"/>
               <w:right w:val="single" w:color="D0D7D3" w:sz="4"/>
             </w:tcBorders>
-            <w:shd w:fill="F6F8F7" w:color="auto" w:val="clear"/>
             <w:tcMar>
               <w:top w:type="dxa" w:w="80"/>
               <w:left w:type="dxa" w:w="120"/>
@@ -5026,6 +5084,66 @@
                 <w:sz w:val="20"/>
                 <w:szCs w:val="20"/>
               </w:rPr>
+              <w:t xml:space="preserve">Parents with children at several branches sign in once and see what is owed at each branch</w:t>
+            </w:r>
+          </w:p>
+        </w:tc>
+      </w:tr>
+      <w:tr>
+        <w:tc>
+          <w:tcPr>
+            <w:tcW w:type="dxa" w:w="1800"/>
+            <w:tcBorders>
+              <w:top w:val="single" w:color="D0D7D3" w:sz="4"/>
+              <w:left w:val="single" w:color="D0D7D3" w:sz="4"/>
+              <w:bottom w:val="single" w:color="D0D7D3" w:sz="4"/>
+              <w:right w:val="single" w:color="D0D7D3" w:sz="4"/>
+            </w:tcBorders>
+            <w:shd w:fill="F6F8F7" w:color="auto" w:val="clear"/>
+            <w:tcMar>
+              <w:top w:type="dxa" w:w="80"/>
+              <w:left w:type="dxa" w:w="120"/>
+              <w:bottom w:type="dxa" w:w="80"/>
+              <w:right w:type="dxa" w:w="120"/>
+            </w:tcMar>
+          </w:tcPr>
+          <w:p>
+            <w:r>
+              <w:rPr>
+                <w:b w:val="false"/>
+                <w:bCs w:val="false"/>
+                <w:sz w:val="20"/>
+                <w:szCs w:val="20"/>
+              </w:rPr>
+              <w:t xml:space="preserve">27 Oct 2026</w:t>
+            </w:r>
+          </w:p>
+        </w:tc>
+        <w:tc>
+          <w:tcPr>
+            <w:tcW w:type="dxa" w:w="7838"/>
+            <w:tcBorders>
+              <w:top w:val="single" w:color="D0D7D3" w:sz="4"/>
+              <w:left w:val="single" w:color="D0D7D3" w:sz="4"/>
+              <w:bottom w:val="single" w:color="D0D7D3" w:sz="4"/>
+              <w:right w:val="single" w:color="D0D7D3" w:sz="4"/>
+            </w:tcBorders>
+            <w:shd w:fill="F6F8F7" w:color="auto" w:val="clear"/>
+            <w:tcMar>
+              <w:top w:type="dxa" w:w="80"/>
+              <w:left w:type="dxa" w:w="120"/>
+              <w:bottom w:type="dxa" w:w="80"/>
+              <w:right w:type="dxa" w:w="120"/>
+            </w:tcMar>
+          </w:tcPr>
+          <w:p>
+            <w:r>
+              <w:rPr>
+                <w:b w:val="false"/>
+                <w:bCs w:val="false"/>
+                <w:sz w:val="20"/>
+                <w:szCs w:val="20"/>
+              </w:rPr>
               <w:t xml:space="preserve">School groups: an owner with several branches signs in once, switches branch, and sees every branch’s money side by side</w:t>
             </w:r>
           </w:p>
@@ -5041,7 +5159,6 @@
               <w:bottom w:val="single" w:color="D0D7D3" w:sz="4"/>
               <w:right w:val="single" w:color="D0D7D3" w:sz="4"/>
             </w:tcBorders>
-            <w:shd w:fill="F6F8F7" w:color="auto" w:val="clear"/>
             <w:tcMar>
               <w:top w:type="dxa" w:w="80"/>
               <w:left w:type="dxa" w:w="120"/>
@@ -5070,7 +5187,6 @@
               <w:bottom w:val="single" w:color="D0D7D3" w:sz="4"/>
               <w:right w:val="single" w:color="D0D7D3" w:sz="4"/>
             </w:tcBorders>
-            <w:shd w:fill="F6F8F7" w:color="auto" w:val="clear"/>
             <w:tcMar>
               <w:top w:type="dxa" w:w="80"/>
               <w:left w:type="dxa" w:w="120"/>
@@ -5101,6 +5217,7 @@
               <w:bottom w:val="single" w:color="D0D7D3" w:sz="4"/>
               <w:right w:val="single" w:color="D0D7D3" w:sz="4"/>
             </w:tcBorders>
+            <w:shd w:fill="F6F8F7" w:color="auto" w:val="clear"/>
             <w:tcMar>
               <w:top w:type="dxa" w:w="80"/>
               <w:left w:type="dxa" w:w="120"/>
@@ -5129,6 +5246,7 @@
               <w:bottom w:val="single" w:color="D0D7D3" w:sz="4"/>
               <w:right w:val="single" w:color="D0D7D3" w:sz="4"/>
             </w:tcBorders>
+            <w:shd w:fill="F6F8F7" w:color="auto" w:val="clear"/>
             <w:tcMar>
               <w:top w:type="dxa" w:w="80"/>
               <w:left w:type="dxa" w:w="120"/>
@@ -5159,7 +5277,6 @@
               <w:bottom w:val="single" w:color="D0D7D3" w:sz="4"/>
               <w:right w:val="single" w:color="D0D7D3" w:sz="4"/>
             </w:tcBorders>
-            <w:shd w:fill="F6F8F7" w:color="auto" w:val="clear"/>
             <w:tcMar>
               <w:top w:type="dxa" w:w="80"/>
               <w:left w:type="dxa" w:w="120"/>
@@ -5188,7 +5305,6 @@
               <w:bottom w:val="single" w:color="D0D7D3" w:sz="4"/>
               <w:right w:val="single" w:color="D0D7D3" w:sz="4"/>
             </w:tcBorders>
-            <w:shd w:fill="F6F8F7" w:color="auto" w:val="clear"/>
             <w:tcMar>
               <w:top w:type="dxa" w:w="80"/>
               <w:left w:type="dxa" w:w="120"/>
@@ -5219,6 +5335,7 @@
               <w:bottom w:val="single" w:color="D0D7D3" w:sz="4"/>
               <w:right w:val="single" w:color="D0D7D3" w:sz="4"/>
             </w:tcBorders>
+            <w:shd w:fill="F6F8F7" w:color="auto" w:val="clear"/>
             <w:tcMar>
               <w:top w:type="dxa" w:w="80"/>
               <w:left w:type="dxa" w:w="120"/>
@@ -5247,6 +5364,7 @@
               <w:bottom w:val="single" w:color="D0D7D3" w:sz="4"/>
               <w:right w:val="single" w:color="D0D7D3" w:sz="4"/>
             </w:tcBorders>
+            <w:shd w:fill="F6F8F7" w:color="auto" w:val="clear"/>
             <w:tcMar>
               <w:top w:type="dxa" w:w="80"/>
               <w:left w:type="dxa" w:w="120"/>
@@ -5277,7 +5395,6 @@
               <w:bottom w:val="single" w:color="D0D7D3" w:sz="4"/>
               <w:right w:val="single" w:color="D0D7D3" w:sz="4"/>
             </w:tcBorders>
-            <w:shd w:fill="F6F8F7" w:color="auto" w:val="clear"/>
             <w:tcMar>
               <w:top w:type="dxa" w:w="80"/>
               <w:left w:type="dxa" w:w="120"/>
@@ -5306,7 +5423,6 @@
               <w:bottom w:val="single" w:color="D0D7D3" w:sz="4"/>
               <w:right w:val="single" w:color="D0D7D3" w:sz="4"/>
             </w:tcBorders>
-            <w:shd w:fill="F6F8F7" w:color="auto" w:val="clear"/>
             <w:tcMar>
               <w:top w:type="dxa" w:w="80"/>
               <w:left w:type="dxa" w:w="120"/>
@@ -5337,6 +5453,7 @@
               <w:bottom w:val="single" w:color="D0D7D3" w:sz="4"/>
               <w:right w:val="single" w:color="D0D7D3" w:sz="4"/>
             </w:tcBorders>
+            <w:shd w:fill="F6F8F7" w:color="auto" w:val="clear"/>
             <w:tcMar>
               <w:top w:type="dxa" w:w="80"/>
               <w:left w:type="dxa" w:w="120"/>
@@ -5365,6 +5482,7 @@
               <w:bottom w:val="single" w:color="D0D7D3" w:sz="4"/>
               <w:right w:val="single" w:color="D0D7D3" w:sz="4"/>
             </w:tcBorders>
+            <w:shd w:fill="F6F8F7" w:color="auto" w:val="clear"/>
             <w:tcMar>
               <w:top w:type="dxa" w:w="80"/>
               <w:left w:type="dxa" w:w="120"/>
@@ -5395,7 +5513,6 @@
               <w:bottom w:val="single" w:color="D0D7D3" w:sz="4"/>
               <w:right w:val="single" w:color="D0D7D3" w:sz="4"/>
             </w:tcBorders>
-            <w:shd w:fill="F6F8F7" w:color="auto" w:val="clear"/>
             <w:tcMar>
               <w:top w:type="dxa" w:w="80"/>
               <w:left w:type="dxa" w:w="120"/>
@@ -5424,7 +5541,6 @@
               <w:bottom w:val="single" w:color="D0D7D3" w:sz="4"/>
               <w:right w:val="single" w:color="D0D7D3" w:sz="4"/>
             </w:tcBorders>
-            <w:shd w:fill="F6F8F7" w:color="auto" w:val="clear"/>
             <w:tcMar>
               <w:top w:type="dxa" w:w="80"/>
               <w:left w:type="dxa" w:w="120"/>
@@ -5455,6 +5571,7 @@
               <w:bottom w:val="single" w:color="D0D7D3" w:sz="4"/>
               <w:right w:val="single" w:color="D0D7D3" w:sz="4"/>
             </w:tcBorders>
+            <w:shd w:fill="F6F8F7" w:color="auto" w:val="clear"/>
             <w:tcMar>
               <w:top w:type="dxa" w:w="80"/>
               <w:left w:type="dxa" w:w="120"/>
@@ -5483,6 +5600,7 @@
               <w:bottom w:val="single" w:color="D0D7D3" w:sz="4"/>
               <w:right w:val="single" w:color="D0D7D3" w:sz="4"/>
             </w:tcBorders>
+            <w:shd w:fill="F6F8F7" w:color="auto" w:val="clear"/>
             <w:tcMar>
               <w:top w:type="dxa" w:w="80"/>
               <w:left w:type="dxa" w:w="120"/>
@@ -5513,7 +5631,6 @@
               <w:bottom w:val="single" w:color="D0D7D3" w:sz="4"/>
               <w:right w:val="single" w:color="D0D7D3" w:sz="4"/>
             </w:tcBorders>
-            <w:shd w:fill="F6F8F7" w:color="auto" w:val="clear"/>
             <w:tcMar>
               <w:top w:type="dxa" w:w="80"/>
               <w:left w:type="dxa" w:w="120"/>
@@ -5542,7 +5659,6 @@
               <w:bottom w:val="single" w:color="D0D7D3" w:sz="4"/>
               <w:right w:val="single" w:color="D0D7D3" w:sz="4"/>
             </w:tcBorders>
-            <w:shd w:fill="F6F8F7" w:color="auto" w:val="clear"/>
             <w:tcMar>
               <w:top w:type="dxa" w:w="80"/>
               <w:left w:type="dxa" w:w="120"/>
@@ -5573,6 +5689,7 @@
               <w:bottom w:val="single" w:color="D0D7D3" w:sz="4"/>
               <w:right w:val="single" w:color="D0D7D3" w:sz="4"/>
             </w:tcBorders>
+            <w:shd w:fill="F6F8F7" w:color="auto" w:val="clear"/>
             <w:tcMar>
               <w:top w:type="dxa" w:w="80"/>
               <w:left w:type="dxa" w:w="120"/>
@@ -5601,6 +5718,7 @@
               <w:bottom w:val="single" w:color="D0D7D3" w:sz="4"/>
               <w:right w:val="single" w:color="D0D7D3" w:sz="4"/>
             </w:tcBorders>
+            <w:shd w:fill="F6F8F7" w:color="auto" w:val="clear"/>
             <w:tcMar>
               <w:top w:type="dxa" w:w="80"/>
               <w:left w:type="dxa" w:w="120"/>
@@ -5631,7 +5749,6 @@
               <w:bottom w:val="single" w:color="D0D7D3" w:sz="4"/>
               <w:right w:val="single" w:color="D0D7D3" w:sz="4"/>
             </w:tcBorders>
-            <w:shd w:fill="F6F8F7" w:color="auto" w:val="clear"/>
             <w:tcMar>
               <w:top w:type="dxa" w:w="80"/>
               <w:left w:type="dxa" w:w="120"/>
@@ -5660,7 +5777,6 @@
               <w:bottom w:val="single" w:color="D0D7D3" w:sz="4"/>
               <w:right w:val="single" w:color="D0D7D3" w:sz="4"/>
             </w:tcBorders>
-            <w:shd w:fill="F6F8F7" w:color="auto" w:val="clear"/>
             <w:tcMar>
               <w:top w:type="dxa" w:w="80"/>
               <w:left w:type="dxa" w:w="120"/>
@@ -5691,6 +5807,7 @@
               <w:bottom w:val="single" w:color="D0D7D3" w:sz="4"/>
               <w:right w:val="single" w:color="D0D7D3" w:sz="4"/>
             </w:tcBorders>
+            <w:shd w:fill="F6F8F7" w:color="auto" w:val="clear"/>
             <w:tcMar>
               <w:top w:type="dxa" w:w="80"/>
               <w:left w:type="dxa" w:w="120"/>
@@ -5719,6 +5836,7 @@
               <w:bottom w:val="single" w:color="D0D7D3" w:sz="4"/>
               <w:right w:val="single" w:color="D0D7D3" w:sz="4"/>
             </w:tcBorders>
+            <w:shd w:fill="F6F8F7" w:color="auto" w:val="clear"/>
             <w:tcMar>
               <w:top w:type="dxa" w:w="80"/>
               <w:left w:type="dxa" w:w="120"/>
@@ -5749,7 +5867,6 @@
               <w:bottom w:val="single" w:color="D0D7D3" w:sz="4"/>
               <w:right w:val="single" w:color="D0D7D3" w:sz="4"/>
             </w:tcBorders>
-            <w:shd w:fill="F6F8F7" w:color="auto" w:val="clear"/>
             <w:tcMar>
               <w:top w:type="dxa" w:w="80"/>
               <w:left w:type="dxa" w:w="120"/>
@@ -5778,7 +5895,6 @@
               <w:bottom w:val="single" w:color="D0D7D3" w:sz="4"/>
               <w:right w:val="single" w:color="D0D7D3" w:sz="4"/>
             </w:tcBorders>
-            <w:shd w:fill="F6F8F7" w:color="auto" w:val="clear"/>
             <w:tcMar>
               <w:top w:type="dxa" w:w="80"/>
               <w:left w:type="dxa" w:w="120"/>
@@ -5809,6 +5925,7 @@
               <w:bottom w:val="single" w:color="D0D7D3" w:sz="4"/>
               <w:right w:val="single" w:color="D0D7D3" w:sz="4"/>
             </w:tcBorders>
+            <w:shd w:fill="F6F8F7" w:color="auto" w:val="clear"/>
             <w:tcMar>
               <w:top w:type="dxa" w:w="80"/>
               <w:left w:type="dxa" w:w="120"/>
@@ -5837,6 +5954,7 @@
               <w:bottom w:val="single" w:color="D0D7D3" w:sz="4"/>
               <w:right w:val="single" w:color="D0D7D3" w:sz="4"/>
             </w:tcBorders>
+            <w:shd w:fill="F6F8F7" w:color="auto" w:val="clear"/>
             <w:tcMar>
               <w:top w:type="dxa" w:w="80"/>
               <w:left w:type="dxa" w:w="120"/>
@@ -5867,7 +5985,6 @@
               <w:bottom w:val="single" w:color="D0D7D3" w:sz="4"/>
               <w:right w:val="single" w:color="D0D7D3" w:sz="4"/>
             </w:tcBorders>
-            <w:shd w:fill="F6F8F7" w:color="auto" w:val="clear"/>
             <w:tcMar>
               <w:top w:type="dxa" w:w="80"/>
               <w:left w:type="dxa" w:w="120"/>
@@ -5896,7 +6013,6 @@
               <w:bottom w:val="single" w:color="D0D7D3" w:sz="4"/>
               <w:right w:val="single" w:color="D0D7D3" w:sz="4"/>
             </w:tcBorders>
-            <w:shd w:fill="F6F8F7" w:color="auto" w:val="clear"/>
             <w:tcMar>
               <w:top w:type="dxa" w:w="80"/>
               <w:left w:type="dxa" w:w="120"/>
@@ -5927,6 +6043,7 @@
               <w:bottom w:val="single" w:color="D0D7D3" w:sz="4"/>
               <w:right w:val="single" w:color="D0D7D3" w:sz="4"/>
             </w:tcBorders>
+            <w:shd w:fill="F6F8F7" w:color="auto" w:val="clear"/>
             <w:tcMar>
               <w:top w:type="dxa" w:w="80"/>
               <w:left w:type="dxa" w:w="120"/>
@@ -5955,6 +6072,7 @@
               <w:bottom w:val="single" w:color="D0D7D3" w:sz="4"/>
               <w:right w:val="single" w:color="D0D7D3" w:sz="4"/>
             </w:tcBorders>
+            <w:shd w:fill="F6F8F7" w:color="auto" w:val="clear"/>
             <w:tcMar>
               <w:top w:type="dxa" w:w="80"/>
               <w:left w:type="dxa" w:w="120"/>
@@ -5985,7 +6103,6 @@
               <w:bottom w:val="single" w:color="D0D7D3" w:sz="4"/>
               <w:right w:val="single" w:color="D0D7D3" w:sz="4"/>
             </w:tcBorders>
-            <w:shd w:fill="F6F8F7" w:color="auto" w:val="clear"/>
             <w:tcMar>
               <w:top w:type="dxa" w:w="80"/>
               <w:left w:type="dxa" w:w="120"/>
@@ -6014,7 +6131,6 @@
               <w:bottom w:val="single" w:color="D0D7D3" w:sz="4"/>
               <w:right w:val="single" w:color="D0D7D3" w:sz="4"/>
             </w:tcBorders>
-            <w:shd w:fill="F6F8F7" w:color="auto" w:val="clear"/>
             <w:tcMar>
               <w:top w:type="dxa" w:w="80"/>
               <w:left w:type="dxa" w:w="120"/>
@@ -6045,6 +6161,7 @@
               <w:bottom w:val="single" w:color="D0D7D3" w:sz="4"/>
               <w:right w:val="single" w:color="D0D7D3" w:sz="4"/>
             </w:tcBorders>
+            <w:shd w:fill="F6F8F7" w:color="auto" w:val="clear"/>
             <w:tcMar>
               <w:top w:type="dxa" w:w="80"/>
               <w:left w:type="dxa" w:w="120"/>
@@ -6073,6 +6190,7 @@
               <w:bottom w:val="single" w:color="D0D7D3" w:sz="4"/>
               <w:right w:val="single" w:color="D0D7D3" w:sz="4"/>
             </w:tcBorders>
+            <w:shd w:fill="F6F8F7" w:color="auto" w:val="clear"/>
             <w:tcMar>
               <w:top w:type="dxa" w:w="80"/>
               <w:left w:type="dxa" w:w="120"/>
@@ -6103,7 +6221,6 @@
               <w:bottom w:val="single" w:color="D0D7D3" w:sz="4"/>
               <w:right w:val="single" w:color="D0D7D3" w:sz="4"/>
             </w:tcBorders>
-            <w:shd w:fill="F6F8F7" w:color="auto" w:val="clear"/>
             <w:tcMar>
               <w:top w:type="dxa" w:w="80"/>
               <w:left w:type="dxa" w:w="120"/>
@@ -6132,7 +6249,6 @@
               <w:bottom w:val="single" w:color="D0D7D3" w:sz="4"/>
               <w:right w:val="single" w:color="D0D7D3" w:sz="4"/>
             </w:tcBorders>
-            <w:shd w:fill="F6F8F7" w:color="auto" w:val="clear"/>
             <w:tcMar>
               <w:top w:type="dxa" w:w="80"/>
               <w:left w:type="dxa" w:w="120"/>
@@ -6163,6 +6279,7 @@
               <w:bottom w:val="single" w:color="D0D7D3" w:sz="4"/>
               <w:right w:val="single" w:color="D0D7D3" w:sz="4"/>
             </w:tcBorders>
+            <w:shd w:fill="F6F8F7" w:color="auto" w:val="clear"/>
             <w:tcMar>
               <w:top w:type="dxa" w:w="80"/>
               <w:left w:type="dxa" w:w="120"/>
@@ -6191,6 +6308,7 @@
               <w:bottom w:val="single" w:color="D0D7D3" w:sz="4"/>
               <w:right w:val="single" w:color="D0D7D3" w:sz="4"/>
             </w:tcBorders>
+            <w:shd w:fill="F6F8F7" w:color="auto" w:val="clear"/>
             <w:tcMar>
               <w:top w:type="dxa" w:w="80"/>
               <w:left w:type="dxa" w:w="120"/>
@@ -6221,7 +6339,6 @@
               <w:bottom w:val="single" w:color="D0D7D3" w:sz="4"/>
               <w:right w:val="single" w:color="D0D7D3" w:sz="4"/>
             </w:tcBorders>
-            <w:shd w:fill="F6F8F7" w:color="auto" w:val="clear"/>
             <w:tcMar>
               <w:top w:type="dxa" w:w="80"/>
               <w:left w:type="dxa" w:w="120"/>
@@ -6250,7 +6367,6 @@
               <w:bottom w:val="single" w:color="D0D7D3" w:sz="4"/>
               <w:right w:val="single" w:color="D0D7D3" w:sz="4"/>
             </w:tcBorders>
-            <w:shd w:fill="F6F8F7" w:color="auto" w:val="clear"/>
             <w:tcMar>
               <w:top w:type="dxa" w:w="80"/>
               <w:left w:type="dxa" w:w="120"/>
@@ -6281,6 +6397,7 @@
               <w:bottom w:val="single" w:color="D0D7D3" w:sz="4"/>
               <w:right w:val="single" w:color="D0D7D3" w:sz="4"/>
             </w:tcBorders>
+            <w:shd w:fill="F6F8F7" w:color="auto" w:val="clear"/>
             <w:tcMar>
               <w:top w:type="dxa" w:w="80"/>
               <w:left w:type="dxa" w:w="120"/>
@@ -6309,6 +6426,7 @@
               <w:bottom w:val="single" w:color="D0D7D3" w:sz="4"/>
               <w:right w:val="single" w:color="D0D7D3" w:sz="4"/>
             </w:tcBorders>
+            <w:shd w:fill="F6F8F7" w:color="auto" w:val="clear"/>
             <w:tcMar>
               <w:top w:type="dxa" w:w="80"/>
               <w:left w:type="dxa" w:w="120"/>
@@ -6339,7 +6457,6 @@
               <w:bottom w:val="single" w:color="D0D7D3" w:sz="4"/>
               <w:right w:val="single" w:color="D0D7D3" w:sz="4"/>
             </w:tcBorders>
-            <w:shd w:fill="F6F8F7" w:color="auto" w:val="clear"/>
             <w:tcMar>
               <w:top w:type="dxa" w:w="80"/>
               <w:left w:type="dxa" w:w="120"/>
@@ -6368,7 +6485,6 @@
               <w:bottom w:val="single" w:color="D0D7D3" w:sz="4"/>
               <w:right w:val="single" w:color="D0D7D3" w:sz="4"/>
             </w:tcBorders>
-            <w:shd w:fill="F6F8F7" w:color="auto" w:val="clear"/>
             <w:tcMar>
               <w:top w:type="dxa" w:w="80"/>
               <w:left w:type="dxa" w:w="120"/>
@@ -6399,6 +6515,7 @@
               <w:bottom w:val="single" w:color="D0D7D3" w:sz="4"/>
               <w:right w:val="single" w:color="D0D7D3" w:sz="4"/>
             </w:tcBorders>
+            <w:shd w:fill="F6F8F7" w:color="auto" w:val="clear"/>
             <w:tcMar>
               <w:top w:type="dxa" w:w="80"/>
               <w:left w:type="dxa" w:w="120"/>
@@ -6427,6 +6544,7 @@
               <w:bottom w:val="single" w:color="D0D7D3" w:sz="4"/>
               <w:right w:val="single" w:color="D0D7D3" w:sz="4"/>
             </w:tcBorders>
+            <w:shd w:fill="F6F8F7" w:color="auto" w:val="clear"/>
             <w:tcMar>
               <w:top w:type="dxa" w:w="80"/>
               <w:left w:type="dxa" w:w="120"/>
@@ -6457,7 +6575,6 @@
               <w:bottom w:val="single" w:color="D0D7D3" w:sz="4"/>
               <w:right w:val="single" w:color="D0D7D3" w:sz="4"/>
             </w:tcBorders>
-            <w:shd w:fill="F6F8F7" w:color="auto" w:val="clear"/>
             <w:tcMar>
               <w:top w:type="dxa" w:w="80"/>
               <w:left w:type="dxa" w:w="120"/>
@@ -6486,7 +6603,6 @@
               <w:bottom w:val="single" w:color="D0D7D3" w:sz="4"/>
               <w:right w:val="single" w:color="D0D7D3" w:sz="4"/>
             </w:tcBorders>
-            <w:shd w:fill="F6F8F7" w:color="auto" w:val="clear"/>
             <w:tcMar>
               <w:top w:type="dxa" w:w="80"/>
               <w:left w:type="dxa" w:w="120"/>
@@ -6517,6 +6633,7 @@
               <w:bottom w:val="single" w:color="D0D7D3" w:sz="4"/>
               <w:right w:val="single" w:color="D0D7D3" w:sz="4"/>
             </w:tcBorders>
+            <w:shd w:fill="F6F8F7" w:color="auto" w:val="clear"/>
             <w:tcMar>
               <w:top w:type="dxa" w:w="80"/>
               <w:left w:type="dxa" w:w="120"/>
@@ -6545,6 +6662,7 @@
               <w:bottom w:val="single" w:color="D0D7D3" w:sz="4"/>
               <w:right w:val="single" w:color="D0D7D3" w:sz="4"/>
             </w:tcBorders>
+            <w:shd w:fill="F6F8F7" w:color="auto" w:val="clear"/>
             <w:tcMar>
               <w:top w:type="dxa" w:w="80"/>
               <w:left w:type="dxa" w:w="120"/>
@@ -6575,7 +6693,6 @@
               <w:bottom w:val="single" w:color="D0D7D3" w:sz="4"/>
               <w:right w:val="single" w:color="D0D7D3" w:sz="4"/>
             </w:tcBorders>
-            <w:shd w:fill="F6F8F7" w:color="auto" w:val="clear"/>
             <w:tcMar>
               <w:top w:type="dxa" w:w="80"/>
               <w:left w:type="dxa" w:w="120"/>
@@ -6604,7 +6721,6 @@
               <w:bottom w:val="single" w:color="D0D7D3" w:sz="4"/>
               <w:right w:val="single" w:color="D0D7D3" w:sz="4"/>
             </w:tcBorders>
-            <w:shd w:fill="F6F8F7" w:color="auto" w:val="clear"/>
             <w:tcMar>
               <w:top w:type="dxa" w:w="80"/>
               <w:left w:type="dxa" w:w="120"/>
@@ -6635,6 +6751,7 @@
               <w:bottom w:val="single" w:color="D0D7D3" w:sz="4"/>
               <w:right w:val="single" w:color="D0D7D3" w:sz="4"/>
             </w:tcBorders>
+            <w:shd w:fill="F6F8F7" w:color="auto" w:val="clear"/>
             <w:tcMar>
               <w:top w:type="dxa" w:w="80"/>
               <w:left w:type="dxa" w:w="120"/>
@@ -6663,6 +6780,7 @@
               <w:bottom w:val="single" w:color="D0D7D3" w:sz="4"/>
               <w:right w:val="single" w:color="D0D7D3" w:sz="4"/>
             </w:tcBorders>
+            <w:shd w:fill="F6F8F7" w:color="auto" w:val="clear"/>
             <w:tcMar>
               <w:top w:type="dxa" w:w="80"/>
               <w:left w:type="dxa" w:w="120"/>
@@ -6693,7 +6811,6 @@
               <w:bottom w:val="single" w:color="D0D7D3" w:sz="4"/>
               <w:right w:val="single" w:color="D0D7D3" w:sz="4"/>
             </w:tcBorders>
-            <w:shd w:fill="F6F8F7" w:color="auto" w:val="clear"/>
             <w:tcMar>
               <w:top w:type="dxa" w:w="80"/>
               <w:left w:type="dxa" w:w="120"/>
@@ -6722,7 +6839,6 @@
               <w:bottom w:val="single" w:color="D0D7D3" w:sz="4"/>
               <w:right w:val="single" w:color="D0D7D3" w:sz="4"/>
             </w:tcBorders>
-            <w:shd w:fill="F6F8F7" w:color="auto" w:val="clear"/>
             <w:tcMar>
               <w:top w:type="dxa" w:w="80"/>
               <w:left w:type="dxa" w:w="120"/>
@@ -6753,6 +6869,7 @@
               <w:bottom w:val="single" w:color="D0D7D3" w:sz="4"/>
               <w:right w:val="single" w:color="D0D7D3" w:sz="4"/>
             </w:tcBorders>
+            <w:shd w:fill="F6F8F7" w:color="auto" w:val="clear"/>
             <w:tcMar>
               <w:top w:type="dxa" w:w="80"/>
               <w:left w:type="dxa" w:w="120"/>
@@ -6781,6 +6898,7 @@
               <w:bottom w:val="single" w:color="D0D7D3" w:sz="4"/>
               <w:right w:val="single" w:color="D0D7D3" w:sz="4"/>
             </w:tcBorders>
+            <w:shd w:fill="F6F8F7" w:color="auto" w:val="clear"/>
             <w:tcMar>
               <w:top w:type="dxa" w:w="80"/>
               <w:left w:type="dxa" w:w="120"/>
@@ -6811,7 +6929,6 @@
               <w:bottom w:val="single" w:color="D0D7D3" w:sz="4"/>
               <w:right w:val="single" w:color="D0D7D3" w:sz="4"/>
             </w:tcBorders>
-            <w:shd w:fill="F6F8F7" w:color="auto" w:val="clear"/>
             <w:tcMar>
               <w:top w:type="dxa" w:w="80"/>
               <w:left w:type="dxa" w:w="120"/>
@@ -6840,7 +6957,6 @@
               <w:bottom w:val="single" w:color="D0D7D3" w:sz="4"/>
               <w:right w:val="single" w:color="D0D7D3" w:sz="4"/>
             </w:tcBorders>
-            <w:shd w:fill="F6F8F7" w:color="auto" w:val="clear"/>
             <w:tcMar>
               <w:top w:type="dxa" w:w="80"/>
               <w:left w:type="dxa" w:w="120"/>
@@ -6871,6 +6987,7 @@
               <w:bottom w:val="single" w:color="D0D7D3" w:sz="4"/>
               <w:right w:val="single" w:color="D0D7D3" w:sz="4"/>
             </w:tcBorders>
+            <w:shd w:fill="F6F8F7" w:color="auto" w:val="clear"/>
             <w:tcMar>
               <w:top w:type="dxa" w:w="80"/>
               <w:left w:type="dxa" w:w="120"/>
@@ -6899,6 +7016,7 @@
               <w:bottom w:val="single" w:color="D0D7D3" w:sz="4"/>
               <w:right w:val="single" w:color="D0D7D3" w:sz="4"/>
             </w:tcBorders>
+            <w:shd w:fill="F6F8F7" w:color="auto" w:val="clear"/>
             <w:tcMar>
               <w:top w:type="dxa" w:w="80"/>
               <w:left w:type="dxa" w:w="120"/>
@@ -6929,7 +7047,6 @@
               <w:bottom w:val="single" w:color="D0D7D3" w:sz="4"/>
               <w:right w:val="single" w:color="D0D7D3" w:sz="4"/>
             </w:tcBorders>
-            <w:shd w:fill="F6F8F7" w:color="auto" w:val="clear"/>
             <w:tcMar>
               <w:top w:type="dxa" w:w="80"/>
               <w:left w:type="dxa" w:w="120"/>
@@ -6958,7 +7075,6 @@
               <w:bottom w:val="single" w:color="D0D7D3" w:sz="4"/>
               <w:right w:val="single" w:color="D0D7D3" w:sz="4"/>
             </w:tcBorders>
-            <w:shd w:fill="F6F8F7" w:color="auto" w:val="clear"/>
             <w:tcMar>
               <w:top w:type="dxa" w:w="80"/>
               <w:left w:type="dxa" w:w="120"/>
@@ -6989,6 +7105,7 @@
               <w:bottom w:val="single" w:color="D0D7D3" w:sz="4"/>
               <w:right w:val="single" w:color="D0D7D3" w:sz="4"/>
             </w:tcBorders>
+            <w:shd w:fill="F6F8F7" w:color="auto" w:val="clear"/>
             <w:tcMar>
               <w:top w:type="dxa" w:w="80"/>
               <w:left w:type="dxa" w:w="120"/>
@@ -7017,6 +7134,7 @@
               <w:bottom w:val="single" w:color="D0D7D3" w:sz="4"/>
               <w:right w:val="single" w:color="D0D7D3" w:sz="4"/>
             </w:tcBorders>
+            <w:shd w:fill="F6F8F7" w:color="auto" w:val="clear"/>
             <w:tcMar>
               <w:top w:type="dxa" w:w="80"/>
               <w:left w:type="dxa" w:w="120"/>
@@ -7047,7 +7165,6 @@
               <w:bottom w:val="single" w:color="D0D7D3" w:sz="4"/>
               <w:right w:val="single" w:color="D0D7D3" w:sz="4"/>
             </w:tcBorders>
-            <w:shd w:fill="F6F8F7" w:color="auto" w:val="clear"/>
             <w:tcMar>
               <w:top w:type="dxa" w:w="80"/>
               <w:left w:type="dxa" w:w="120"/>
@@ -7076,7 +7193,6 @@
               <w:bottom w:val="single" w:color="D0D7D3" w:sz="4"/>
               <w:right w:val="single" w:color="D0D7D3" w:sz="4"/>
             </w:tcBorders>
-            <w:shd w:fill="F6F8F7" w:color="auto" w:val="clear"/>
             <w:tcMar>
               <w:top w:type="dxa" w:w="80"/>
               <w:left w:type="dxa" w:w="120"/>
@@ -7107,6 +7223,7 @@
               <w:bottom w:val="single" w:color="D0D7D3" w:sz="4"/>
               <w:right w:val="single" w:color="D0D7D3" w:sz="4"/>
             </w:tcBorders>
+            <w:shd w:fill="F6F8F7" w:color="auto" w:val="clear"/>
             <w:tcMar>
               <w:top w:type="dxa" w:w="80"/>
               <w:left w:type="dxa" w:w="120"/>
@@ -7135,6 +7252,7 @@
               <w:bottom w:val="single" w:color="D0D7D3" w:sz="4"/>
               <w:right w:val="single" w:color="D0D7D3" w:sz="4"/>
             </w:tcBorders>
+            <w:shd w:fill="F6F8F7" w:color="auto" w:val="clear"/>
             <w:tcMar>
               <w:top w:type="dxa" w:w="80"/>
               <w:left w:type="dxa" w:w="120"/>
@@ -7165,7 +7283,6 @@
               <w:bottom w:val="single" w:color="D0D7D3" w:sz="4"/>
               <w:right w:val="single" w:color="D0D7D3" w:sz="4"/>
             </w:tcBorders>
-            <w:shd w:fill="F6F8F7" w:color="auto" w:val="clear"/>
             <w:tcMar>
               <w:top w:type="dxa" w:w="80"/>
               <w:left w:type="dxa" w:w="120"/>
@@ -7194,7 +7311,6 @@
               <w:bottom w:val="single" w:color="D0D7D3" w:sz="4"/>
               <w:right w:val="single" w:color="D0D7D3" w:sz="4"/>
             </w:tcBorders>
-            <w:shd w:fill="F6F8F7" w:color="auto" w:val="clear"/>
             <w:tcMar>
               <w:top w:type="dxa" w:w="80"/>
               <w:left w:type="dxa" w:w="120"/>
@@ -7225,6 +7341,7 @@
               <w:bottom w:val="single" w:color="D0D7D3" w:sz="4"/>
               <w:right w:val="single" w:color="D0D7D3" w:sz="4"/>
             </w:tcBorders>
+            <w:shd w:fill="F6F8F7" w:color="auto" w:val="clear"/>
             <w:tcMar>
               <w:top w:type="dxa" w:w="80"/>
               <w:left w:type="dxa" w:w="120"/>
@@ -7253,6 +7370,7 @@
               <w:bottom w:val="single" w:color="D0D7D3" w:sz="4"/>
               <w:right w:val="single" w:color="D0D7D3" w:sz="4"/>
             </w:tcBorders>
+            <w:shd w:fill="F6F8F7" w:color="auto" w:val="clear"/>
             <w:tcMar>
               <w:top w:type="dxa" w:w="80"/>
               <w:left w:type="dxa" w:w="120"/>
@@ -7283,7 +7401,6 @@
               <w:bottom w:val="single" w:color="D0D7D3" w:sz="4"/>
               <w:right w:val="single" w:color="D0D7D3" w:sz="4"/>
             </w:tcBorders>
-            <w:shd w:fill="F6F8F7" w:color="auto" w:val="clear"/>
             <w:tcMar>
               <w:top w:type="dxa" w:w="80"/>
               <w:left w:type="dxa" w:w="120"/>
@@ -7312,7 +7429,6 @@
               <w:bottom w:val="single" w:color="D0D7D3" w:sz="4"/>
               <w:right w:val="single" w:color="D0D7D3" w:sz="4"/>
             </w:tcBorders>
-            <w:shd w:fill="F6F8F7" w:color="auto" w:val="clear"/>
             <w:tcMar>
               <w:top w:type="dxa" w:w="80"/>
               <w:left w:type="dxa" w:w="120"/>
@@ -7343,6 +7459,7 @@
               <w:bottom w:val="single" w:color="D0D7D3" w:sz="4"/>
               <w:right w:val="single" w:color="D0D7D3" w:sz="4"/>
             </w:tcBorders>
+            <w:shd w:fill="F6F8F7" w:color="auto" w:val="clear"/>
             <w:tcMar>
               <w:top w:type="dxa" w:w="80"/>
               <w:left w:type="dxa" w:w="120"/>
@@ -7371,6 +7488,7 @@
               <w:bottom w:val="single" w:color="D0D7D3" w:sz="4"/>
               <w:right w:val="single" w:color="D0D7D3" w:sz="4"/>
             </w:tcBorders>
+            <w:shd w:fill="F6F8F7" w:color="auto" w:val="clear"/>
             <w:tcMar>
               <w:top w:type="dxa" w:w="80"/>
               <w:left w:type="dxa" w:w="120"/>
@@ -7401,7 +7519,6 @@
               <w:bottom w:val="single" w:color="D0D7D3" w:sz="4"/>
               <w:right w:val="single" w:color="D0D7D3" w:sz="4"/>
             </w:tcBorders>
-            <w:shd w:fill="F6F8F7" w:color="auto" w:val="clear"/>
             <w:tcMar>
               <w:top w:type="dxa" w:w="80"/>
               <w:left w:type="dxa" w:w="120"/>
@@ -7430,7 +7547,6 @@
               <w:bottom w:val="single" w:color="D0D7D3" w:sz="4"/>
               <w:right w:val="single" w:color="D0D7D3" w:sz="4"/>
             </w:tcBorders>
-            <w:shd w:fill="F6F8F7" w:color="auto" w:val="clear"/>
             <w:tcMar>
               <w:top w:type="dxa" w:w="80"/>
               <w:left w:type="dxa" w:w="120"/>
@@ -7461,6 +7577,7 @@
               <w:bottom w:val="single" w:color="D0D7D3" w:sz="4"/>
               <w:right w:val="single" w:color="D0D7D3" w:sz="4"/>
             </w:tcBorders>
+            <w:shd w:fill="F6F8F7" w:color="auto" w:val="clear"/>
             <w:tcMar>
               <w:top w:type="dxa" w:w="80"/>
               <w:left w:type="dxa" w:w="120"/>
@@ -7489,6 +7606,7 @@
               <w:bottom w:val="single" w:color="D0D7D3" w:sz="4"/>
               <w:right w:val="single" w:color="D0D7D3" w:sz="4"/>
             </w:tcBorders>
+            <w:shd w:fill="F6F8F7" w:color="auto" w:val="clear"/>
             <w:tcMar>
               <w:top w:type="dxa" w:w="80"/>
               <w:left w:type="dxa" w:w="120"/>
@@ -7519,7 +7637,6 @@
               <w:bottom w:val="single" w:color="D0D7D3" w:sz="4"/>
               <w:right w:val="single" w:color="D0D7D3" w:sz="4"/>
             </w:tcBorders>
-            <w:shd w:fill="F6F8F7" w:color="auto" w:val="clear"/>
             <w:tcMar>
               <w:top w:type="dxa" w:w="80"/>
               <w:left w:type="dxa" w:w="120"/>
@@ -7548,7 +7665,6 @@
               <w:bottom w:val="single" w:color="D0D7D3" w:sz="4"/>
               <w:right w:val="single" w:color="D0D7D3" w:sz="4"/>
             </w:tcBorders>
-            <w:shd w:fill="F6F8F7" w:color="auto" w:val="clear"/>
             <w:tcMar>
               <w:top w:type="dxa" w:w="80"/>
               <w:left w:type="dxa" w:w="120"/>
@@ -7579,6 +7695,7 @@
               <w:bottom w:val="single" w:color="D0D7D3" w:sz="4"/>
               <w:right w:val="single" w:color="D0D7D3" w:sz="4"/>
             </w:tcBorders>
+            <w:shd w:fill="F6F8F7" w:color="auto" w:val="clear"/>
             <w:tcMar>
               <w:top w:type="dxa" w:w="80"/>
               <w:left w:type="dxa" w:w="120"/>
@@ -7607,6 +7724,7 @@
               <w:bottom w:val="single" w:color="D0D7D3" w:sz="4"/>
               <w:right w:val="single" w:color="D0D7D3" w:sz="4"/>
             </w:tcBorders>
+            <w:shd w:fill="F6F8F7" w:color="auto" w:val="clear"/>
             <w:tcMar>
               <w:top w:type="dxa" w:w="80"/>
               <w:left w:type="dxa" w:w="120"/>
@@ -7637,7 +7755,6 @@
               <w:bottom w:val="single" w:color="D0D7D3" w:sz="4"/>
               <w:right w:val="single" w:color="D0D7D3" w:sz="4"/>
             </w:tcBorders>
-            <w:shd w:fill="F6F8F7" w:color="auto" w:val="clear"/>
             <w:tcMar>
               <w:top w:type="dxa" w:w="80"/>
               <w:left w:type="dxa" w:w="120"/>
@@ -7666,7 +7783,6 @@
               <w:bottom w:val="single" w:color="D0D7D3" w:sz="4"/>
               <w:right w:val="single" w:color="D0D7D3" w:sz="4"/>
             </w:tcBorders>
-            <w:shd w:fill="F6F8F7" w:color="auto" w:val="clear"/>
             <w:tcMar>
               <w:top w:type="dxa" w:w="80"/>
               <w:left w:type="dxa" w:w="120"/>
@@ -7697,6 +7813,7 @@
               <w:bottom w:val="single" w:color="D0D7D3" w:sz="4"/>
               <w:right w:val="single" w:color="D0D7D3" w:sz="4"/>
             </w:tcBorders>
+            <w:shd w:fill="F6F8F7" w:color="auto" w:val="clear"/>
             <w:tcMar>
               <w:top w:type="dxa" w:w="80"/>
               <w:left w:type="dxa" w:w="120"/>
@@ -7725,6 +7842,7 @@
               <w:bottom w:val="single" w:color="D0D7D3" w:sz="4"/>
               <w:right w:val="single" w:color="D0D7D3" w:sz="4"/>
             </w:tcBorders>
+            <w:shd w:fill="F6F8F7" w:color="auto" w:val="clear"/>
             <w:tcMar>
               <w:top w:type="dxa" w:w="80"/>
               <w:left w:type="dxa" w:w="120"/>
@@ -7755,7 +7873,6 @@
               <w:bottom w:val="single" w:color="D0D7D3" w:sz="4"/>
               <w:right w:val="single" w:color="D0D7D3" w:sz="4"/>
             </w:tcBorders>
-            <w:shd w:fill="F6F8F7" w:color="auto" w:val="clear"/>
             <w:tcMar>
               <w:top w:type="dxa" w:w="80"/>
               <w:left w:type="dxa" w:w="120"/>
@@ -7784,7 +7901,6 @@
               <w:bottom w:val="single" w:color="D0D7D3" w:sz="4"/>
               <w:right w:val="single" w:color="D0D7D3" w:sz="4"/>
             </w:tcBorders>
-            <w:shd w:fill="F6F8F7" w:color="auto" w:val="clear"/>
             <w:tcMar>
               <w:top w:type="dxa" w:w="80"/>
               <w:left w:type="dxa" w:w="120"/>
@@ -7815,6 +7931,7 @@
               <w:bottom w:val="single" w:color="D0D7D3" w:sz="4"/>
               <w:right w:val="single" w:color="D0D7D3" w:sz="4"/>
             </w:tcBorders>
+            <w:shd w:fill="F6F8F7" w:color="auto" w:val="clear"/>
             <w:tcMar>
               <w:top w:type="dxa" w:w="80"/>
               <w:left w:type="dxa" w:w="120"/>
@@ -7843,6 +7960,7 @@
               <w:bottom w:val="single" w:color="D0D7D3" w:sz="4"/>
               <w:right w:val="single" w:color="D0D7D3" w:sz="4"/>
             </w:tcBorders>
+            <w:shd w:fill="F6F8F7" w:color="auto" w:val="clear"/>
             <w:tcMar>
               <w:top w:type="dxa" w:w="80"/>
               <w:left w:type="dxa" w:w="120"/>
@@ -7873,7 +7991,6 @@
               <w:bottom w:val="single" w:color="D0D7D3" w:sz="4"/>
               <w:right w:val="single" w:color="D0D7D3" w:sz="4"/>
             </w:tcBorders>
-            <w:shd w:fill="F6F8F7" w:color="auto" w:val="clear"/>
             <w:tcMar>
               <w:top w:type="dxa" w:w="80"/>
               <w:left w:type="dxa" w:w="120"/>
@@ -7902,7 +8019,6 @@
               <w:bottom w:val="single" w:color="D0D7D3" w:sz="4"/>
               <w:right w:val="single" w:color="D0D7D3" w:sz="4"/>
             </w:tcBorders>
-            <w:shd w:fill="F6F8F7" w:color="auto" w:val="clear"/>
             <w:tcMar>
               <w:top w:type="dxa" w:w="80"/>
               <w:left w:type="dxa" w:w="120"/>
@@ -7933,6 +8049,7 @@
               <w:bottom w:val="single" w:color="D0D7D3" w:sz="4"/>
               <w:right w:val="single" w:color="D0D7D3" w:sz="4"/>
             </w:tcBorders>
+            <w:shd w:fill="F6F8F7" w:color="auto" w:val="clear"/>
             <w:tcMar>
               <w:top w:type="dxa" w:w="80"/>
               <w:left w:type="dxa" w:w="120"/>
@@ -7961,6 +8078,7 @@
               <w:bottom w:val="single" w:color="D0D7D3" w:sz="4"/>
               <w:right w:val="single" w:color="D0D7D3" w:sz="4"/>
             </w:tcBorders>
+            <w:shd w:fill="F6F8F7" w:color="auto" w:val="clear"/>
             <w:tcMar>
               <w:top w:type="dxa" w:w="80"/>
               <w:left w:type="dxa" w:w="120"/>
@@ -7991,7 +8109,6 @@
               <w:bottom w:val="single" w:color="D0D7D3" w:sz="4"/>
               <w:right w:val="single" w:color="D0D7D3" w:sz="4"/>
             </w:tcBorders>
-            <w:shd w:fill="F6F8F7" w:color="auto" w:val="clear"/>
             <w:tcMar>
               <w:top w:type="dxa" w:w="80"/>
               <w:left w:type="dxa" w:w="120"/>
@@ -8020,7 +8137,6 @@
               <w:bottom w:val="single" w:color="D0D7D3" w:sz="4"/>
               <w:right w:val="single" w:color="D0D7D3" w:sz="4"/>
             </w:tcBorders>
-            <w:shd w:fill="F6F8F7" w:color="auto" w:val="clear"/>
             <w:tcMar>
               <w:top w:type="dxa" w:w="80"/>
               <w:left w:type="dxa" w:w="120"/>

--- a/docs/product/WardPay - what it does.docx
+++ b/docs/product/WardPay - what it does.docx
@@ -4892,7 +4892,7 @@
                 <w:sz w:val="20"/>
                 <w:szCs w:val="20"/>
               </w:rPr>
-              <w:t xml:space="preserve">Free. Card and bank charges come off each payment.</w:t>
+              <w:t xml:space="preserve">Free. Payment charges come off each payment, unless the school asks parents to pay the online-payment charge on top (transfers to a child’s account number stay free).</w:t>
             </w:r>
           </w:p>
         </w:tc>
@@ -5084,6 +5084,66 @@
                 <w:sz w:val="20"/>
                 <w:szCs w:val="20"/>
               </w:rPr>
+              <w:t xml:space="preserve">Each school chooses whether it or the parent pays the charge on online payments</w:t>
+            </w:r>
+          </w:p>
+        </w:tc>
+      </w:tr>
+      <w:tr>
+        <w:tc>
+          <w:tcPr>
+            <w:tcW w:type="dxa" w:w="1800"/>
+            <w:tcBorders>
+              <w:top w:val="single" w:color="D0D7D3" w:sz="4"/>
+              <w:left w:val="single" w:color="D0D7D3" w:sz="4"/>
+              <w:bottom w:val="single" w:color="D0D7D3" w:sz="4"/>
+              <w:right w:val="single" w:color="D0D7D3" w:sz="4"/>
+            </w:tcBorders>
+            <w:shd w:fill="F6F8F7" w:color="auto" w:val="clear"/>
+            <w:tcMar>
+              <w:top w:type="dxa" w:w="80"/>
+              <w:left w:type="dxa" w:w="120"/>
+              <w:bottom w:type="dxa" w:w="80"/>
+              <w:right w:type="dxa" w:w="120"/>
+            </w:tcMar>
+          </w:tcPr>
+          <w:p>
+            <w:r>
+              <w:rPr>
+                <w:b w:val="false"/>
+                <w:bCs w:val="false"/>
+                <w:sz w:val="20"/>
+                <w:szCs w:val="20"/>
+              </w:rPr>
+              <w:t xml:space="preserve">27 Oct 2026</w:t>
+            </w:r>
+          </w:p>
+        </w:tc>
+        <w:tc>
+          <w:tcPr>
+            <w:tcW w:type="dxa" w:w="7838"/>
+            <w:tcBorders>
+              <w:top w:val="single" w:color="D0D7D3" w:sz="4"/>
+              <w:left w:val="single" w:color="D0D7D3" w:sz="4"/>
+              <w:bottom w:val="single" w:color="D0D7D3" w:sz="4"/>
+              <w:right w:val="single" w:color="D0D7D3" w:sz="4"/>
+            </w:tcBorders>
+            <w:shd w:fill="F6F8F7" w:color="auto" w:val="clear"/>
+            <w:tcMar>
+              <w:top w:type="dxa" w:w="80"/>
+              <w:left w:type="dxa" w:w="120"/>
+              <w:bottom w:type="dxa" w:w="80"/>
+              <w:right w:type="dxa" w:w="120"/>
+            </w:tcMar>
+          </w:tcPr>
+          <w:p>
+            <w:r>
+              <w:rPr>
+                <w:b w:val="false"/>
+                <w:bCs w:val="false"/>
+                <w:sz w:val="20"/>
+                <w:szCs w:val="20"/>
+              </w:rPr>
               <w:t xml:space="preserve">Parents with children at several branches sign in once and see what is owed at each branch</w:t>
             </w:r>
           </w:p>
@@ -5099,7 +5159,6 @@
               <w:bottom w:val="single" w:color="D0D7D3" w:sz="4"/>
               <w:right w:val="single" w:color="D0D7D3" w:sz="4"/>
             </w:tcBorders>
-            <w:shd w:fill="F6F8F7" w:color="auto" w:val="clear"/>
             <w:tcMar>
               <w:top w:type="dxa" w:w="80"/>
               <w:left w:type="dxa" w:w="120"/>
@@ -5128,7 +5187,6 @@
               <w:bottom w:val="single" w:color="D0D7D3" w:sz="4"/>
               <w:right w:val="single" w:color="D0D7D3" w:sz="4"/>
             </w:tcBorders>
-            <w:shd w:fill="F6F8F7" w:color="auto" w:val="clear"/>
             <w:tcMar>
               <w:top w:type="dxa" w:w="80"/>
               <w:left w:type="dxa" w:w="120"/>
@@ -5159,6 +5217,7 @@
               <w:bottom w:val="single" w:color="D0D7D3" w:sz="4"/>
               <w:right w:val="single" w:color="D0D7D3" w:sz="4"/>
             </w:tcBorders>
+            <w:shd w:fill="F6F8F7" w:color="auto" w:val="clear"/>
             <w:tcMar>
               <w:top w:type="dxa" w:w="80"/>
               <w:left w:type="dxa" w:w="120"/>
@@ -5187,6 +5246,7 @@
               <w:bottom w:val="single" w:color="D0D7D3" w:sz="4"/>
               <w:right w:val="single" w:color="D0D7D3" w:sz="4"/>
             </w:tcBorders>
+            <w:shd w:fill="F6F8F7" w:color="auto" w:val="clear"/>
             <w:tcMar>
               <w:top w:type="dxa" w:w="80"/>
               <w:left w:type="dxa" w:w="120"/>
@@ -5217,7 +5277,6 @@
               <w:bottom w:val="single" w:color="D0D7D3" w:sz="4"/>
               <w:right w:val="single" w:color="D0D7D3" w:sz="4"/>
             </w:tcBorders>
-            <w:shd w:fill="F6F8F7" w:color="auto" w:val="clear"/>
             <w:tcMar>
               <w:top w:type="dxa" w:w="80"/>
               <w:left w:type="dxa" w:w="120"/>
@@ -5246,7 +5305,6 @@
               <w:bottom w:val="single" w:color="D0D7D3" w:sz="4"/>
               <w:right w:val="single" w:color="D0D7D3" w:sz="4"/>
             </w:tcBorders>
-            <w:shd w:fill="F6F8F7" w:color="auto" w:val="clear"/>
             <w:tcMar>
               <w:top w:type="dxa" w:w="80"/>
               <w:left w:type="dxa" w:w="120"/>
@@ -5277,6 +5335,7 @@
               <w:bottom w:val="single" w:color="D0D7D3" w:sz="4"/>
               <w:right w:val="single" w:color="D0D7D3" w:sz="4"/>
             </w:tcBorders>
+            <w:shd w:fill="F6F8F7" w:color="auto" w:val="clear"/>
             <w:tcMar>
               <w:top w:type="dxa" w:w="80"/>
               <w:left w:type="dxa" w:w="120"/>
@@ -5305,6 +5364,7 @@
               <w:bottom w:val="single" w:color="D0D7D3" w:sz="4"/>
               <w:right w:val="single" w:color="D0D7D3" w:sz="4"/>
             </w:tcBorders>
+            <w:shd w:fill="F6F8F7" w:color="auto" w:val="clear"/>
             <w:tcMar>
               <w:top w:type="dxa" w:w="80"/>
               <w:left w:type="dxa" w:w="120"/>
@@ -5335,7 +5395,6 @@
               <w:bottom w:val="single" w:color="D0D7D3" w:sz="4"/>
               <w:right w:val="single" w:color="D0D7D3" w:sz="4"/>
             </w:tcBorders>
-            <w:shd w:fill="F6F8F7" w:color="auto" w:val="clear"/>
             <w:tcMar>
               <w:top w:type="dxa" w:w="80"/>
               <w:left w:type="dxa" w:w="120"/>
@@ -5364,7 +5423,6 @@
               <w:bottom w:val="single" w:color="D0D7D3" w:sz="4"/>
               <w:right w:val="single" w:color="D0D7D3" w:sz="4"/>
             </w:tcBorders>
-            <w:shd w:fill="F6F8F7" w:color="auto" w:val="clear"/>
             <w:tcMar>
               <w:top w:type="dxa" w:w="80"/>
               <w:left w:type="dxa" w:w="120"/>
@@ -5395,6 +5453,7 @@
               <w:bottom w:val="single" w:color="D0D7D3" w:sz="4"/>
               <w:right w:val="single" w:color="D0D7D3" w:sz="4"/>
             </w:tcBorders>
+            <w:shd w:fill="F6F8F7" w:color="auto" w:val="clear"/>
             <w:tcMar>
               <w:top w:type="dxa" w:w="80"/>
               <w:left w:type="dxa" w:w="120"/>
@@ -5423,6 +5482,7 @@
               <w:bottom w:val="single" w:color="D0D7D3" w:sz="4"/>
               <w:right w:val="single" w:color="D0D7D3" w:sz="4"/>
             </w:tcBorders>
+            <w:shd w:fill="F6F8F7" w:color="auto" w:val="clear"/>
             <w:tcMar>
               <w:top w:type="dxa" w:w="80"/>
               <w:left w:type="dxa" w:w="120"/>
@@ -5453,7 +5513,6 @@
               <w:bottom w:val="single" w:color="D0D7D3" w:sz="4"/>
               <w:right w:val="single" w:color="D0D7D3" w:sz="4"/>
             </w:tcBorders>
-            <w:shd w:fill="F6F8F7" w:color="auto" w:val="clear"/>
             <w:tcMar>
               <w:top w:type="dxa" w:w="80"/>
               <w:left w:type="dxa" w:w="120"/>
@@ -5482,7 +5541,6 @@
               <w:bottom w:val="single" w:color="D0D7D3" w:sz="4"/>
               <w:right w:val="single" w:color="D0D7D3" w:sz="4"/>
             </w:tcBorders>
-            <w:shd w:fill="F6F8F7" w:color="auto" w:val="clear"/>
             <w:tcMar>
               <w:top w:type="dxa" w:w="80"/>
               <w:left w:type="dxa" w:w="120"/>
@@ -5513,6 +5571,7 @@
               <w:bottom w:val="single" w:color="D0D7D3" w:sz="4"/>
               <w:right w:val="single" w:color="D0D7D3" w:sz="4"/>
             </w:tcBorders>
+            <w:shd w:fill="F6F8F7" w:color="auto" w:val="clear"/>
             <w:tcMar>
               <w:top w:type="dxa" w:w="80"/>
               <w:left w:type="dxa" w:w="120"/>
@@ -5541,6 +5600,7 @@
               <w:bottom w:val="single" w:color="D0D7D3" w:sz="4"/>
               <w:right w:val="single" w:color="D0D7D3" w:sz="4"/>
             </w:tcBorders>
+            <w:shd w:fill="F6F8F7" w:color="auto" w:val="clear"/>
             <w:tcMar>
               <w:top w:type="dxa" w:w="80"/>
               <w:left w:type="dxa" w:w="120"/>
@@ -5571,7 +5631,6 @@
               <w:bottom w:val="single" w:color="D0D7D3" w:sz="4"/>
               <w:right w:val="single" w:color="D0D7D3" w:sz="4"/>
             </w:tcBorders>
-            <w:shd w:fill="F6F8F7" w:color="auto" w:val="clear"/>
             <w:tcMar>
               <w:top w:type="dxa" w:w="80"/>
               <w:left w:type="dxa" w:w="120"/>
@@ -5600,7 +5659,6 @@
               <w:bottom w:val="single" w:color="D0D7D3" w:sz="4"/>
               <w:right w:val="single" w:color="D0D7D3" w:sz="4"/>
             </w:tcBorders>
-            <w:shd w:fill="F6F8F7" w:color="auto" w:val="clear"/>
             <w:tcMar>
               <w:top w:type="dxa" w:w="80"/>
               <w:left w:type="dxa" w:w="120"/>
@@ -5631,6 +5689,7 @@
               <w:bottom w:val="single" w:color="D0D7D3" w:sz="4"/>
               <w:right w:val="single" w:color="D0D7D3" w:sz="4"/>
             </w:tcBorders>
+            <w:shd w:fill="F6F8F7" w:color="auto" w:val="clear"/>
             <w:tcMar>
               <w:top w:type="dxa" w:w="80"/>
               <w:left w:type="dxa" w:w="120"/>
@@ -5659,6 +5718,7 @@
               <w:bottom w:val="single" w:color="D0D7D3" w:sz="4"/>
               <w:right w:val="single" w:color="D0D7D3" w:sz="4"/>
             </w:tcBorders>
+            <w:shd w:fill="F6F8F7" w:color="auto" w:val="clear"/>
             <w:tcMar>
               <w:top w:type="dxa" w:w="80"/>
               <w:left w:type="dxa" w:w="120"/>
@@ -5689,7 +5749,6 @@
               <w:bottom w:val="single" w:color="D0D7D3" w:sz="4"/>
               <w:right w:val="single" w:color="D0D7D3" w:sz="4"/>
             </w:tcBorders>
-            <w:shd w:fill="F6F8F7" w:color="auto" w:val="clear"/>
             <w:tcMar>
               <w:top w:type="dxa" w:w="80"/>
               <w:left w:type="dxa" w:w="120"/>
@@ -5718,7 +5777,6 @@
               <w:bottom w:val="single" w:color="D0D7D3" w:sz="4"/>
               <w:right w:val="single" w:color="D0D7D3" w:sz="4"/>
             </w:tcBorders>
-            <w:shd w:fill="F6F8F7" w:color="auto" w:val="clear"/>
             <w:tcMar>
               <w:top w:type="dxa" w:w="80"/>
               <w:left w:type="dxa" w:w="120"/>
@@ -5749,6 +5807,7 @@
               <w:bottom w:val="single" w:color="D0D7D3" w:sz="4"/>
               <w:right w:val="single" w:color="D0D7D3" w:sz="4"/>
             </w:tcBorders>
+            <w:shd w:fill="F6F8F7" w:color="auto" w:val="clear"/>
             <w:tcMar>
               <w:top w:type="dxa" w:w="80"/>
               <w:left w:type="dxa" w:w="120"/>
@@ -5777,6 +5836,7 @@
               <w:bottom w:val="single" w:color="D0D7D3" w:sz="4"/>
               <w:right w:val="single" w:color="D0D7D3" w:sz="4"/>
             </w:tcBorders>
+            <w:shd w:fill="F6F8F7" w:color="auto" w:val="clear"/>
             <w:tcMar>
               <w:top w:type="dxa" w:w="80"/>
               <w:left w:type="dxa" w:w="120"/>
@@ -5807,7 +5867,6 @@
               <w:bottom w:val="single" w:color="D0D7D3" w:sz="4"/>
               <w:right w:val="single" w:color="D0D7D3" w:sz="4"/>
             </w:tcBorders>
-            <w:shd w:fill="F6F8F7" w:color="auto" w:val="clear"/>
             <w:tcMar>
               <w:top w:type="dxa" w:w="80"/>
               <w:left w:type="dxa" w:w="120"/>
@@ -5836,7 +5895,6 @@
               <w:bottom w:val="single" w:color="D0D7D3" w:sz="4"/>
               <w:right w:val="single" w:color="D0D7D3" w:sz="4"/>
             </w:tcBorders>
-            <w:shd w:fill="F6F8F7" w:color="auto" w:val="clear"/>
             <w:tcMar>
               <w:top w:type="dxa" w:w="80"/>
               <w:left w:type="dxa" w:w="120"/>
@@ -5867,6 +5925,7 @@
               <w:bottom w:val="single" w:color="D0D7D3" w:sz="4"/>
               <w:right w:val="single" w:color="D0D7D3" w:sz="4"/>
             </w:tcBorders>
+            <w:shd w:fill="F6F8F7" w:color="auto" w:val="clear"/>
             <w:tcMar>
               <w:top w:type="dxa" w:w="80"/>
               <w:left w:type="dxa" w:w="120"/>
@@ -5895,6 +5954,7 @@
               <w:bottom w:val="single" w:color="D0D7D3" w:sz="4"/>
               <w:right w:val="single" w:color="D0D7D3" w:sz="4"/>
             </w:tcBorders>
+            <w:shd w:fill="F6F8F7" w:color="auto" w:val="clear"/>
             <w:tcMar>
               <w:top w:type="dxa" w:w="80"/>
               <w:left w:type="dxa" w:w="120"/>
@@ -5925,7 +5985,6 @@
               <w:bottom w:val="single" w:color="D0D7D3" w:sz="4"/>
               <w:right w:val="single" w:color="D0D7D3" w:sz="4"/>
             </w:tcBorders>
-            <w:shd w:fill="F6F8F7" w:color="auto" w:val="clear"/>
             <w:tcMar>
               <w:top w:type="dxa" w:w="80"/>
               <w:left w:type="dxa" w:w="120"/>
@@ -5954,7 +6013,6 @@
               <w:bottom w:val="single" w:color="D0D7D3" w:sz="4"/>
               <w:right w:val="single" w:color="D0D7D3" w:sz="4"/>
             </w:tcBorders>
-            <w:shd w:fill="F6F8F7" w:color="auto" w:val="clear"/>
             <w:tcMar>
               <w:top w:type="dxa" w:w="80"/>
               <w:left w:type="dxa" w:w="120"/>
@@ -5985,6 +6043,7 @@
               <w:bottom w:val="single" w:color="D0D7D3" w:sz="4"/>
               <w:right w:val="single" w:color="D0D7D3" w:sz="4"/>
             </w:tcBorders>
+            <w:shd w:fill="F6F8F7" w:color="auto" w:val="clear"/>
             <w:tcMar>
               <w:top w:type="dxa" w:w="80"/>
               <w:left w:type="dxa" w:w="120"/>
@@ -6013,6 +6072,7 @@
               <w:bottom w:val="single" w:color="D0D7D3" w:sz="4"/>
               <w:right w:val="single" w:color="D0D7D3" w:sz="4"/>
             </w:tcBorders>
+            <w:shd w:fill="F6F8F7" w:color="auto" w:val="clear"/>
             <w:tcMar>
               <w:top w:type="dxa" w:w="80"/>
               <w:left w:type="dxa" w:w="120"/>
@@ -6043,7 +6103,6 @@
               <w:bottom w:val="single" w:color="D0D7D3" w:sz="4"/>
               <w:right w:val="single" w:color="D0D7D3" w:sz="4"/>
             </w:tcBorders>
-            <w:shd w:fill="F6F8F7" w:color="auto" w:val="clear"/>
             <w:tcMar>
               <w:top w:type="dxa" w:w="80"/>
               <w:left w:type="dxa" w:w="120"/>
@@ -6072,7 +6131,6 @@
               <w:bottom w:val="single" w:color="D0D7D3" w:sz="4"/>
               <w:right w:val="single" w:color="D0D7D3" w:sz="4"/>
             </w:tcBorders>
-            <w:shd w:fill="F6F8F7" w:color="auto" w:val="clear"/>
             <w:tcMar>
               <w:top w:type="dxa" w:w="80"/>
               <w:left w:type="dxa" w:w="120"/>
@@ -6103,6 +6161,7 @@
               <w:bottom w:val="single" w:color="D0D7D3" w:sz="4"/>
               <w:right w:val="single" w:color="D0D7D3" w:sz="4"/>
             </w:tcBorders>
+            <w:shd w:fill="F6F8F7" w:color="auto" w:val="clear"/>
             <w:tcMar>
               <w:top w:type="dxa" w:w="80"/>
               <w:left w:type="dxa" w:w="120"/>
@@ -6131,6 +6190,7 @@
               <w:bottom w:val="single" w:color="D0D7D3" w:sz="4"/>
               <w:right w:val="single" w:color="D0D7D3" w:sz="4"/>
             </w:tcBorders>
+            <w:shd w:fill="F6F8F7" w:color="auto" w:val="clear"/>
             <w:tcMar>
               <w:top w:type="dxa" w:w="80"/>
               <w:left w:type="dxa" w:w="120"/>
@@ -6161,7 +6221,6 @@
               <w:bottom w:val="single" w:color="D0D7D3" w:sz="4"/>
               <w:right w:val="single" w:color="D0D7D3" w:sz="4"/>
             </w:tcBorders>
-            <w:shd w:fill="F6F8F7" w:color="auto" w:val="clear"/>
             <w:tcMar>
               <w:top w:type="dxa" w:w="80"/>
               <w:left w:type="dxa" w:w="120"/>
@@ -6190,7 +6249,6 @@
               <w:bottom w:val="single" w:color="D0D7D3" w:sz="4"/>
               <w:right w:val="single" w:color="D0D7D3" w:sz="4"/>
             </w:tcBorders>
-            <w:shd w:fill="F6F8F7" w:color="auto" w:val="clear"/>
             <w:tcMar>
               <w:top w:type="dxa" w:w="80"/>
               <w:left w:type="dxa" w:w="120"/>
@@ -6221,6 +6279,7 @@
               <w:bottom w:val="single" w:color="D0D7D3" w:sz="4"/>
               <w:right w:val="single" w:color="D0D7D3" w:sz="4"/>
             </w:tcBorders>
+            <w:shd w:fill="F6F8F7" w:color="auto" w:val="clear"/>
             <w:tcMar>
               <w:top w:type="dxa" w:w="80"/>
               <w:left w:type="dxa" w:w="120"/>
@@ -6249,6 +6308,7 @@
               <w:bottom w:val="single" w:color="D0D7D3" w:sz="4"/>
               <w:right w:val="single" w:color="D0D7D3" w:sz="4"/>
             </w:tcBorders>
+            <w:shd w:fill="F6F8F7" w:color="auto" w:val="clear"/>
             <w:tcMar>
               <w:top w:type="dxa" w:w="80"/>
               <w:left w:type="dxa" w:w="120"/>
@@ -6279,7 +6339,6 @@
               <w:bottom w:val="single" w:color="D0D7D3" w:sz="4"/>
               <w:right w:val="single" w:color="D0D7D3" w:sz="4"/>
             </w:tcBorders>
-            <w:shd w:fill="F6F8F7" w:color="auto" w:val="clear"/>
             <w:tcMar>
               <w:top w:type="dxa" w:w="80"/>
               <w:left w:type="dxa" w:w="120"/>
@@ -6308,7 +6367,6 @@
               <w:bottom w:val="single" w:color="D0D7D3" w:sz="4"/>
               <w:right w:val="single" w:color="D0D7D3" w:sz="4"/>
             </w:tcBorders>
-            <w:shd w:fill="F6F8F7" w:color="auto" w:val="clear"/>
             <w:tcMar>
               <w:top w:type="dxa" w:w="80"/>
               <w:left w:type="dxa" w:w="120"/>
@@ -6339,6 +6397,7 @@
               <w:bottom w:val="single" w:color="D0D7D3" w:sz="4"/>
               <w:right w:val="single" w:color="D0D7D3" w:sz="4"/>
             </w:tcBorders>
+            <w:shd w:fill="F6F8F7" w:color="auto" w:val="clear"/>
             <w:tcMar>
               <w:top w:type="dxa" w:w="80"/>
               <w:left w:type="dxa" w:w="120"/>
@@ -6367,6 +6426,7 @@
               <w:bottom w:val="single" w:color="D0D7D3" w:sz="4"/>
               <w:right w:val="single" w:color="D0D7D3" w:sz="4"/>
             </w:tcBorders>
+            <w:shd w:fill="F6F8F7" w:color="auto" w:val="clear"/>
             <w:tcMar>
               <w:top w:type="dxa" w:w="80"/>
               <w:left w:type="dxa" w:w="120"/>
@@ -6397,7 +6457,6 @@
               <w:bottom w:val="single" w:color="D0D7D3" w:sz="4"/>
               <w:right w:val="single" w:color="D0D7D3" w:sz="4"/>
             </w:tcBorders>
-            <w:shd w:fill="F6F8F7" w:color="auto" w:val="clear"/>
             <w:tcMar>
               <w:top w:type="dxa" w:w="80"/>
               <w:left w:type="dxa" w:w="120"/>
@@ -6426,7 +6485,6 @@
               <w:bottom w:val="single" w:color="D0D7D3" w:sz="4"/>
               <w:right w:val="single" w:color="D0D7D3" w:sz="4"/>
             </w:tcBorders>
-            <w:shd w:fill="F6F8F7" w:color="auto" w:val="clear"/>
             <w:tcMar>
               <w:top w:type="dxa" w:w="80"/>
               <w:left w:type="dxa" w:w="120"/>
@@ -6457,6 +6515,7 @@
               <w:bottom w:val="single" w:color="D0D7D3" w:sz="4"/>
               <w:right w:val="single" w:color="D0D7D3" w:sz="4"/>
             </w:tcBorders>
+            <w:shd w:fill="F6F8F7" w:color="auto" w:val="clear"/>
             <w:tcMar>
               <w:top w:type="dxa" w:w="80"/>
               <w:left w:type="dxa" w:w="120"/>
@@ -6485,6 +6544,7 @@
               <w:bottom w:val="single" w:color="D0D7D3" w:sz="4"/>
               <w:right w:val="single" w:color="D0D7D3" w:sz="4"/>
             </w:tcBorders>
+            <w:shd w:fill="F6F8F7" w:color="auto" w:val="clear"/>
             <w:tcMar>
               <w:top w:type="dxa" w:w="80"/>
               <w:left w:type="dxa" w:w="120"/>
@@ -6515,7 +6575,6 @@
               <w:bottom w:val="single" w:color="D0D7D3" w:sz="4"/>
               <w:right w:val="single" w:color="D0D7D3" w:sz="4"/>
             </w:tcBorders>
-            <w:shd w:fill="F6F8F7" w:color="auto" w:val="clear"/>
             <w:tcMar>
               <w:top w:type="dxa" w:w="80"/>
               <w:left w:type="dxa" w:w="120"/>
@@ -6544,7 +6603,6 @@
               <w:bottom w:val="single" w:color="D0D7D3" w:sz="4"/>
               <w:right w:val="single" w:color="D0D7D3" w:sz="4"/>
             </w:tcBorders>
-            <w:shd w:fill="F6F8F7" w:color="auto" w:val="clear"/>
             <w:tcMar>
               <w:top w:type="dxa" w:w="80"/>
               <w:left w:type="dxa" w:w="120"/>
@@ -6575,6 +6633,7 @@
               <w:bottom w:val="single" w:color="D0D7D3" w:sz="4"/>
               <w:right w:val="single" w:color="D0D7D3" w:sz="4"/>
             </w:tcBorders>
+            <w:shd w:fill="F6F8F7" w:color="auto" w:val="clear"/>
             <w:tcMar>
               <w:top w:type="dxa" w:w="80"/>
               <w:left w:type="dxa" w:w="120"/>
@@ -6603,6 +6662,7 @@
               <w:bottom w:val="single" w:color="D0D7D3" w:sz="4"/>
               <w:right w:val="single" w:color="D0D7D3" w:sz="4"/>
             </w:tcBorders>
+            <w:shd w:fill="F6F8F7" w:color="auto" w:val="clear"/>
             <w:tcMar>
               <w:top w:type="dxa" w:w="80"/>
               <w:left w:type="dxa" w:w="120"/>
@@ -6633,7 +6693,6 @@
               <w:bottom w:val="single" w:color="D0D7D3" w:sz="4"/>
               <w:right w:val="single" w:color="D0D7D3" w:sz="4"/>
             </w:tcBorders>
-            <w:shd w:fill="F6F8F7" w:color="auto" w:val="clear"/>
             <w:tcMar>
               <w:top w:type="dxa" w:w="80"/>
               <w:left w:type="dxa" w:w="120"/>
@@ -6662,7 +6721,6 @@
               <w:bottom w:val="single" w:color="D0D7D3" w:sz="4"/>
               <w:right w:val="single" w:color="D0D7D3" w:sz="4"/>
             </w:tcBorders>
-            <w:shd w:fill="F6F8F7" w:color="auto" w:val="clear"/>
             <w:tcMar>
               <w:top w:type="dxa" w:w="80"/>
               <w:left w:type="dxa" w:w="120"/>
@@ -6693,6 +6751,7 @@
               <w:bottom w:val="single" w:color="D0D7D3" w:sz="4"/>
               <w:right w:val="single" w:color="D0D7D3" w:sz="4"/>
             </w:tcBorders>
+            <w:shd w:fill="F6F8F7" w:color="auto" w:val="clear"/>
             <w:tcMar>
               <w:top w:type="dxa" w:w="80"/>
               <w:left w:type="dxa" w:w="120"/>
@@ -6721,6 +6780,7 @@
               <w:bottom w:val="single" w:color="D0D7D3" w:sz="4"/>
               <w:right w:val="single" w:color="D0D7D3" w:sz="4"/>
             </w:tcBorders>
+            <w:shd w:fill="F6F8F7" w:color="auto" w:val="clear"/>
             <w:tcMar>
               <w:top w:type="dxa" w:w="80"/>
               <w:left w:type="dxa" w:w="120"/>
@@ -6751,7 +6811,6 @@
               <w:bottom w:val="single" w:color="D0D7D3" w:sz="4"/>
               <w:right w:val="single" w:color="D0D7D3" w:sz="4"/>
             </w:tcBorders>
-            <w:shd w:fill="F6F8F7" w:color="auto" w:val="clear"/>
             <w:tcMar>
               <w:top w:type="dxa" w:w="80"/>
               <w:left w:type="dxa" w:w="120"/>
@@ -6780,7 +6839,6 @@
               <w:bottom w:val="single" w:color="D0D7D3" w:sz="4"/>
               <w:right w:val="single" w:color="D0D7D3" w:sz="4"/>
             </w:tcBorders>
-            <w:shd w:fill="F6F8F7" w:color="auto" w:val="clear"/>
             <w:tcMar>
               <w:top w:type="dxa" w:w="80"/>
               <w:left w:type="dxa" w:w="120"/>
@@ -6811,6 +6869,7 @@
               <w:bottom w:val="single" w:color="D0D7D3" w:sz="4"/>
               <w:right w:val="single" w:color="D0D7D3" w:sz="4"/>
             </w:tcBorders>
+            <w:shd w:fill="F6F8F7" w:color="auto" w:val="clear"/>
             <w:tcMar>
               <w:top w:type="dxa" w:w="80"/>
               <w:left w:type="dxa" w:w="120"/>
@@ -6839,6 +6898,7 @@
               <w:bottom w:val="single" w:color="D0D7D3" w:sz="4"/>
               <w:right w:val="single" w:color="D0D7D3" w:sz="4"/>
             </w:tcBorders>
+            <w:shd w:fill="F6F8F7" w:color="auto" w:val="clear"/>
             <w:tcMar>
               <w:top w:type="dxa" w:w="80"/>
               <w:left w:type="dxa" w:w="120"/>
@@ -6869,7 +6929,6 @@
               <w:bottom w:val="single" w:color="D0D7D3" w:sz="4"/>
               <w:right w:val="single" w:color="D0D7D3" w:sz="4"/>
             </w:tcBorders>
-            <w:shd w:fill="F6F8F7" w:color="auto" w:val="clear"/>
             <w:tcMar>
               <w:top w:type="dxa" w:w="80"/>
               <w:left w:type="dxa" w:w="120"/>
@@ -6898,7 +6957,6 @@
               <w:bottom w:val="single" w:color="D0D7D3" w:sz="4"/>
               <w:right w:val="single" w:color="D0D7D3" w:sz="4"/>
             </w:tcBorders>
-            <w:shd w:fill="F6F8F7" w:color="auto" w:val="clear"/>
             <w:tcMar>
               <w:top w:type="dxa" w:w="80"/>
               <w:left w:type="dxa" w:w="120"/>
@@ -6929,6 +6987,7 @@
               <w:bottom w:val="single" w:color="D0D7D3" w:sz="4"/>
               <w:right w:val="single" w:color="D0D7D3" w:sz="4"/>
             </w:tcBorders>
+            <w:shd w:fill="F6F8F7" w:color="auto" w:val="clear"/>
             <w:tcMar>
               <w:top w:type="dxa" w:w="80"/>
               <w:left w:type="dxa" w:w="120"/>
@@ -6957,6 +7016,7 @@
               <w:bottom w:val="single" w:color="D0D7D3" w:sz="4"/>
               <w:right w:val="single" w:color="D0D7D3" w:sz="4"/>
             </w:tcBorders>
+            <w:shd w:fill="F6F8F7" w:color="auto" w:val="clear"/>
             <w:tcMar>
               <w:top w:type="dxa" w:w="80"/>
               <w:left w:type="dxa" w:w="120"/>
@@ -6987,7 +7047,6 @@
               <w:bottom w:val="single" w:color="D0D7D3" w:sz="4"/>
               <w:right w:val="single" w:color="D0D7D3" w:sz="4"/>
             </w:tcBorders>
-            <w:shd w:fill="F6F8F7" w:color="auto" w:val="clear"/>
             <w:tcMar>
               <w:top w:type="dxa" w:w="80"/>
               <w:left w:type="dxa" w:w="120"/>
@@ -7016,7 +7075,6 @@
               <w:bottom w:val="single" w:color="D0D7D3" w:sz="4"/>
               <w:right w:val="single" w:color="D0D7D3" w:sz="4"/>
             </w:tcBorders>
-            <w:shd w:fill="F6F8F7" w:color="auto" w:val="clear"/>
             <w:tcMar>
               <w:top w:type="dxa" w:w="80"/>
               <w:left w:type="dxa" w:w="120"/>
@@ -7047,6 +7105,7 @@
               <w:bottom w:val="single" w:color="D0D7D3" w:sz="4"/>
               <w:right w:val="single" w:color="D0D7D3" w:sz="4"/>
             </w:tcBorders>
+            <w:shd w:fill="F6F8F7" w:color="auto" w:val="clear"/>
             <w:tcMar>
               <w:top w:type="dxa" w:w="80"/>
               <w:left w:type="dxa" w:w="120"/>
@@ -7075,6 +7134,7 @@
               <w:bottom w:val="single" w:color="D0D7D3" w:sz="4"/>
               <w:right w:val="single" w:color="D0D7D3" w:sz="4"/>
             </w:tcBorders>
+            <w:shd w:fill="F6F8F7" w:color="auto" w:val="clear"/>
             <w:tcMar>
               <w:top w:type="dxa" w:w="80"/>
               <w:left w:type="dxa" w:w="120"/>
@@ -7105,7 +7165,6 @@
               <w:bottom w:val="single" w:color="D0D7D3" w:sz="4"/>
               <w:right w:val="single" w:color="D0D7D3" w:sz="4"/>
             </w:tcBorders>
-            <w:shd w:fill="F6F8F7" w:color="auto" w:val="clear"/>
             <w:tcMar>
               <w:top w:type="dxa" w:w="80"/>
               <w:left w:type="dxa" w:w="120"/>
@@ -7134,7 +7193,6 @@
               <w:bottom w:val="single" w:color="D0D7D3" w:sz="4"/>
               <w:right w:val="single" w:color="D0D7D3" w:sz="4"/>
             </w:tcBorders>
-            <w:shd w:fill="F6F8F7" w:color="auto" w:val="clear"/>
             <w:tcMar>
               <w:top w:type="dxa" w:w="80"/>
               <w:left w:type="dxa" w:w="120"/>
@@ -7165,6 +7223,7 @@
               <w:bottom w:val="single" w:color="D0D7D3" w:sz="4"/>
               <w:right w:val="single" w:color="D0D7D3" w:sz="4"/>
             </w:tcBorders>
+            <w:shd w:fill="F6F8F7" w:color="auto" w:val="clear"/>
             <w:tcMar>
               <w:top w:type="dxa" w:w="80"/>
               <w:left w:type="dxa" w:w="120"/>
@@ -7193,6 +7252,7 @@
               <w:bottom w:val="single" w:color="D0D7D3" w:sz="4"/>
               <w:right w:val="single" w:color="D0D7D3" w:sz="4"/>
             </w:tcBorders>
+            <w:shd w:fill="F6F8F7" w:color="auto" w:val="clear"/>
             <w:tcMar>
               <w:top w:type="dxa" w:w="80"/>
               <w:left w:type="dxa" w:w="120"/>
@@ -7223,7 +7283,6 @@
               <w:bottom w:val="single" w:color="D0D7D3" w:sz="4"/>
               <w:right w:val="single" w:color="D0D7D3" w:sz="4"/>
             </w:tcBorders>
-            <w:shd w:fill="F6F8F7" w:color="auto" w:val="clear"/>
             <w:tcMar>
               <w:top w:type="dxa" w:w="80"/>
               <w:left w:type="dxa" w:w="120"/>
@@ -7252,7 +7311,6 @@
               <w:bottom w:val="single" w:color="D0D7D3" w:sz="4"/>
               <w:right w:val="single" w:color="D0D7D3" w:sz="4"/>
             </w:tcBorders>
-            <w:shd w:fill="F6F8F7" w:color="auto" w:val="clear"/>
             <w:tcMar>
               <w:top w:type="dxa" w:w="80"/>
               <w:left w:type="dxa" w:w="120"/>
@@ -7283,6 +7341,7 @@
               <w:bottom w:val="single" w:color="D0D7D3" w:sz="4"/>
               <w:right w:val="single" w:color="D0D7D3" w:sz="4"/>
             </w:tcBorders>
+            <w:shd w:fill="F6F8F7" w:color="auto" w:val="clear"/>
             <w:tcMar>
               <w:top w:type="dxa" w:w="80"/>
               <w:left w:type="dxa" w:w="120"/>
@@ -7311,6 +7370,7 @@
               <w:bottom w:val="single" w:color="D0D7D3" w:sz="4"/>
               <w:right w:val="single" w:color="D0D7D3" w:sz="4"/>
             </w:tcBorders>
+            <w:shd w:fill="F6F8F7" w:color="auto" w:val="clear"/>
             <w:tcMar>
               <w:top w:type="dxa" w:w="80"/>
               <w:left w:type="dxa" w:w="120"/>
@@ -7341,7 +7401,6 @@
               <w:bottom w:val="single" w:color="D0D7D3" w:sz="4"/>
               <w:right w:val="single" w:color="D0D7D3" w:sz="4"/>
             </w:tcBorders>
-            <w:shd w:fill="F6F8F7" w:color="auto" w:val="clear"/>
             <w:tcMar>
               <w:top w:type="dxa" w:w="80"/>
               <w:left w:type="dxa" w:w="120"/>
@@ -7370,7 +7429,6 @@
               <w:bottom w:val="single" w:color="D0D7D3" w:sz="4"/>
               <w:right w:val="single" w:color="D0D7D3" w:sz="4"/>
             </w:tcBorders>
-            <w:shd w:fill="F6F8F7" w:color="auto" w:val="clear"/>
             <w:tcMar>
               <w:top w:type="dxa" w:w="80"/>
               <w:left w:type="dxa" w:w="120"/>
@@ -7401,6 +7459,7 @@
               <w:bottom w:val="single" w:color="D0D7D3" w:sz="4"/>
               <w:right w:val="single" w:color="D0D7D3" w:sz="4"/>
             </w:tcBorders>
+            <w:shd w:fill="F6F8F7" w:color="auto" w:val="clear"/>
             <w:tcMar>
               <w:top w:type="dxa" w:w="80"/>
               <w:left w:type="dxa" w:w="120"/>
@@ -7429,6 +7488,7 @@
               <w:bottom w:val="single" w:color="D0D7D3" w:sz="4"/>
               <w:right w:val="single" w:color="D0D7D3" w:sz="4"/>
             </w:tcBorders>
+            <w:shd w:fill="F6F8F7" w:color="auto" w:val="clear"/>
             <w:tcMar>
               <w:top w:type="dxa" w:w="80"/>
               <w:left w:type="dxa" w:w="120"/>
@@ -7459,7 +7519,6 @@
               <w:bottom w:val="single" w:color="D0D7D3" w:sz="4"/>
               <w:right w:val="single" w:color="D0D7D3" w:sz="4"/>
             </w:tcBorders>
-            <w:shd w:fill="F6F8F7" w:color="auto" w:val="clear"/>
             <w:tcMar>
               <w:top w:type="dxa" w:w="80"/>
               <w:left w:type="dxa" w:w="120"/>
@@ -7488,7 +7547,6 @@
               <w:bottom w:val="single" w:color="D0D7D3" w:sz="4"/>
               <w:right w:val="single" w:color="D0D7D3" w:sz="4"/>
             </w:tcBorders>
-            <w:shd w:fill="F6F8F7" w:color="auto" w:val="clear"/>
             <w:tcMar>
               <w:top w:type="dxa" w:w="80"/>
               <w:left w:type="dxa" w:w="120"/>
@@ -7519,6 +7577,7 @@
               <w:bottom w:val="single" w:color="D0D7D3" w:sz="4"/>
               <w:right w:val="single" w:color="D0D7D3" w:sz="4"/>
             </w:tcBorders>
+            <w:shd w:fill="F6F8F7" w:color="auto" w:val="clear"/>
             <w:tcMar>
               <w:top w:type="dxa" w:w="80"/>
               <w:left w:type="dxa" w:w="120"/>
@@ -7547,6 +7606,7 @@
               <w:bottom w:val="single" w:color="D0D7D3" w:sz="4"/>
               <w:right w:val="single" w:color="D0D7D3" w:sz="4"/>
             </w:tcBorders>
+            <w:shd w:fill="F6F8F7" w:color="auto" w:val="clear"/>
             <w:tcMar>
               <w:top w:type="dxa" w:w="80"/>
               <w:left w:type="dxa" w:w="120"/>
@@ -7577,7 +7637,6 @@
               <w:bottom w:val="single" w:color="D0D7D3" w:sz="4"/>
               <w:right w:val="single" w:color="D0D7D3" w:sz="4"/>
             </w:tcBorders>
-            <w:shd w:fill="F6F8F7" w:color="auto" w:val="clear"/>
             <w:tcMar>
               <w:top w:type="dxa" w:w="80"/>
               <w:left w:type="dxa" w:w="120"/>
@@ -7606,7 +7665,6 @@
               <w:bottom w:val="single" w:color="D0D7D3" w:sz="4"/>
               <w:right w:val="single" w:color="D0D7D3" w:sz="4"/>
             </w:tcBorders>
-            <w:shd w:fill="F6F8F7" w:color="auto" w:val="clear"/>
             <w:tcMar>
               <w:top w:type="dxa" w:w="80"/>
               <w:left w:type="dxa" w:w="120"/>
@@ -7637,6 +7695,7 @@
               <w:bottom w:val="single" w:color="D0D7D3" w:sz="4"/>
               <w:right w:val="single" w:color="D0D7D3" w:sz="4"/>
             </w:tcBorders>
+            <w:shd w:fill="F6F8F7" w:color="auto" w:val="clear"/>
             <w:tcMar>
               <w:top w:type="dxa" w:w="80"/>
               <w:left w:type="dxa" w:w="120"/>
@@ -7665,6 +7724,7 @@
               <w:bottom w:val="single" w:color="D0D7D3" w:sz="4"/>
               <w:right w:val="single" w:color="D0D7D3" w:sz="4"/>
             </w:tcBorders>
+            <w:shd w:fill="F6F8F7" w:color="auto" w:val="clear"/>
             <w:tcMar>
               <w:top w:type="dxa" w:w="80"/>
               <w:left w:type="dxa" w:w="120"/>
@@ -7695,7 +7755,6 @@
               <w:bottom w:val="single" w:color="D0D7D3" w:sz="4"/>
               <w:right w:val="single" w:color="D0D7D3" w:sz="4"/>
             </w:tcBorders>
-            <w:shd w:fill="F6F8F7" w:color="auto" w:val="clear"/>
             <w:tcMar>
               <w:top w:type="dxa" w:w="80"/>
               <w:left w:type="dxa" w:w="120"/>
@@ -7724,7 +7783,6 @@
               <w:bottom w:val="single" w:color="D0D7D3" w:sz="4"/>
               <w:right w:val="single" w:color="D0D7D3" w:sz="4"/>
             </w:tcBorders>
-            <w:shd w:fill="F6F8F7" w:color="auto" w:val="clear"/>
             <w:tcMar>
               <w:top w:type="dxa" w:w="80"/>
               <w:left w:type="dxa" w:w="120"/>
@@ -7755,6 +7813,7 @@
               <w:bottom w:val="single" w:color="D0D7D3" w:sz="4"/>
               <w:right w:val="single" w:color="D0D7D3" w:sz="4"/>
             </w:tcBorders>
+            <w:shd w:fill="F6F8F7" w:color="auto" w:val="clear"/>
             <w:tcMar>
               <w:top w:type="dxa" w:w="80"/>
               <w:left w:type="dxa" w:w="120"/>
@@ -7783,6 +7842,7 @@
               <w:bottom w:val="single" w:color="D0D7D3" w:sz="4"/>
               <w:right w:val="single" w:color="D0D7D3" w:sz="4"/>
             </w:tcBorders>
+            <w:shd w:fill="F6F8F7" w:color="auto" w:val="clear"/>
             <w:tcMar>
               <w:top w:type="dxa" w:w="80"/>
               <w:left w:type="dxa" w:w="120"/>
@@ -7813,7 +7873,6 @@
               <w:bottom w:val="single" w:color="D0D7D3" w:sz="4"/>
               <w:right w:val="single" w:color="D0D7D3" w:sz="4"/>
             </w:tcBorders>
-            <w:shd w:fill="F6F8F7" w:color="auto" w:val="clear"/>
             <w:tcMar>
               <w:top w:type="dxa" w:w="80"/>
               <w:left w:type="dxa" w:w="120"/>
@@ -7842,7 +7901,6 @@
               <w:bottom w:val="single" w:color="D0D7D3" w:sz="4"/>
               <w:right w:val="single" w:color="D0D7D3" w:sz="4"/>
             </w:tcBorders>
-            <w:shd w:fill="F6F8F7" w:color="auto" w:val="clear"/>
             <w:tcMar>
               <w:top w:type="dxa" w:w="80"/>
               <w:left w:type="dxa" w:w="120"/>
@@ -7873,6 +7931,7 @@
               <w:bottom w:val="single" w:color="D0D7D3" w:sz="4"/>
               <w:right w:val="single" w:color="D0D7D3" w:sz="4"/>
             </w:tcBorders>
+            <w:shd w:fill="F6F8F7" w:color="auto" w:val="clear"/>
             <w:tcMar>
               <w:top w:type="dxa" w:w="80"/>
               <w:left w:type="dxa" w:w="120"/>
@@ -7901,6 +7960,7 @@
               <w:bottom w:val="single" w:color="D0D7D3" w:sz="4"/>
               <w:right w:val="single" w:color="D0D7D3" w:sz="4"/>
             </w:tcBorders>
+            <w:shd w:fill="F6F8F7" w:color="auto" w:val="clear"/>
             <w:tcMar>
               <w:top w:type="dxa" w:w="80"/>
               <w:left w:type="dxa" w:w="120"/>
@@ -7931,7 +7991,6 @@
               <w:bottom w:val="single" w:color="D0D7D3" w:sz="4"/>
               <w:right w:val="single" w:color="D0D7D3" w:sz="4"/>
             </w:tcBorders>
-            <w:shd w:fill="F6F8F7" w:color="auto" w:val="clear"/>
             <w:tcMar>
               <w:top w:type="dxa" w:w="80"/>
               <w:left w:type="dxa" w:w="120"/>
@@ -7960,7 +8019,6 @@
               <w:bottom w:val="single" w:color="D0D7D3" w:sz="4"/>
               <w:right w:val="single" w:color="D0D7D3" w:sz="4"/>
             </w:tcBorders>
-            <w:shd w:fill="F6F8F7" w:color="auto" w:val="clear"/>
             <w:tcMar>
               <w:top w:type="dxa" w:w="80"/>
               <w:left w:type="dxa" w:w="120"/>
@@ -7991,6 +8049,7 @@
               <w:bottom w:val="single" w:color="D0D7D3" w:sz="4"/>
               <w:right w:val="single" w:color="D0D7D3" w:sz="4"/>
             </w:tcBorders>
+            <w:shd w:fill="F6F8F7" w:color="auto" w:val="clear"/>
             <w:tcMar>
               <w:top w:type="dxa" w:w="80"/>
               <w:left w:type="dxa" w:w="120"/>
@@ -8019,6 +8078,7 @@
               <w:bottom w:val="single" w:color="D0D7D3" w:sz="4"/>
               <w:right w:val="single" w:color="D0D7D3" w:sz="4"/>
             </w:tcBorders>
+            <w:shd w:fill="F6F8F7" w:color="auto" w:val="clear"/>
             <w:tcMar>
               <w:top w:type="dxa" w:w="80"/>
               <w:left w:type="dxa" w:w="120"/>
@@ -8049,7 +8109,6 @@
               <w:bottom w:val="single" w:color="D0D7D3" w:sz="4"/>
               <w:right w:val="single" w:color="D0D7D3" w:sz="4"/>
             </w:tcBorders>
-            <w:shd w:fill="F6F8F7" w:color="auto" w:val="clear"/>
             <w:tcMar>
               <w:top w:type="dxa" w:w="80"/>
               <w:left w:type="dxa" w:w="120"/>
@@ -8078,7 +8137,6 @@
               <w:bottom w:val="single" w:color="D0D7D3" w:sz="4"/>
               <w:right w:val="single" w:color="D0D7D3" w:sz="4"/>
             </w:tcBorders>
-            <w:shd w:fill="F6F8F7" w:color="auto" w:val="clear"/>
             <w:tcMar>
               <w:top w:type="dxa" w:w="80"/>
               <w:left w:type="dxa" w:w="120"/>
@@ -8109,6 +8167,7 @@
               <w:bottom w:val="single" w:color="D0D7D3" w:sz="4"/>
               <w:right w:val="single" w:color="D0D7D3" w:sz="4"/>
             </w:tcBorders>
+            <w:shd w:fill="F6F8F7" w:color="auto" w:val="clear"/>
             <w:tcMar>
               <w:top w:type="dxa" w:w="80"/>
               <w:left w:type="dxa" w:w="120"/>
@@ -8137,6 +8196,7 @@
               <w:bottom w:val="single" w:color="D0D7D3" w:sz="4"/>
               <w:right w:val="single" w:color="D0D7D3" w:sz="4"/>
             </w:tcBorders>
+            <w:shd w:fill="F6F8F7" w:color="auto" w:val="clear"/>
             <w:tcMar>
               <w:top w:type="dxa" w:w="80"/>
               <w:left w:type="dxa" w:w="120"/>

--- a/docs/product/WardPay - what it does.docx
+++ b/docs/product/WardPay - what it does.docx
@@ -5084,6 +5084,66 @@
                 <w:sz w:val="20"/>
                 <w:szCs w:val="20"/>
               </w:rPr>
+              <w:t xml:space="preserve">WardPay takes nothing from parents’ payments: it is paid only through its termly bill to the school</w:t>
+            </w:r>
+          </w:p>
+        </w:tc>
+      </w:tr>
+      <w:tr>
+        <w:tc>
+          <w:tcPr>
+            <w:tcW w:type="dxa" w:w="1800"/>
+            <w:tcBorders>
+              <w:top w:val="single" w:color="D0D7D3" w:sz="4"/>
+              <w:left w:val="single" w:color="D0D7D3" w:sz="4"/>
+              <w:bottom w:val="single" w:color="D0D7D3" w:sz="4"/>
+              <w:right w:val="single" w:color="D0D7D3" w:sz="4"/>
+            </w:tcBorders>
+            <w:shd w:fill="F6F8F7" w:color="auto" w:val="clear"/>
+            <w:tcMar>
+              <w:top w:type="dxa" w:w="80"/>
+              <w:left w:type="dxa" w:w="120"/>
+              <w:bottom w:type="dxa" w:w="80"/>
+              <w:right w:type="dxa" w:w="120"/>
+            </w:tcMar>
+          </w:tcPr>
+          <w:p>
+            <w:r>
+              <w:rPr>
+                <w:b w:val="false"/>
+                <w:bCs w:val="false"/>
+                <w:sz w:val="20"/>
+                <w:szCs w:val="20"/>
+              </w:rPr>
+              <w:t xml:space="preserve">27 Oct 2026</w:t>
+            </w:r>
+          </w:p>
+        </w:tc>
+        <w:tc>
+          <w:tcPr>
+            <w:tcW w:type="dxa" w:w="7838"/>
+            <w:tcBorders>
+              <w:top w:val="single" w:color="D0D7D3" w:sz="4"/>
+              <w:left w:val="single" w:color="D0D7D3" w:sz="4"/>
+              <w:bottom w:val="single" w:color="D0D7D3" w:sz="4"/>
+              <w:right w:val="single" w:color="D0D7D3" w:sz="4"/>
+            </w:tcBorders>
+            <w:shd w:fill="F6F8F7" w:color="auto" w:val="clear"/>
+            <w:tcMar>
+              <w:top w:type="dxa" w:w="80"/>
+              <w:left w:type="dxa" w:w="120"/>
+              <w:bottom w:type="dxa" w:w="80"/>
+              <w:right w:type="dxa" w:w="120"/>
+            </w:tcMar>
+          </w:tcPr>
+          <w:p>
+            <w:r>
+              <w:rPr>
+                <w:b w:val="false"/>
+                <w:bCs w:val="false"/>
+                <w:sz w:val="20"/>
+                <w:szCs w:val="20"/>
+              </w:rPr>
               <w:t xml:space="preserve">Each school chooses whether it or the parent pays the charge on online payments</w:t>
             </w:r>
           </w:p>
@@ -5099,7 +5159,6 @@
               <w:bottom w:val="single" w:color="D0D7D3" w:sz="4"/>
               <w:right w:val="single" w:color="D0D7D3" w:sz="4"/>
             </w:tcBorders>
-            <w:shd w:fill="F6F8F7" w:color="auto" w:val="clear"/>
             <w:tcMar>
               <w:top w:type="dxa" w:w="80"/>
               <w:left w:type="dxa" w:w="120"/>
@@ -5128,7 +5187,6 @@
               <w:bottom w:val="single" w:color="D0D7D3" w:sz="4"/>
               <w:right w:val="single" w:color="D0D7D3" w:sz="4"/>
             </w:tcBorders>
-            <w:shd w:fill="F6F8F7" w:color="auto" w:val="clear"/>
             <w:tcMar>
               <w:top w:type="dxa" w:w="80"/>
               <w:left w:type="dxa" w:w="120"/>
@@ -5159,6 +5217,7 @@
               <w:bottom w:val="single" w:color="D0D7D3" w:sz="4"/>
               <w:right w:val="single" w:color="D0D7D3" w:sz="4"/>
             </w:tcBorders>
+            <w:shd w:fill="F6F8F7" w:color="auto" w:val="clear"/>
             <w:tcMar>
               <w:top w:type="dxa" w:w="80"/>
               <w:left w:type="dxa" w:w="120"/>
@@ -5187,6 +5246,7 @@
               <w:bottom w:val="single" w:color="D0D7D3" w:sz="4"/>
               <w:right w:val="single" w:color="D0D7D3" w:sz="4"/>
             </w:tcBorders>
+            <w:shd w:fill="F6F8F7" w:color="auto" w:val="clear"/>
             <w:tcMar>
               <w:top w:type="dxa" w:w="80"/>
               <w:left w:type="dxa" w:w="120"/>
@@ -5217,7 +5277,6 @@
               <w:bottom w:val="single" w:color="D0D7D3" w:sz="4"/>
               <w:right w:val="single" w:color="D0D7D3" w:sz="4"/>
             </w:tcBorders>
-            <w:shd w:fill="F6F8F7" w:color="auto" w:val="clear"/>
             <w:tcMar>
               <w:top w:type="dxa" w:w="80"/>
               <w:left w:type="dxa" w:w="120"/>
@@ -5246,7 +5305,6 @@
               <w:bottom w:val="single" w:color="D0D7D3" w:sz="4"/>
               <w:right w:val="single" w:color="D0D7D3" w:sz="4"/>
             </w:tcBorders>
-            <w:shd w:fill="F6F8F7" w:color="auto" w:val="clear"/>
             <w:tcMar>
               <w:top w:type="dxa" w:w="80"/>
               <w:left w:type="dxa" w:w="120"/>
@@ -5277,6 +5335,7 @@
               <w:bottom w:val="single" w:color="D0D7D3" w:sz="4"/>
               <w:right w:val="single" w:color="D0D7D3" w:sz="4"/>
             </w:tcBorders>
+            <w:shd w:fill="F6F8F7" w:color="auto" w:val="clear"/>
             <w:tcMar>
               <w:top w:type="dxa" w:w="80"/>
               <w:left w:type="dxa" w:w="120"/>
@@ -5305,6 +5364,7 @@
               <w:bottom w:val="single" w:color="D0D7D3" w:sz="4"/>
               <w:right w:val="single" w:color="D0D7D3" w:sz="4"/>
             </w:tcBorders>
+            <w:shd w:fill="F6F8F7" w:color="auto" w:val="clear"/>
             <w:tcMar>
               <w:top w:type="dxa" w:w="80"/>
               <w:left w:type="dxa" w:w="120"/>
@@ -5335,7 +5395,6 @@
               <w:bottom w:val="single" w:color="D0D7D3" w:sz="4"/>
               <w:right w:val="single" w:color="D0D7D3" w:sz="4"/>
             </w:tcBorders>
-            <w:shd w:fill="F6F8F7" w:color="auto" w:val="clear"/>
             <w:tcMar>
               <w:top w:type="dxa" w:w="80"/>
               <w:left w:type="dxa" w:w="120"/>
@@ -5364,7 +5423,6 @@
               <w:bottom w:val="single" w:color="D0D7D3" w:sz="4"/>
               <w:right w:val="single" w:color="D0D7D3" w:sz="4"/>
             </w:tcBorders>
-            <w:shd w:fill="F6F8F7" w:color="auto" w:val="clear"/>
             <w:tcMar>
               <w:top w:type="dxa" w:w="80"/>
               <w:left w:type="dxa" w:w="120"/>
@@ -5395,6 +5453,7 @@
               <w:bottom w:val="single" w:color="D0D7D3" w:sz="4"/>
               <w:right w:val="single" w:color="D0D7D3" w:sz="4"/>
             </w:tcBorders>
+            <w:shd w:fill="F6F8F7" w:color="auto" w:val="clear"/>
             <w:tcMar>
               <w:top w:type="dxa" w:w="80"/>
               <w:left w:type="dxa" w:w="120"/>
@@ -5423,6 +5482,7 @@
               <w:bottom w:val="single" w:color="D0D7D3" w:sz="4"/>
               <w:right w:val="single" w:color="D0D7D3" w:sz="4"/>
             </w:tcBorders>
+            <w:shd w:fill="F6F8F7" w:color="auto" w:val="clear"/>
             <w:tcMar>
               <w:top w:type="dxa" w:w="80"/>
               <w:left w:type="dxa" w:w="120"/>
@@ -5453,7 +5513,6 @@
               <w:bottom w:val="single" w:color="D0D7D3" w:sz="4"/>
               <w:right w:val="single" w:color="D0D7D3" w:sz="4"/>
             </w:tcBorders>
-            <w:shd w:fill="F6F8F7" w:color="auto" w:val="clear"/>
             <w:tcMar>
               <w:top w:type="dxa" w:w="80"/>
               <w:left w:type="dxa" w:w="120"/>
@@ -5482,7 +5541,6 @@
               <w:bottom w:val="single" w:color="D0D7D3" w:sz="4"/>
               <w:right w:val="single" w:color="D0D7D3" w:sz="4"/>
             </w:tcBorders>
-            <w:shd w:fill="F6F8F7" w:color="auto" w:val="clear"/>
             <w:tcMar>
               <w:top w:type="dxa" w:w="80"/>
               <w:left w:type="dxa" w:w="120"/>
@@ -5513,6 +5571,7 @@
               <w:bottom w:val="single" w:color="D0D7D3" w:sz="4"/>
               <w:right w:val="single" w:color="D0D7D3" w:sz="4"/>
             </w:tcBorders>
+            <w:shd w:fill="F6F8F7" w:color="auto" w:val="clear"/>
             <w:tcMar>
               <w:top w:type="dxa" w:w="80"/>
               <w:left w:type="dxa" w:w="120"/>
@@ -5541,6 +5600,7 @@
               <w:bottom w:val="single" w:color="D0D7D3" w:sz="4"/>
               <w:right w:val="single" w:color="D0D7D3" w:sz="4"/>
             </w:tcBorders>
+            <w:shd w:fill="F6F8F7" w:color="auto" w:val="clear"/>
             <w:tcMar>
               <w:top w:type="dxa" w:w="80"/>
               <w:left w:type="dxa" w:w="120"/>
@@ -5571,7 +5631,6 @@
               <w:bottom w:val="single" w:color="D0D7D3" w:sz="4"/>
               <w:right w:val="single" w:color="D0D7D3" w:sz="4"/>
             </w:tcBorders>
-            <w:shd w:fill="F6F8F7" w:color="auto" w:val="clear"/>
             <w:tcMar>
               <w:top w:type="dxa" w:w="80"/>
               <w:left w:type="dxa" w:w="120"/>
@@ -5600,7 +5659,6 @@
               <w:bottom w:val="single" w:color="D0D7D3" w:sz="4"/>
               <w:right w:val="single" w:color="D0D7D3" w:sz="4"/>
             </w:tcBorders>
-            <w:shd w:fill="F6F8F7" w:color="auto" w:val="clear"/>
             <w:tcMar>
               <w:top w:type="dxa" w:w="80"/>
               <w:left w:type="dxa" w:w="120"/>
@@ -5631,6 +5689,7 @@
               <w:bottom w:val="single" w:color="D0D7D3" w:sz="4"/>
               <w:right w:val="single" w:color="D0D7D3" w:sz="4"/>
             </w:tcBorders>
+            <w:shd w:fill="F6F8F7" w:color="auto" w:val="clear"/>
             <w:tcMar>
               <w:top w:type="dxa" w:w="80"/>
               <w:left w:type="dxa" w:w="120"/>
@@ -5659,6 +5718,7 @@
               <w:bottom w:val="single" w:color="D0D7D3" w:sz="4"/>
               <w:right w:val="single" w:color="D0D7D3" w:sz="4"/>
             </w:tcBorders>
+            <w:shd w:fill="F6F8F7" w:color="auto" w:val="clear"/>
             <w:tcMar>
               <w:top w:type="dxa" w:w="80"/>
               <w:left w:type="dxa" w:w="120"/>
@@ -5689,7 +5749,6 @@
               <w:bottom w:val="single" w:color="D0D7D3" w:sz="4"/>
               <w:right w:val="single" w:color="D0D7D3" w:sz="4"/>
             </w:tcBorders>
-            <w:shd w:fill="F6F8F7" w:color="auto" w:val="clear"/>
             <w:tcMar>
               <w:top w:type="dxa" w:w="80"/>
               <w:left w:type="dxa" w:w="120"/>
@@ -5718,7 +5777,6 @@
               <w:bottom w:val="single" w:color="D0D7D3" w:sz="4"/>
               <w:right w:val="single" w:color="D0D7D3" w:sz="4"/>
             </w:tcBorders>
-            <w:shd w:fill="F6F8F7" w:color="auto" w:val="clear"/>
             <w:tcMar>
               <w:top w:type="dxa" w:w="80"/>
               <w:left w:type="dxa" w:w="120"/>
@@ -5749,6 +5807,7 @@
               <w:bottom w:val="single" w:color="D0D7D3" w:sz="4"/>
               <w:right w:val="single" w:color="D0D7D3" w:sz="4"/>
             </w:tcBorders>
+            <w:shd w:fill="F6F8F7" w:color="auto" w:val="clear"/>
             <w:tcMar>
               <w:top w:type="dxa" w:w="80"/>
               <w:left w:type="dxa" w:w="120"/>
@@ -5777,6 +5836,7 @@
               <w:bottom w:val="single" w:color="D0D7D3" w:sz="4"/>
               <w:right w:val="single" w:color="D0D7D3" w:sz="4"/>
             </w:tcBorders>
+            <w:shd w:fill="F6F8F7" w:color="auto" w:val="clear"/>
             <w:tcMar>
               <w:top w:type="dxa" w:w="80"/>
               <w:left w:type="dxa" w:w="120"/>
@@ -5807,7 +5867,6 @@
               <w:bottom w:val="single" w:color="D0D7D3" w:sz="4"/>
               <w:right w:val="single" w:color="D0D7D3" w:sz="4"/>
             </w:tcBorders>
-            <w:shd w:fill="F6F8F7" w:color="auto" w:val="clear"/>
             <w:tcMar>
               <w:top w:type="dxa" w:w="80"/>
               <w:left w:type="dxa" w:w="120"/>
@@ -5836,7 +5895,6 @@
               <w:bottom w:val="single" w:color="D0D7D3" w:sz="4"/>
               <w:right w:val="single" w:color="D0D7D3" w:sz="4"/>
             </w:tcBorders>
-            <w:shd w:fill="F6F8F7" w:color="auto" w:val="clear"/>
             <w:tcMar>
               <w:top w:type="dxa" w:w="80"/>
               <w:left w:type="dxa" w:w="120"/>
@@ -5867,6 +5925,7 @@
               <w:bottom w:val="single" w:color="D0D7D3" w:sz="4"/>
               <w:right w:val="single" w:color="D0D7D3" w:sz="4"/>
             </w:tcBorders>
+            <w:shd w:fill="F6F8F7" w:color="auto" w:val="clear"/>
             <w:tcMar>
               <w:top w:type="dxa" w:w="80"/>
               <w:left w:type="dxa" w:w="120"/>
@@ -5895,6 +5954,7 @@
               <w:bottom w:val="single" w:color="D0D7D3" w:sz="4"/>
               <w:right w:val="single" w:color="D0D7D3" w:sz="4"/>
             </w:tcBorders>
+            <w:shd w:fill="F6F8F7" w:color="auto" w:val="clear"/>
             <w:tcMar>
               <w:top w:type="dxa" w:w="80"/>
               <w:left w:type="dxa" w:w="120"/>
@@ -5925,7 +5985,6 @@
               <w:bottom w:val="single" w:color="D0D7D3" w:sz="4"/>
               <w:right w:val="single" w:color="D0D7D3" w:sz="4"/>
             </w:tcBorders>
-            <w:shd w:fill="F6F8F7" w:color="auto" w:val="clear"/>
             <w:tcMar>
               <w:top w:type="dxa" w:w="80"/>
               <w:left w:type="dxa" w:w="120"/>
@@ -5954,7 +6013,6 @@
               <w:bottom w:val="single" w:color="D0D7D3" w:sz="4"/>
               <w:right w:val="single" w:color="D0D7D3" w:sz="4"/>
             </w:tcBorders>
-            <w:shd w:fill="F6F8F7" w:color="auto" w:val="clear"/>
             <w:tcMar>
               <w:top w:type="dxa" w:w="80"/>
               <w:left w:type="dxa" w:w="120"/>
@@ -5985,6 +6043,7 @@
               <w:bottom w:val="single" w:color="D0D7D3" w:sz="4"/>
               <w:right w:val="single" w:color="D0D7D3" w:sz="4"/>
             </w:tcBorders>
+            <w:shd w:fill="F6F8F7" w:color="auto" w:val="clear"/>
             <w:tcMar>
               <w:top w:type="dxa" w:w="80"/>
               <w:left w:type="dxa" w:w="120"/>
@@ -6013,6 +6072,7 @@
               <w:bottom w:val="single" w:color="D0D7D3" w:sz="4"/>
               <w:right w:val="single" w:color="D0D7D3" w:sz="4"/>
             </w:tcBorders>
+            <w:shd w:fill="F6F8F7" w:color="auto" w:val="clear"/>
             <w:tcMar>
               <w:top w:type="dxa" w:w="80"/>
               <w:left w:type="dxa" w:w="120"/>
@@ -6043,7 +6103,6 @@
               <w:bottom w:val="single" w:color="D0D7D3" w:sz="4"/>
               <w:right w:val="single" w:color="D0D7D3" w:sz="4"/>
             </w:tcBorders>
-            <w:shd w:fill="F6F8F7" w:color="auto" w:val="clear"/>
             <w:tcMar>
               <w:top w:type="dxa" w:w="80"/>
               <w:left w:type="dxa" w:w="120"/>
@@ -6072,7 +6131,6 @@
               <w:bottom w:val="single" w:color="D0D7D3" w:sz="4"/>
               <w:right w:val="single" w:color="D0D7D3" w:sz="4"/>
             </w:tcBorders>
-            <w:shd w:fill="F6F8F7" w:color="auto" w:val="clear"/>
             <w:tcMar>
               <w:top w:type="dxa" w:w="80"/>
               <w:left w:type="dxa" w:w="120"/>
@@ -6103,6 +6161,7 @@
               <w:bottom w:val="single" w:color="D0D7D3" w:sz="4"/>
               <w:right w:val="single" w:color="D0D7D3" w:sz="4"/>
             </w:tcBorders>
+            <w:shd w:fill="F6F8F7" w:color="auto" w:val="clear"/>
             <w:tcMar>
               <w:top w:type="dxa" w:w="80"/>
               <w:left w:type="dxa" w:w="120"/>
@@ -6131,6 +6190,7 @@
               <w:bottom w:val="single" w:color="D0D7D3" w:sz="4"/>
               <w:right w:val="single" w:color="D0D7D3" w:sz="4"/>
             </w:tcBorders>
+            <w:shd w:fill="F6F8F7" w:color="auto" w:val="clear"/>
             <w:tcMar>
               <w:top w:type="dxa" w:w="80"/>
               <w:left w:type="dxa" w:w="120"/>
@@ -6161,7 +6221,6 @@
               <w:bottom w:val="single" w:color="D0D7D3" w:sz="4"/>
               <w:right w:val="single" w:color="D0D7D3" w:sz="4"/>
             </w:tcBorders>
-            <w:shd w:fill="F6F8F7" w:color="auto" w:val="clear"/>
             <w:tcMar>
               <w:top w:type="dxa" w:w="80"/>
               <w:left w:type="dxa" w:w="120"/>
@@ -6190,7 +6249,6 @@
               <w:bottom w:val="single" w:color="D0D7D3" w:sz="4"/>
               <w:right w:val="single" w:color="D0D7D3" w:sz="4"/>
             </w:tcBorders>
-            <w:shd w:fill="F6F8F7" w:color="auto" w:val="clear"/>
             <w:tcMar>
               <w:top w:type="dxa" w:w="80"/>
               <w:left w:type="dxa" w:w="120"/>
@@ -6221,6 +6279,7 @@
               <w:bottom w:val="single" w:color="D0D7D3" w:sz="4"/>
               <w:right w:val="single" w:color="D0D7D3" w:sz="4"/>
             </w:tcBorders>
+            <w:shd w:fill="F6F8F7" w:color="auto" w:val="clear"/>
             <w:tcMar>
               <w:top w:type="dxa" w:w="80"/>
               <w:left w:type="dxa" w:w="120"/>
@@ -6249,6 +6308,7 @@
               <w:bottom w:val="single" w:color="D0D7D3" w:sz="4"/>
               <w:right w:val="single" w:color="D0D7D3" w:sz="4"/>
             </w:tcBorders>
+            <w:shd w:fill="F6F8F7" w:color="auto" w:val="clear"/>
             <w:tcMar>
               <w:top w:type="dxa" w:w="80"/>
               <w:left w:type="dxa" w:w="120"/>
@@ -6279,7 +6339,6 @@
               <w:bottom w:val="single" w:color="D0D7D3" w:sz="4"/>
               <w:right w:val="single" w:color="D0D7D3" w:sz="4"/>
             </w:tcBorders>
-            <w:shd w:fill="F6F8F7" w:color="auto" w:val="clear"/>
             <w:tcMar>
               <w:top w:type="dxa" w:w="80"/>
               <w:left w:type="dxa" w:w="120"/>
@@ -6308,7 +6367,6 @@
               <w:bottom w:val="single" w:color="D0D7D3" w:sz="4"/>
               <w:right w:val="single" w:color="D0D7D3" w:sz="4"/>
             </w:tcBorders>
-            <w:shd w:fill="F6F8F7" w:color="auto" w:val="clear"/>
             <w:tcMar>
               <w:top w:type="dxa" w:w="80"/>
               <w:left w:type="dxa" w:w="120"/>
@@ -6339,6 +6397,7 @@
               <w:bottom w:val="single" w:color="D0D7D3" w:sz="4"/>
               <w:right w:val="single" w:color="D0D7D3" w:sz="4"/>
             </w:tcBorders>
+            <w:shd w:fill="F6F8F7" w:color="auto" w:val="clear"/>
             <w:tcMar>
               <w:top w:type="dxa" w:w="80"/>
               <w:left w:type="dxa" w:w="120"/>
@@ -6367,6 +6426,7 @@
               <w:bottom w:val="single" w:color="D0D7D3" w:sz="4"/>
               <w:right w:val="single" w:color="D0D7D3" w:sz="4"/>
             </w:tcBorders>
+            <w:shd w:fill="F6F8F7" w:color="auto" w:val="clear"/>
             <w:tcMar>
               <w:top w:type="dxa" w:w="80"/>
               <w:left w:type="dxa" w:w="120"/>
@@ -6397,7 +6457,6 @@
               <w:bottom w:val="single" w:color="D0D7D3" w:sz="4"/>
               <w:right w:val="single" w:color="D0D7D3" w:sz="4"/>
             </w:tcBorders>
-            <w:shd w:fill="F6F8F7" w:color="auto" w:val="clear"/>
             <w:tcMar>
               <w:top w:type="dxa" w:w="80"/>
               <w:left w:type="dxa" w:w="120"/>
@@ -6426,7 +6485,6 @@
               <w:bottom w:val="single" w:color="D0D7D3" w:sz="4"/>
               <w:right w:val="single" w:color="D0D7D3" w:sz="4"/>
             </w:tcBorders>
-            <w:shd w:fill="F6F8F7" w:color="auto" w:val="clear"/>
             <w:tcMar>
               <w:top w:type="dxa" w:w="80"/>
               <w:left w:type="dxa" w:w="120"/>
@@ -6457,6 +6515,7 @@
               <w:bottom w:val="single" w:color="D0D7D3" w:sz="4"/>
               <w:right w:val="single" w:color="D0D7D3" w:sz="4"/>
             </w:tcBorders>
+            <w:shd w:fill="F6F8F7" w:color="auto" w:val="clear"/>
             <w:tcMar>
               <w:top w:type="dxa" w:w="80"/>
               <w:left w:type="dxa" w:w="120"/>
@@ -6485,6 +6544,7 @@
               <w:bottom w:val="single" w:color="D0D7D3" w:sz="4"/>
               <w:right w:val="single" w:color="D0D7D3" w:sz="4"/>
             </w:tcBorders>
+            <w:shd w:fill="F6F8F7" w:color="auto" w:val="clear"/>
             <w:tcMar>
               <w:top w:type="dxa" w:w="80"/>
               <w:left w:type="dxa" w:w="120"/>
@@ -6515,7 +6575,6 @@
               <w:bottom w:val="single" w:color="D0D7D3" w:sz="4"/>
               <w:right w:val="single" w:color="D0D7D3" w:sz="4"/>
             </w:tcBorders>
-            <w:shd w:fill="F6F8F7" w:color="auto" w:val="clear"/>
             <w:tcMar>
               <w:top w:type="dxa" w:w="80"/>
               <w:left w:type="dxa" w:w="120"/>
@@ -6544,7 +6603,6 @@
               <w:bottom w:val="single" w:color="D0D7D3" w:sz="4"/>
               <w:right w:val="single" w:color="D0D7D3" w:sz="4"/>
             </w:tcBorders>
-            <w:shd w:fill="F6F8F7" w:color="auto" w:val="clear"/>
             <w:tcMar>
               <w:top w:type="dxa" w:w="80"/>
               <w:left w:type="dxa" w:w="120"/>
@@ -6575,6 +6633,7 @@
               <w:bottom w:val="single" w:color="D0D7D3" w:sz="4"/>
               <w:right w:val="single" w:color="D0D7D3" w:sz="4"/>
             </w:tcBorders>
+            <w:shd w:fill="F6F8F7" w:color="auto" w:val="clear"/>
             <w:tcMar>
               <w:top w:type="dxa" w:w="80"/>
               <w:left w:type="dxa" w:w="120"/>
@@ -6603,6 +6662,7 @@
               <w:bottom w:val="single" w:color="D0D7D3" w:sz="4"/>
               <w:right w:val="single" w:color="D0D7D3" w:sz="4"/>
             </w:tcBorders>
+            <w:shd w:fill="F6F8F7" w:color="auto" w:val="clear"/>
             <w:tcMar>
               <w:top w:type="dxa" w:w="80"/>
               <w:left w:type="dxa" w:w="120"/>
@@ -6633,7 +6693,6 @@
               <w:bottom w:val="single" w:color="D0D7D3" w:sz="4"/>
               <w:right w:val="single" w:color="D0D7D3" w:sz="4"/>
             </w:tcBorders>
-            <w:shd w:fill="F6F8F7" w:color="auto" w:val="clear"/>
             <w:tcMar>
               <w:top w:type="dxa" w:w="80"/>
               <w:left w:type="dxa" w:w="120"/>
@@ -6662,7 +6721,6 @@
               <w:bottom w:val="single" w:color="D0D7D3" w:sz="4"/>
               <w:right w:val="single" w:color="D0D7D3" w:sz="4"/>
             </w:tcBorders>
-            <w:shd w:fill="F6F8F7" w:color="auto" w:val="clear"/>
             <w:tcMar>
               <w:top w:type="dxa" w:w="80"/>
               <w:left w:type="dxa" w:w="120"/>
@@ -6693,6 +6751,7 @@
               <w:bottom w:val="single" w:color="D0D7D3" w:sz="4"/>
               <w:right w:val="single" w:color="D0D7D3" w:sz="4"/>
             </w:tcBorders>
+            <w:shd w:fill="F6F8F7" w:color="auto" w:val="clear"/>
             <w:tcMar>
               <w:top w:type="dxa" w:w="80"/>
               <w:left w:type="dxa" w:w="120"/>
@@ -6721,6 +6780,7 @@
               <w:bottom w:val="single" w:color="D0D7D3" w:sz="4"/>
               <w:right w:val="single" w:color="D0D7D3" w:sz="4"/>
             </w:tcBorders>
+            <w:shd w:fill="F6F8F7" w:color="auto" w:val="clear"/>
             <w:tcMar>
               <w:top w:type="dxa" w:w="80"/>
               <w:left w:type="dxa" w:w="120"/>
@@ -6751,7 +6811,6 @@
               <w:bottom w:val="single" w:color="D0D7D3" w:sz="4"/>
               <w:right w:val="single" w:color="D0D7D3" w:sz="4"/>
             </w:tcBorders>
-            <w:shd w:fill="F6F8F7" w:color="auto" w:val="clear"/>
             <w:tcMar>
               <w:top w:type="dxa" w:w="80"/>
               <w:left w:type="dxa" w:w="120"/>
@@ -6780,7 +6839,6 @@
               <w:bottom w:val="single" w:color="D0D7D3" w:sz="4"/>
               <w:right w:val="single" w:color="D0D7D3" w:sz="4"/>
             </w:tcBorders>
-            <w:shd w:fill="F6F8F7" w:color="auto" w:val="clear"/>
             <w:tcMar>
               <w:top w:type="dxa" w:w="80"/>
               <w:left w:type="dxa" w:w="120"/>
@@ -6811,6 +6869,7 @@
               <w:bottom w:val="single" w:color="D0D7D3" w:sz="4"/>
               <w:right w:val="single" w:color="D0D7D3" w:sz="4"/>
             </w:tcBorders>
+            <w:shd w:fill="F6F8F7" w:color="auto" w:val="clear"/>
             <w:tcMar>
               <w:top w:type="dxa" w:w="80"/>
               <w:left w:type="dxa" w:w="120"/>
@@ -6839,6 +6898,7 @@
               <w:bottom w:val="single" w:color="D0D7D3" w:sz="4"/>
               <w:right w:val="single" w:color="D0D7D3" w:sz="4"/>
             </w:tcBorders>
+            <w:shd w:fill="F6F8F7" w:color="auto" w:val="clear"/>
             <w:tcMar>
               <w:top w:type="dxa" w:w="80"/>
               <w:left w:type="dxa" w:w="120"/>
@@ -6869,7 +6929,6 @@
               <w:bottom w:val="single" w:color="D0D7D3" w:sz="4"/>
               <w:right w:val="single" w:color="D0D7D3" w:sz="4"/>
             </w:tcBorders>
-            <w:shd w:fill="F6F8F7" w:color="auto" w:val="clear"/>
             <w:tcMar>
               <w:top w:type="dxa" w:w="80"/>
               <w:left w:type="dxa" w:w="120"/>
@@ -6898,7 +6957,6 @@
               <w:bottom w:val="single" w:color="D0D7D3" w:sz="4"/>
               <w:right w:val="single" w:color="D0D7D3" w:sz="4"/>
             </w:tcBorders>
-            <w:shd w:fill="F6F8F7" w:color="auto" w:val="clear"/>
             <w:tcMar>
               <w:top w:type="dxa" w:w="80"/>
               <w:left w:type="dxa" w:w="120"/>
@@ -6929,6 +6987,7 @@
               <w:bottom w:val="single" w:color="D0D7D3" w:sz="4"/>
               <w:right w:val="single" w:color="D0D7D3" w:sz="4"/>
             </w:tcBorders>
+            <w:shd w:fill="F6F8F7" w:color="auto" w:val="clear"/>
             <w:tcMar>
               <w:top w:type="dxa" w:w="80"/>
               <w:left w:type="dxa" w:w="120"/>
@@ -6957,6 +7016,7 @@
               <w:bottom w:val="single" w:color="D0D7D3" w:sz="4"/>
               <w:right w:val="single" w:color="D0D7D3" w:sz="4"/>
             </w:tcBorders>
+            <w:shd w:fill="F6F8F7" w:color="auto" w:val="clear"/>
             <w:tcMar>
               <w:top w:type="dxa" w:w="80"/>
               <w:left w:type="dxa" w:w="120"/>
@@ -6987,7 +7047,6 @@
               <w:bottom w:val="single" w:color="D0D7D3" w:sz="4"/>
               <w:right w:val="single" w:color="D0D7D3" w:sz="4"/>
             </w:tcBorders>
-            <w:shd w:fill="F6F8F7" w:color="auto" w:val="clear"/>
             <w:tcMar>
               <w:top w:type="dxa" w:w="80"/>
               <w:left w:type="dxa" w:w="120"/>
@@ -7016,7 +7075,6 @@
               <w:bottom w:val="single" w:color="D0D7D3" w:sz="4"/>
               <w:right w:val="single" w:color="D0D7D3" w:sz="4"/>
             </w:tcBorders>
-            <w:shd w:fill="F6F8F7" w:color="auto" w:val="clear"/>
             <w:tcMar>
               <w:top w:type="dxa" w:w="80"/>
               <w:left w:type="dxa" w:w="120"/>
@@ -7047,6 +7105,7 @@
               <w:bottom w:val="single" w:color="D0D7D3" w:sz="4"/>
               <w:right w:val="single" w:color="D0D7D3" w:sz="4"/>
             </w:tcBorders>
+            <w:shd w:fill="F6F8F7" w:color="auto" w:val="clear"/>
             <w:tcMar>
               <w:top w:type="dxa" w:w="80"/>
               <w:left w:type="dxa" w:w="120"/>
@@ -7075,6 +7134,7 @@
               <w:bottom w:val="single" w:color="D0D7D3" w:sz="4"/>
               <w:right w:val="single" w:color="D0D7D3" w:sz="4"/>
             </w:tcBorders>
+            <w:shd w:fill="F6F8F7" w:color="auto" w:val="clear"/>
             <w:tcMar>
               <w:top w:type="dxa" w:w="80"/>
               <w:left w:type="dxa" w:w="120"/>
@@ -7105,7 +7165,6 @@
               <w:bottom w:val="single" w:color="D0D7D3" w:sz="4"/>
               <w:right w:val="single" w:color="D0D7D3" w:sz="4"/>
             </w:tcBorders>
-            <w:shd w:fill="F6F8F7" w:color="auto" w:val="clear"/>
             <w:tcMar>
               <w:top w:type="dxa" w:w="80"/>
               <w:left w:type="dxa" w:w="120"/>
@@ -7134,7 +7193,6 @@
               <w:bottom w:val="single" w:color="D0D7D3" w:sz="4"/>
               <w:right w:val="single" w:color="D0D7D3" w:sz="4"/>
             </w:tcBorders>
-            <w:shd w:fill="F6F8F7" w:color="auto" w:val="clear"/>
             <w:tcMar>
               <w:top w:type="dxa" w:w="80"/>
               <w:left w:type="dxa" w:w="120"/>
@@ -7165,6 +7223,7 @@
               <w:bottom w:val="single" w:color="D0D7D3" w:sz="4"/>
               <w:right w:val="single" w:color="D0D7D3" w:sz="4"/>
             </w:tcBorders>
+            <w:shd w:fill="F6F8F7" w:color="auto" w:val="clear"/>
             <w:tcMar>
               <w:top w:type="dxa" w:w="80"/>
               <w:left w:type="dxa" w:w="120"/>
@@ -7193,6 +7252,7 @@
               <w:bottom w:val="single" w:color="D0D7D3" w:sz="4"/>
               <w:right w:val="single" w:color="D0D7D3" w:sz="4"/>
             </w:tcBorders>
+            <w:shd w:fill="F6F8F7" w:color="auto" w:val="clear"/>
             <w:tcMar>
               <w:top w:type="dxa" w:w="80"/>
               <w:left w:type="dxa" w:w="120"/>
@@ -7223,7 +7283,6 @@
               <w:bottom w:val="single" w:color="D0D7D3" w:sz="4"/>
               <w:right w:val="single" w:color="D0D7D3" w:sz="4"/>
             </w:tcBorders>
-            <w:shd w:fill="F6F8F7" w:color="auto" w:val="clear"/>
             <w:tcMar>
               <w:top w:type="dxa" w:w="80"/>
               <w:left w:type="dxa" w:w="120"/>
@@ -7252,7 +7311,6 @@
               <w:bottom w:val="single" w:color="D0D7D3" w:sz="4"/>
               <w:right w:val="single" w:color="D0D7D3" w:sz="4"/>
             </w:tcBorders>
-            <w:shd w:fill="F6F8F7" w:color="auto" w:val="clear"/>
             <w:tcMar>
               <w:top w:type="dxa" w:w="80"/>
               <w:left w:type="dxa" w:w="120"/>
@@ -7283,6 +7341,7 @@
               <w:bottom w:val="single" w:color="D0D7D3" w:sz="4"/>
               <w:right w:val="single" w:color="D0D7D3" w:sz="4"/>
             </w:tcBorders>
+            <w:shd w:fill="F6F8F7" w:color="auto" w:val="clear"/>
             <w:tcMar>
               <w:top w:type="dxa" w:w="80"/>
               <w:left w:type="dxa" w:w="120"/>
@@ -7311,6 +7370,7 @@
               <w:bottom w:val="single" w:color="D0D7D3" w:sz="4"/>
               <w:right w:val="single" w:color="D0D7D3" w:sz="4"/>
             </w:tcBorders>
+            <w:shd w:fill="F6F8F7" w:color="auto" w:val="clear"/>
             <w:tcMar>
               <w:top w:type="dxa" w:w="80"/>
               <w:left w:type="dxa" w:w="120"/>
@@ -7341,7 +7401,6 @@
               <w:bottom w:val="single" w:color="D0D7D3" w:sz="4"/>
               <w:right w:val="single" w:color="D0D7D3" w:sz="4"/>
             </w:tcBorders>
-            <w:shd w:fill="F6F8F7" w:color="auto" w:val="clear"/>
             <w:tcMar>
               <w:top w:type="dxa" w:w="80"/>
               <w:left w:type="dxa" w:w="120"/>
@@ -7370,7 +7429,6 @@
               <w:bottom w:val="single" w:color="D0D7D3" w:sz="4"/>
               <w:right w:val="single" w:color="D0D7D3" w:sz="4"/>
             </w:tcBorders>
-            <w:shd w:fill="F6F8F7" w:color="auto" w:val="clear"/>
             <w:tcMar>
               <w:top w:type="dxa" w:w="80"/>
               <w:left w:type="dxa" w:w="120"/>
@@ -7401,6 +7459,7 @@
               <w:bottom w:val="single" w:color="D0D7D3" w:sz="4"/>
               <w:right w:val="single" w:color="D0D7D3" w:sz="4"/>
             </w:tcBorders>
+            <w:shd w:fill="F6F8F7" w:color="auto" w:val="clear"/>
             <w:tcMar>
               <w:top w:type="dxa" w:w="80"/>
               <w:left w:type="dxa" w:w="120"/>
@@ -7429,6 +7488,7 @@
               <w:bottom w:val="single" w:color="D0D7D3" w:sz="4"/>
               <w:right w:val="single" w:color="D0D7D3" w:sz="4"/>
             </w:tcBorders>
+            <w:shd w:fill="F6F8F7" w:color="auto" w:val="clear"/>
             <w:tcMar>
               <w:top w:type="dxa" w:w="80"/>
               <w:left w:type="dxa" w:w="120"/>
@@ -7459,7 +7519,6 @@
               <w:bottom w:val="single" w:color="D0D7D3" w:sz="4"/>
               <w:right w:val="single" w:color="D0D7D3" w:sz="4"/>
             </w:tcBorders>
-            <w:shd w:fill="F6F8F7" w:color="auto" w:val="clear"/>
             <w:tcMar>
               <w:top w:type="dxa" w:w="80"/>
               <w:left w:type="dxa" w:w="120"/>
@@ -7488,7 +7547,6 @@
               <w:bottom w:val="single" w:color="D0D7D3" w:sz="4"/>
               <w:right w:val="single" w:color="D0D7D3" w:sz="4"/>
             </w:tcBorders>
-            <w:shd w:fill="F6F8F7" w:color="auto" w:val="clear"/>
             <w:tcMar>
               <w:top w:type="dxa" w:w="80"/>
               <w:left w:type="dxa" w:w="120"/>
@@ -7519,6 +7577,7 @@
               <w:bottom w:val="single" w:color="D0D7D3" w:sz="4"/>
               <w:right w:val="single" w:color="D0D7D3" w:sz="4"/>
             </w:tcBorders>
+            <w:shd w:fill="F6F8F7" w:color="auto" w:val="clear"/>
             <w:tcMar>
               <w:top w:type="dxa" w:w="80"/>
               <w:left w:type="dxa" w:w="120"/>
@@ -7547,6 +7606,7 @@
               <w:bottom w:val="single" w:color="D0D7D3" w:sz="4"/>
               <w:right w:val="single" w:color="D0D7D3" w:sz="4"/>
             </w:tcBorders>
+            <w:shd w:fill="F6F8F7" w:color="auto" w:val="clear"/>
             <w:tcMar>
               <w:top w:type="dxa" w:w="80"/>
               <w:left w:type="dxa" w:w="120"/>
@@ -7577,7 +7637,6 @@
               <w:bottom w:val="single" w:color="D0D7D3" w:sz="4"/>
               <w:right w:val="single" w:color="D0D7D3" w:sz="4"/>
             </w:tcBorders>
-            <w:shd w:fill="F6F8F7" w:color="auto" w:val="clear"/>
             <w:tcMar>
               <w:top w:type="dxa" w:w="80"/>
               <w:left w:type="dxa" w:w="120"/>
@@ -7606,7 +7665,6 @@
               <w:bottom w:val="single" w:color="D0D7D3" w:sz="4"/>
               <w:right w:val="single" w:color="D0D7D3" w:sz="4"/>
             </w:tcBorders>
-            <w:shd w:fill="F6F8F7" w:color="auto" w:val="clear"/>
             <w:tcMar>
               <w:top w:type="dxa" w:w="80"/>
               <w:left w:type="dxa" w:w="120"/>
@@ -7637,6 +7695,7 @@
               <w:bottom w:val="single" w:color="D0D7D3" w:sz="4"/>
               <w:right w:val="single" w:color="D0D7D3" w:sz="4"/>
             </w:tcBorders>
+            <w:shd w:fill="F6F8F7" w:color="auto" w:val="clear"/>
             <w:tcMar>
               <w:top w:type="dxa" w:w="80"/>
               <w:left w:type="dxa" w:w="120"/>
@@ -7665,6 +7724,7 @@
               <w:bottom w:val="single" w:color="D0D7D3" w:sz="4"/>
               <w:right w:val="single" w:color="D0D7D3" w:sz="4"/>
             </w:tcBorders>
+            <w:shd w:fill="F6F8F7" w:color="auto" w:val="clear"/>
             <w:tcMar>
               <w:top w:type="dxa" w:w="80"/>
               <w:left w:type="dxa" w:w="120"/>
@@ -7695,7 +7755,6 @@
               <w:bottom w:val="single" w:color="D0D7D3" w:sz="4"/>
               <w:right w:val="single" w:color="D0D7D3" w:sz="4"/>
             </w:tcBorders>
-            <w:shd w:fill="F6F8F7" w:color="auto" w:val="clear"/>
             <w:tcMar>
               <w:top w:type="dxa" w:w="80"/>
               <w:left w:type="dxa" w:w="120"/>
@@ -7724,7 +7783,6 @@
               <w:bottom w:val="single" w:color="D0D7D3" w:sz="4"/>
               <w:right w:val="single" w:color="D0D7D3" w:sz="4"/>
             </w:tcBorders>
-            <w:shd w:fill="F6F8F7" w:color="auto" w:val="clear"/>
             <w:tcMar>
               <w:top w:type="dxa" w:w="80"/>
               <w:left w:type="dxa" w:w="120"/>
@@ -7755,6 +7813,7 @@
               <w:bottom w:val="single" w:color="D0D7D3" w:sz="4"/>
               <w:right w:val="single" w:color="D0D7D3" w:sz="4"/>
             </w:tcBorders>
+            <w:shd w:fill="F6F8F7" w:color="auto" w:val="clear"/>
             <w:tcMar>
               <w:top w:type="dxa" w:w="80"/>
               <w:left w:type="dxa" w:w="120"/>
@@ -7783,6 +7842,7 @@
               <w:bottom w:val="single" w:color="D0D7D3" w:sz="4"/>
               <w:right w:val="single" w:color="D0D7D3" w:sz="4"/>
             </w:tcBorders>
+            <w:shd w:fill="F6F8F7" w:color="auto" w:val="clear"/>
             <w:tcMar>
               <w:top w:type="dxa" w:w="80"/>
               <w:left w:type="dxa" w:w="120"/>
@@ -7813,7 +7873,6 @@
               <w:bottom w:val="single" w:color="D0D7D3" w:sz="4"/>
               <w:right w:val="single" w:color="D0D7D3" w:sz="4"/>
             </w:tcBorders>
-            <w:shd w:fill="F6F8F7" w:color="auto" w:val="clear"/>
             <w:tcMar>
               <w:top w:type="dxa" w:w="80"/>
               <w:left w:type="dxa" w:w="120"/>
@@ -7842,7 +7901,6 @@
               <w:bottom w:val="single" w:color="D0D7D3" w:sz="4"/>
               <w:right w:val="single" w:color="D0D7D3" w:sz="4"/>
             </w:tcBorders>
-            <w:shd w:fill="F6F8F7" w:color="auto" w:val="clear"/>
             <w:tcMar>
               <w:top w:type="dxa" w:w="80"/>
               <w:left w:type="dxa" w:w="120"/>
@@ -7873,6 +7931,7 @@
               <w:bottom w:val="single" w:color="D0D7D3" w:sz="4"/>
               <w:right w:val="single" w:color="D0D7D3" w:sz="4"/>
             </w:tcBorders>
+            <w:shd w:fill="F6F8F7" w:color="auto" w:val="clear"/>
             <w:tcMar>
               <w:top w:type="dxa" w:w="80"/>
               <w:left w:type="dxa" w:w="120"/>
@@ -7901,6 +7960,7 @@
               <w:bottom w:val="single" w:color="D0D7D3" w:sz="4"/>
               <w:right w:val="single" w:color="D0D7D3" w:sz="4"/>
             </w:tcBorders>
+            <w:shd w:fill="F6F8F7" w:color="auto" w:val="clear"/>
             <w:tcMar>
               <w:top w:type="dxa" w:w="80"/>
               <w:left w:type="dxa" w:w="120"/>
@@ -7931,7 +7991,6 @@
               <w:bottom w:val="single" w:color="D0D7D3" w:sz="4"/>
               <w:right w:val="single" w:color="D0D7D3" w:sz="4"/>
             </w:tcBorders>
-            <w:shd w:fill="F6F8F7" w:color="auto" w:val="clear"/>
             <w:tcMar>
               <w:top w:type="dxa" w:w="80"/>
               <w:left w:type="dxa" w:w="120"/>
@@ -7960,7 +8019,6 @@
               <w:bottom w:val="single" w:color="D0D7D3" w:sz="4"/>
               <w:right w:val="single" w:color="D0D7D3" w:sz="4"/>
             </w:tcBorders>
-            <w:shd w:fill="F6F8F7" w:color="auto" w:val="clear"/>
             <w:tcMar>
               <w:top w:type="dxa" w:w="80"/>
               <w:left w:type="dxa" w:w="120"/>
@@ -7991,6 +8049,7 @@
               <w:bottom w:val="single" w:color="D0D7D3" w:sz="4"/>
               <w:right w:val="single" w:color="D0D7D3" w:sz="4"/>
             </w:tcBorders>
+            <w:shd w:fill="F6F8F7" w:color="auto" w:val="clear"/>
             <w:tcMar>
               <w:top w:type="dxa" w:w="80"/>
               <w:left w:type="dxa" w:w="120"/>
@@ -8019,6 +8078,7 @@
               <w:bottom w:val="single" w:color="D0D7D3" w:sz="4"/>
               <w:right w:val="single" w:color="D0D7D3" w:sz="4"/>
             </w:tcBorders>
+            <w:shd w:fill="F6F8F7" w:color="auto" w:val="clear"/>
             <w:tcMar>
               <w:top w:type="dxa" w:w="80"/>
               <w:left w:type="dxa" w:w="120"/>
@@ -8049,7 +8109,6 @@
               <w:bottom w:val="single" w:color="D0D7D3" w:sz="4"/>
               <w:right w:val="single" w:color="D0D7D3" w:sz="4"/>
             </w:tcBorders>
-            <w:shd w:fill="F6F8F7" w:color="auto" w:val="clear"/>
             <w:tcMar>
               <w:top w:type="dxa" w:w="80"/>
               <w:left w:type="dxa" w:w="120"/>
@@ -8078,7 +8137,6 @@
               <w:bottom w:val="single" w:color="D0D7D3" w:sz="4"/>
               <w:right w:val="single" w:color="D0D7D3" w:sz="4"/>
             </w:tcBorders>
-            <w:shd w:fill="F6F8F7" w:color="auto" w:val="clear"/>
             <w:tcMar>
               <w:top w:type="dxa" w:w="80"/>
               <w:left w:type="dxa" w:w="120"/>
@@ -8109,6 +8167,7 @@
               <w:bottom w:val="single" w:color="D0D7D3" w:sz="4"/>
               <w:right w:val="single" w:color="D0D7D3" w:sz="4"/>
             </w:tcBorders>
+            <w:shd w:fill="F6F8F7" w:color="auto" w:val="clear"/>
             <w:tcMar>
               <w:top w:type="dxa" w:w="80"/>
               <w:left w:type="dxa" w:w="120"/>
@@ -8137,6 +8196,7 @@
               <w:bottom w:val="single" w:color="D0D7D3" w:sz="4"/>
               <w:right w:val="single" w:color="D0D7D3" w:sz="4"/>
             </w:tcBorders>
+            <w:shd w:fill="F6F8F7" w:color="auto" w:val="clear"/>
             <w:tcMar>
               <w:top w:type="dxa" w:w="80"/>
               <w:left w:type="dxa" w:w="120"/>
@@ -8167,7 +8227,6 @@
               <w:bottom w:val="single" w:color="D0D7D3" w:sz="4"/>
               <w:right w:val="single" w:color="D0D7D3" w:sz="4"/>
             </w:tcBorders>
-            <w:shd w:fill="F6F8F7" w:color="auto" w:val="clear"/>
             <w:tcMar>
               <w:top w:type="dxa" w:w="80"/>
               <w:left w:type="dxa" w:w="120"/>
@@ -8196,7 +8255,6 @@
               <w:bottom w:val="single" w:color="D0D7D3" w:sz="4"/>
               <w:right w:val="single" w:color="D0D7D3" w:sz="4"/>
             </w:tcBorders>
-            <w:shd w:fill="F6F8F7" w:color="auto" w:val="clear"/>
             <w:tcMar>
               <w:top w:type="dxa" w:w="80"/>
               <w:left w:type="dxa" w:w="120"/>
